--- a/pr-preview/pr-213/chapters/citations-evidence-tracked-changes.docx
+++ b/pr-preview/pr-213/chapters/citations-evidence-tracked-changes.docx
@@ -16,7 +16,7 @@
       </w:pPr>
       <w:del w:id="1" w:author="PR Preview" w:date="2026-01-01T00:00:00Z">
         <w:r>
-          <w:delText xml:space="preserve">Last modified: 2026-10-15 22:11:04 (PDT)</w:delText>
+          <w:delText xml:space="preserve">Last modified: 2026-10-15 23:42:45 (PDT)</w:delText>
         </w:r>
       </w:del>
     </w:p>
@@ -26,7 +26,7 @@
       </w:pPr>
       <w:ins w:id="2" w:author="PR Preview" w:date="2026-01-01T00:00:00Z">
         <w:r>
-          <w:t xml:space="preserve">Last modified: 2026-10-15 23:21:43 (PDT)</w:t>
+          <w:t xml:space="preserve">Last modified: 2026-10-16 00:04:38 (PDT)</w:t>
         </w:r>
       </w:ins>
     </w:p>
@@ -4265,6 +4265,26 @@
       </w:pPr>
       <w:ins w:id="52" w:author="PR Preview" w:date="2026-01-01T00:00:00Z">
         <w:r>
+          <w:t xml:space="preserve">A work you wrote with people outside your group is the exception:</w:t>
+        </w:r>
+      </w:ins>
+      <w:ins w:id="53" w:author="PR Preview" w:date="2026-01-01T00:00:00Z">
+        <w:r>
+          <w:t xml:space="preserve"> </w:t>
+        </w:r>
+      </w:ins>
+      <w:ins w:id="54" w:author="PR Preview" w:date="2026-01-01T00:00:00Z">
+        <w:r>
+          <w:t xml:space="preserve">credit those co-authors by name when you reuse their words or lectures.</w:t>
+        </w:r>
+      </w:ins>
+    </w:p>
+    <w:p>
+      <w:pPr>
+        <w:pStyle w:val="BodyText"/>
+      </w:pPr>
+      <w:ins w:id="55" w:author="PR Preview" w:date="2026-01-01T00:00:00Z">
+        <w:r>
           <w:t xml:space="preserve">Carry over what the source itself credits:</w:t>
         </w:r>
       </w:ins>
@@ -4315,7 +4335,7 @@
       <w:pPr>
         <w:pStyle w:val="FirstParagraph"/>
       </w:pPr>
-      <w:del w:id="53" w:author="PR Preview" w:date="2026-01-01T00:00:00Z">
+      <w:del w:id="56" w:author="PR Preview" w:date="2026-01-01T00:00:00Z">
         <w:r>
           <w:delText xml:space="preserve">The exception has two limits:</w:delText>
         </w:r>
@@ -4329,43 +4349,19 @@
           <w:numId w:val="1022"/>
         </w:numPr>
       </w:pPr>
-      <w:del w:id="54" w:author="PR Preview" w:date="2026-01-01T00:00:00Z">
+      <w:del w:id="57" w:author="PR Preview" w:date="2026-01-01T00:00:00Z">
         <w:r>
           <w:delText xml:space="preserve">It does not forbid a credit.</w:delText>
-        </w:r>
-      </w:del>
-      <w:del w:id="55" w:author="PR Preview" w:date="2026-01-01T00:00:00Z">
-        <w:r>
-          <w:delText xml:space="preserve"> </w:delText>
-        </w:r>
-      </w:del>
-      <w:del w:id="56" w:author="PR Preview" w:date="2026-01-01T00:00:00Z">
-        <w:r>
-          <w:delText xml:space="preserve">Leave the sister-repository credit out of new work,</w:delText>
-        </w:r>
-      </w:del>
-      <w:del w:id="57" w:author="PR Preview" w:date="2026-01-01T00:00:00Z">
-        <w:r>
-          <w:delText xml:space="preserve"> </w:delText>
         </w:r>
       </w:del>
       <w:del w:id="58" w:author="PR Preview" w:date="2026-01-01T00:00:00Z">
         <w:r>
-          <w:delText xml:space="preserve">but do not strip an existing credit unless the maintainer asks.</w:delText>
+          <w:delText xml:space="preserve"> </w:delText>
         </w:r>
       </w:del>
-    </w:p>
-    <w:p>
-      <w:pPr>
-        <w:pStyle w:val="Compact"/>
-        <w:numPr>
-          <w:ilvl w:val="0"/>
-          <w:numId w:val="1022"/>
-        </w:numPr>
-      </w:pPr>
       <w:del w:id="59" w:author="PR Preview" w:date="2026-01-01T00:00:00Z">
         <w:r>
-          <w:delText xml:space="preserve">It does not touch a link to a sister site that sends the reader to further reading.</w:delText>
+          <w:delText xml:space="preserve">Leave the sister-repository credit out of new work,</w:delText>
         </w:r>
       </w:del>
       <w:del w:id="60" w:author="PR Preview" w:date="2026-01-01T00:00:00Z">
@@ -4375,6 +4371,30 @@
       </w:del>
       <w:del w:id="61" w:author="PR Preview" w:date="2026-01-01T00:00:00Z">
         <w:r>
+          <w:delText xml:space="preserve">but do not strip an existing credit unless the maintainer asks.</w:delText>
+        </w:r>
+      </w:del>
+    </w:p>
+    <w:p>
+      <w:pPr>
+        <w:pStyle w:val="Compact"/>
+        <w:numPr>
+          <w:ilvl w:val="0"/>
+          <w:numId w:val="1022"/>
+        </w:numPr>
+      </w:pPr>
+      <w:del w:id="62" w:author="PR Preview" w:date="2026-01-01T00:00:00Z">
+        <w:r>
+          <w:delText xml:space="preserve">It does not touch a link to a sister site that sends the reader to further reading.</w:delText>
+        </w:r>
+      </w:del>
+      <w:del w:id="63" w:author="PR Preview" w:date="2026-01-01T00:00:00Z">
+        <w:r>
+          <w:delText xml:space="preserve"> </w:delText>
+        </w:r>
+      </w:del>
+      <w:del w:id="64" w:author="PR Preview" w:date="2026-01-01T00:00:00Z">
+        <w:r>
           <w:delText xml:space="preserve">That link is a cross-reference, not an attribution.</w:delText>
         </w:r>
       </w:del>
@@ -4383,17 +4403,17 @@
       <w:pPr>
         <w:pStyle w:val="FirstParagraph"/>
       </w:pPr>
-      <w:ins w:id="62" w:author="PR Preview" w:date="2026-01-01T00:00:00Z">
+      <w:ins w:id="65" w:author="PR Preview" w:date="2026-01-01T00:00:00Z">
         <w:r>
           <w:t xml:space="preserve">A link to a sister site that sends the reader to further reading is a cross-reference, not an attribution.</w:t>
         </w:r>
       </w:ins>
-      <w:ins w:id="63" w:author="PR Preview" w:date="2026-01-01T00:00:00Z">
+      <w:ins w:id="66" w:author="PR Preview" w:date="2026-01-01T00:00:00Z">
         <w:r>
           <w:t xml:space="preserve"> </w:t>
         </w:r>
       </w:ins>
-      <w:ins w:id="64" w:author="PR Preview" w:date="2026-01-01T00:00:00Z">
+      <w:ins w:id="67" w:author="PR Preview" w:date="2026-01-01T00:00:00Z">
         <w:r>
           <w:t xml:space="preserve">Keep it.</w:t>
         </w:r>
@@ -4403,7 +4423,7 @@
       <w:pPr>
         <w:pStyle w:val="BodyText"/>
       </w:pPr>
-      <w:ins w:id="65" w:author="PR Preview" w:date="2026-01-01T00:00:00Z">
+      <w:ins w:id="68" w:author="PR Preview" w:date="2026-01-01T00:00:00Z">
         <w:r>
           <w:t xml:space="preserve">When you find an existing credit to your own work, remove it and leave the link.</w:t>
         </w:r>

--- a/pr-preview/pr-213/chapters/citations-evidence-tracked-changes.docx
+++ b/pr-preview/pr-213/chapters/citations-evidence-tracked-changes.docx
@@ -26,7 +26,7 @@
       </w:pPr>
       <w:ins w:id="2" w:author="PR Preview" w:date="2026-01-01T00:00:00Z">
         <w:r>
-          <w:t xml:space="preserve">Last modified: 2026-10-16 00:04:38 (PDT)</w:t>
+          <w:t xml:space="preserve">Last modified: 2026-10-16 00:10:54 (PDT)</w:t>
         </w:r>
       </w:ins>
     </w:p>
@@ -4060,7 +4060,7 @@
       </w:pPr>
       <w:ins w:id="24" w:author="PR Preview" w:date="2026-01-01T00:00:00Z">
         <w:r>
-          <w:t xml:space="preserve">A formal acknowledgment tells the reader the material came from someone else.</w:t>
+          <w:t xml:space="preserve">A formal acknowledgment tells the reader the material came from someone else,</w:t>
         </w:r>
       </w:ins>
       <w:ins w:id="25" w:author="PR Preview" w:date="2026-01-01T00:00:00Z">
@@ -4070,27 +4070,27 @@
       </w:ins>
       <w:ins w:id="26" w:author="PR Preview" w:date="2026-01-01T00:00:00Z">
         <w:r>
-          <w:t xml:space="preserve">Credit belongs to other people’s work.</w:t>
+          <w:t xml:space="preserve">so it does not belong on your own work, wherever that work is stored.</w:t>
         </w:r>
       </w:ins>
+    </w:p>
+    <w:p>
+      <w:pPr>
+        <w:pStyle w:val="BodyText"/>
+      </w:pPr>
       <w:ins w:id="27" w:author="PR Preview" w:date="2026-01-01T00:00:00Z">
         <w:r>
-          <w:t xml:space="preserve"> </w:t>
+          <w:t xml:space="preserve">Do not cite your own notes as the source of a definition or result either.</w:t>
         </w:r>
       </w:ins>
       <w:ins w:id="28" w:author="PR Preview" w:date="2026-01-01T00:00:00Z">
         <w:r>
-          <w:t xml:space="preserve">It does not belong to your own, wherever it is stored.</w:t>
+          <w:t xml:space="preserve"> </w:t>
         </w:r>
       </w:ins>
-    </w:p>
-    <w:p>
-      <w:pPr>
-        <w:pStyle w:val="BodyText"/>
-      </w:pPr>
       <w:ins w:id="29" w:author="PR Preview" w:date="2026-01-01T00:00:00Z">
         <w:r>
-          <w:t xml:space="preserve">Do not cite your own notes as the source of a definition or result either.</w:t>
+          <w:t xml:space="preserve">Cite the original publication and a modern textbook instead,</w:t>
         </w:r>
       </w:ins>
       <w:ins w:id="30" w:author="PR Preview" w:date="2026-01-01T00:00:00Z">
@@ -4100,7 +4100,7 @@
       </w:ins>
       <w:ins w:id="31" w:author="PR Preview" w:date="2026-01-01T00:00:00Z">
         <w:r>
-          <w:t xml:space="preserve">Cite the original publication and a modern textbook instead,</w:t>
+          <w:t xml:space="preserve">and link to your own page as further reading</w:t>
         </w:r>
       </w:ins>
       <w:ins w:id="32" w:author="PR Preview" w:date="2026-01-01T00:00:00Z">
@@ -4110,7 +4110,7 @@
       </w:ins>
       <w:ins w:id="33" w:author="PR Preview" w:date="2026-01-01T00:00:00Z">
         <w:r>
-          <w:t xml:space="preserve">and link to your own page as further reading</w:t>
+          <w:t xml:space="preserve">(see</w:t>
         </w:r>
       </w:ins>
       <w:ins w:id="34" w:author="PR Preview" w:date="2026-01-01T00:00:00Z">
@@ -4118,18 +4118,8 @@
           <w:t xml:space="preserve"> </w:t>
         </w:r>
       </w:ins>
-      <w:ins w:id="35" w:author="PR Preview" w:date="2026-01-01T00:00:00Z">
-        <w:r>
-          <w:t xml:space="preserve">(see</w:t>
-        </w:r>
-      </w:ins>
-      <w:ins w:id="36" w:author="PR Preview" w:date="2026-01-01T00:00:00Z">
-        <w:r>
-          <w:t xml:space="preserve"> </w:t>
-        </w:r>
-      </w:ins>
       <w:hyperlink w:anchor="cite-the-original-for-named-results">
-        <w:ins w:id="37" w:author="PR Preview" w:date="2026-01-01T00:00:00Z">
+        <w:ins w:id="35" w:author="PR Preview" w:date="2026-01-01T00:00:00Z">
           <w:r>
             <w:rPr>
               <w:rStyle w:val="Hyperlink"/>
@@ -4138,27 +4128,27 @@
           </w:r>
         </w:ins>
       </w:hyperlink>
+      <w:ins w:id="36" w:author="PR Preview" w:date="2026-01-01T00:00:00Z">
+        <w:r>
+          <w:t xml:space="preserve">).</w:t>
+        </w:r>
+      </w:ins>
+    </w:p>
+    <w:p>
+      <w:pPr>
+        <w:pStyle w:val="BodyText"/>
+      </w:pPr>
+      <w:ins w:id="37" w:author="PR Preview" w:date="2026-01-01T00:00:00Z">
+        <w:r>
+          <w:t xml:space="preserve">❌ A bibliography entry for the group’s own notes, cited as the source:</w:t>
+        </w:r>
+      </w:ins>
+    </w:p>
+    <w:p>
+      <w:pPr>
+        <w:pStyle w:val="SourceCode"/>
+      </w:pPr>
       <w:ins w:id="38" w:author="PR Preview" w:date="2026-01-01T00:00:00Z">
-        <w:r>
-          <w:t xml:space="preserve">).</w:t>
-        </w:r>
-      </w:ins>
-    </w:p>
-    <w:p>
-      <w:pPr>
-        <w:pStyle w:val="BodyText"/>
-      </w:pPr>
-      <w:ins w:id="39" w:author="PR Preview" w:date="2026-01-01T00:00:00Z">
-        <w:r>
-          <w:t xml:space="preserve">❌ A bibliography entry for the group’s own notes, cited as the source:</w:t>
-        </w:r>
-      </w:ins>
-    </w:p>
-    <w:p>
-      <w:pPr>
-        <w:pStyle w:val="SourceCode"/>
-      </w:pPr>
-      <w:ins w:id="40" w:author="PR Preview" w:date="2026-01-01T00:00:00Z">
         <w:r>
           <w:rPr>
             <w:rStyle w:val="NormalTok"/>
@@ -4166,7 +4156,7 @@
           <w:t xml:space="preserve">A feature vector is an element of the real coordinate space </w:t>
         </w:r>
       </w:ins>
-      <w:ins w:id="41" w:author="PR Preview" w:date="2026-01-01T00:00:00Z">
+      <w:ins w:id="39" w:author="PR Preview" w:date="2026-01-01T00:00:00Z">
         <w:r>
           <w:rPr>
             <w:rStyle w:val="CommentTok"/>
@@ -4174,7 +4164,7 @@
           <w:t xml:space="preserve">[</w:t>
         </w:r>
       </w:ins>
-      <w:ins w:id="42" w:author="PR Preview" w:date="2026-01-01T00:00:00Z">
+      <w:ins w:id="40" w:author="PR Preview" w:date="2026-01-01T00:00:00Z">
         <w:r>
           <w:rPr>
             <w:rStyle w:val="OtherTok"/>
@@ -4182,7 +4172,7 @@
           <w:t xml:space="preserve">@morrison2026mds</w:t>
         </w:r>
       </w:ins>
-      <w:ins w:id="43" w:author="PR Preview" w:date="2026-01-01T00:00:00Z">
+      <w:ins w:id="41" w:author="PR Preview" w:date="2026-01-01T00:00:00Z">
         <w:r>
           <w:rPr>
             <w:rStyle w:val="CommentTok"/>
@@ -4190,7 +4180,7 @@
           <w:t xml:space="preserve">]</w:t>
         </w:r>
       </w:ins>
-      <w:ins w:id="44" w:author="PR Preview" w:date="2026-01-01T00:00:00Z">
+      <w:ins w:id="42" w:author="PR Preview" w:date="2026-01-01T00:00:00Z">
         <w:r>
           <w:rPr>
             <w:rStyle w:val="NormalTok"/>
@@ -4203,9 +4193,9 @@
       <w:pPr>
         <w:pStyle w:val="FirstParagraph"/>
       </w:pPr>
-      <w:ins w:id="45" w:author="PR Preview" w:date="2026-01-01T00:00:00Z">
-        <w:r>
-          <w:t xml:space="preserve">✅ A cross-reference link, with the standard source cited where the claim needs one:</w:t>
+      <w:ins w:id="43" w:author="PR Preview" w:date="2026-01-01T00:00:00Z">
+        <w:r>
+          <w:t xml:space="preserve">✅ A cross-reference link:</w:t>
         </w:r>
       </w:ins>
     </w:p>
@@ -4213,7 +4203,7 @@
       <w:pPr>
         <w:pStyle w:val="SourceCode"/>
       </w:pPr>
-      <w:ins w:id="46" w:author="PR Preview" w:date="2026-01-01T00:00:00Z">
+      <w:ins w:id="44" w:author="PR Preview" w:date="2026-01-01T00:00:00Z">
         <w:r>
           <w:rPr>
             <w:rStyle w:val="NormalTok"/>
@@ -4221,12 +4211,12 @@
           <w:t xml:space="preserve">A feature vector is an element of the</w:t>
         </w:r>
       </w:ins>
-      <w:ins w:id="47" w:author="PR Preview" w:date="2026-01-01T00:00:00Z">
+      <w:ins w:id="45" w:author="PR Preview" w:date="2026-01-01T00:00:00Z">
         <w:r>
           <w:br/>
         </w:r>
       </w:ins>
-      <w:ins w:id="48" w:author="PR Preview" w:date="2026-01-01T00:00:00Z">
+      <w:ins w:id="46" w:author="PR Preview" w:date="2026-01-01T00:00:00Z">
         <w:r>
           <w:rPr>
             <w:rStyle w:val="CommentTok"/>
@@ -4234,7 +4224,7 @@
           <w:t xml:space="preserve">[</w:t>
         </w:r>
       </w:ins>
-      <w:ins w:id="49" w:author="PR Preview" w:date="2026-01-01T00:00:00Z">
+      <w:ins w:id="47" w:author="PR Preview" w:date="2026-01-01T00:00:00Z">
         <w:r>
           <w:rPr>
             <w:rStyle w:val="OtherTok"/>
@@ -4242,7 +4232,7 @@
           <w:t xml:space="preserve">real coordinate space</w:t>
         </w:r>
       </w:ins>
-      <w:ins w:id="50" w:author="PR Preview" w:date="2026-01-01T00:00:00Z">
+      <w:ins w:id="48" w:author="PR Preview" w:date="2026-01-01T00:00:00Z">
         <w:r>
           <w:rPr>
             <w:rStyle w:val="CommentTok"/>
@@ -4250,7 +4240,7 @@
           <w:t xml:space="preserve">](https://morrison-lab.github.io/mds/linear-algebra-vectors.html#def-real-coordinate-space)</w:t>
         </w:r>
       </w:ins>
-      <w:ins w:id="51" w:author="PR Preview" w:date="2026-01-01T00:00:00Z">
+      <w:ins w:id="49" w:author="PR Preview" w:date="2026-01-01T00:00:00Z">
         <w:r>
           <w:rPr>
             <w:rStyle w:val="NormalTok"/>
@@ -4263,9 +4253,19 @@
       <w:pPr>
         <w:pStyle w:val="FirstParagraph"/>
       </w:pPr>
+      <w:ins w:id="50" w:author="PR Preview" w:date="2026-01-01T00:00:00Z">
+        <w:r>
+          <w:t xml:space="preserve">A person outside your group who wrote material you reuse is the exception:</w:t>
+        </w:r>
+      </w:ins>
+      <w:ins w:id="51" w:author="PR Preview" w:date="2026-01-01T00:00:00Z">
+        <w:r>
+          <w:t xml:space="preserve"> </w:t>
+        </w:r>
+      </w:ins>
       <w:ins w:id="52" w:author="PR Preview" w:date="2026-01-01T00:00:00Z">
         <w:r>
-          <w:t xml:space="preserve">A work you wrote with people outside your group is the exception:</w:t>
+          <w:t xml:space="preserve">credit that person by name when you reuse their words or lectures.</w:t>
         </w:r>
       </w:ins>
       <w:ins w:id="53" w:author="PR Preview" w:date="2026-01-01T00:00:00Z">
@@ -4275,15 +4275,25 @@
       </w:ins>
       <w:ins w:id="54" w:author="PR Preview" w:date="2026-01-01T00:00:00Z">
         <w:r>
-          <w:t xml:space="preserve">credit those co-authors by name when you reuse their words or lectures.</w:t>
+          <w:t xml:space="preserve">A lab manual your own group maintains, such as the UCD-SERG lab manual, counts as your own work,</w:t>
         </w:r>
       </w:ins>
+      <w:ins w:id="55" w:author="PR Preview" w:date="2026-01-01T00:00:00Z">
+        <w:r>
+          <w:t xml:space="preserve"> </w:t>
+        </w:r>
+      </w:ins>
+      <w:ins w:id="56" w:author="PR Preview" w:date="2026-01-01T00:00:00Z">
+        <w:r>
+          <w:t xml:space="preserve">so it gets no credit, but what it credits, such as the Benjamin-Chung Lab Manual, is still carried.</w:t>
+        </w:r>
+      </w:ins>
     </w:p>
     <w:p>
       <w:pPr>
         <w:pStyle w:val="BodyText"/>
       </w:pPr>
-      <w:ins w:id="55" w:author="PR Preview" w:date="2026-01-01T00:00:00Z">
+      <w:ins w:id="57" w:author="PR Preview" w:date="2026-01-01T00:00:00Z">
         <w:r>
           <w:t xml:space="preserve">Carry over what the source itself credits:</w:t>
         </w:r>
@@ -4335,7 +4345,7 @@
       <w:pPr>
         <w:pStyle w:val="FirstParagraph"/>
       </w:pPr>
-      <w:del w:id="56" w:author="PR Preview" w:date="2026-01-01T00:00:00Z">
+      <w:del w:id="58" w:author="PR Preview" w:date="2026-01-01T00:00:00Z">
         <w:r>
           <w:delText xml:space="preserve">The exception has two limits:</w:delText>
         </w:r>
@@ -4349,19 +4359,9 @@
           <w:numId w:val="1022"/>
         </w:numPr>
       </w:pPr>
-      <w:del w:id="57" w:author="PR Preview" w:date="2026-01-01T00:00:00Z">
+      <w:del w:id="59" w:author="PR Preview" w:date="2026-01-01T00:00:00Z">
         <w:r>
           <w:delText xml:space="preserve">It does not forbid a credit.</w:delText>
-        </w:r>
-      </w:del>
-      <w:del w:id="58" w:author="PR Preview" w:date="2026-01-01T00:00:00Z">
-        <w:r>
-          <w:delText xml:space="preserve"> </w:delText>
-        </w:r>
-      </w:del>
-      <w:del w:id="59" w:author="PR Preview" w:date="2026-01-01T00:00:00Z">
-        <w:r>
-          <w:delText xml:space="preserve">Leave the sister-repository credit out of new work,</w:delText>
         </w:r>
       </w:del>
       <w:del w:id="60" w:author="PR Preview" w:date="2026-01-01T00:00:00Z">
@@ -4371,29 +4371,39 @@
       </w:del>
       <w:del w:id="61" w:author="PR Preview" w:date="2026-01-01T00:00:00Z">
         <w:r>
-          <w:delText xml:space="preserve">but do not strip an existing credit unless the maintainer asks.</w:delText>
+          <w:delText xml:space="preserve">Leave the sister-repository credit out of new work,</w:delText>
         </w:r>
       </w:del>
-    </w:p>
-    <w:p>
-      <w:pPr>
-        <w:pStyle w:val="Compact"/>
-        <w:numPr>
-          <w:ilvl w:val="0"/>
-          <w:numId w:val="1022"/>
-        </w:numPr>
-      </w:pPr>
       <w:del w:id="62" w:author="PR Preview" w:date="2026-01-01T00:00:00Z">
         <w:r>
-          <w:delText xml:space="preserve">It does not touch a link to a sister site that sends the reader to further reading.</w:delText>
+          <w:delText xml:space="preserve"> </w:delText>
         </w:r>
       </w:del>
       <w:del w:id="63" w:author="PR Preview" w:date="2026-01-01T00:00:00Z">
         <w:r>
+          <w:delText xml:space="preserve">but do not strip an existing credit unless the maintainer asks.</w:delText>
+        </w:r>
+      </w:del>
+    </w:p>
+    <w:p>
+      <w:pPr>
+        <w:pStyle w:val="Compact"/>
+        <w:numPr>
+          <w:ilvl w:val="0"/>
+          <w:numId w:val="1022"/>
+        </w:numPr>
+      </w:pPr>
+      <w:del w:id="64" w:author="PR Preview" w:date="2026-01-01T00:00:00Z">
+        <w:r>
+          <w:delText xml:space="preserve">It does not touch a link to a sister site that sends the reader to further reading.</w:delText>
+        </w:r>
+      </w:del>
+      <w:del w:id="65" w:author="PR Preview" w:date="2026-01-01T00:00:00Z">
+        <w:r>
           <w:delText xml:space="preserve"> </w:delText>
         </w:r>
       </w:del>
-      <w:del w:id="64" w:author="PR Preview" w:date="2026-01-01T00:00:00Z">
+      <w:del w:id="66" w:author="PR Preview" w:date="2026-01-01T00:00:00Z">
         <w:r>
           <w:delText xml:space="preserve">That link is a cross-reference, not an attribution.</w:delText>
         </w:r>
@@ -4403,19 +4413,9 @@
       <w:pPr>
         <w:pStyle w:val="FirstParagraph"/>
       </w:pPr>
-      <w:ins w:id="65" w:author="PR Preview" w:date="2026-01-01T00:00:00Z">
-        <w:r>
-          <w:t xml:space="preserve">A link to a sister site that sends the reader to further reading is a cross-reference, not an attribution.</w:t>
-        </w:r>
-      </w:ins>
-      <w:ins w:id="66" w:author="PR Preview" w:date="2026-01-01T00:00:00Z">
-        <w:r>
-          <w:t xml:space="preserve"> </w:t>
-        </w:r>
-      </w:ins>
       <w:ins w:id="67" w:author="PR Preview" w:date="2026-01-01T00:00:00Z">
         <w:r>
-          <w:t xml:space="preserve">Keep it.</w:t>
+          <w:t xml:space="preserve">A link to a sister site that sends the reader to further reading is a cross-reference, not an attribution, so it stays.</w:t>
         </w:r>
       </w:ins>
     </w:p>

--- a/pr-preview/pr-213/chapters/citations-evidence-tracked-changes.docx
+++ b/pr-preview/pr-213/chapters/citations-evidence-tracked-changes.docx
@@ -26,7 +26,7 @@
       </w:pPr>
       <w:ins w:id="2" w:author="PR Preview" w:date="2026-01-01T00:00:00Z">
         <w:r>
-          <w:t xml:space="preserve">Last modified: 2026-10-16 00:10:54 (PDT)</w:t>
+          <w:t xml:space="preserve">Last modified: 2026-10-16 00:21:53 (PDT)</w:t>
         </w:r>
       </w:ins>
     </w:p>
@@ -4073,53 +4073,93 @@
           <w:t xml:space="preserve">so it does not belong on your own work, wherever that work is stored.</w:t>
         </w:r>
       </w:ins>
-    </w:p>
-    <w:p>
-      <w:pPr>
-        <w:pStyle w:val="BodyText"/>
-      </w:pPr>
       <w:ins w:id="27" w:author="PR Preview" w:date="2026-01-01T00:00:00Z">
         <w:r>
-          <w:t xml:space="preserve">Do not cite your own notes as the source of a definition or result either.</w:t>
+          <w:t xml:space="preserve"> </w:t>
         </w:r>
       </w:ins>
       <w:ins w:id="28" w:author="PR Preview" w:date="2026-01-01T00:00:00Z">
         <w:r>
-          <w:t xml:space="preserve"> </w:t>
+          <w:t xml:space="preserve">The rule concerns acknowledging reuse of your own material.</w:t>
         </w:r>
       </w:ins>
       <w:ins w:id="29" w:author="PR Preview" w:date="2026-01-01T00:00:00Z">
         <w:r>
-          <w:t xml:space="preserve">Cite the original publication and a modern textbook instead,</w:t>
+          <w:t xml:space="preserve"> </w:t>
         </w:r>
       </w:ins>
       <w:ins w:id="30" w:author="PR Preview" w:date="2026-01-01T00:00:00Z">
         <w:r>
-          <w:t xml:space="preserve"> </w:t>
+          <w:t xml:space="preserve">Citing a published paper or released software of yours</w:t>
         </w:r>
       </w:ins>
       <w:ins w:id="31" w:author="PR Preview" w:date="2026-01-01T00:00:00Z">
         <w:r>
-          <w:t xml:space="preserve">and link to your own page as further reading</w:t>
+          <w:t xml:space="preserve"> </w:t>
         </w:r>
       </w:ins>
       <w:ins w:id="32" w:author="PR Preview" w:date="2026-01-01T00:00:00Z">
         <w:r>
-          <w:t xml:space="preserve"> </w:t>
+          <w:t xml:space="preserve">as the original publication of a result, or as a tool you used,</w:t>
         </w:r>
       </w:ins>
       <w:ins w:id="33" w:author="PR Preview" w:date="2026-01-01T00:00:00Z">
         <w:r>
-          <w:t xml:space="preserve">(see</w:t>
+          <w:t xml:space="preserve"> </w:t>
         </w:r>
       </w:ins>
       <w:ins w:id="34" w:author="PR Preview" w:date="2026-01-01T00:00:00Z">
         <w:r>
+          <w:t xml:space="preserve">is ordinary citation and stays.</w:t>
+        </w:r>
+      </w:ins>
+    </w:p>
+    <w:p>
+      <w:pPr>
+        <w:pStyle w:val="BodyText"/>
+      </w:pPr>
+      <w:ins w:id="35" w:author="PR Preview" w:date="2026-01-01T00:00:00Z">
+        <w:r>
+          <w:t xml:space="preserve">Do not cite your own notes as the source of a definition or result either.</w:t>
+        </w:r>
+      </w:ins>
+      <w:ins w:id="36" w:author="PR Preview" w:date="2026-01-01T00:00:00Z">
+        <w:r>
+          <w:t xml:space="preserve"> </w:t>
+        </w:r>
+      </w:ins>
+      <w:ins w:id="37" w:author="PR Preview" w:date="2026-01-01T00:00:00Z">
+        <w:r>
+          <w:t xml:space="preserve">Cite the original publication and a modern textbook instead,</w:t>
+        </w:r>
+      </w:ins>
+      <w:ins w:id="38" w:author="PR Preview" w:date="2026-01-01T00:00:00Z">
+        <w:r>
+          <w:t xml:space="preserve"> </w:t>
+        </w:r>
+      </w:ins>
+      <w:ins w:id="39" w:author="PR Preview" w:date="2026-01-01T00:00:00Z">
+        <w:r>
+          <w:t xml:space="preserve">and link to your own page as further reading</w:t>
+        </w:r>
+      </w:ins>
+      <w:ins w:id="40" w:author="PR Preview" w:date="2026-01-01T00:00:00Z">
+        <w:r>
+          <w:t xml:space="preserve"> </w:t>
+        </w:r>
+      </w:ins>
+      <w:ins w:id="41" w:author="PR Preview" w:date="2026-01-01T00:00:00Z">
+        <w:r>
+          <w:t xml:space="preserve">(see</w:t>
+        </w:r>
+      </w:ins>
+      <w:ins w:id="42" w:author="PR Preview" w:date="2026-01-01T00:00:00Z">
+        <w:r>
           <w:t xml:space="preserve"> </w:t>
         </w:r>
       </w:ins>
       <w:hyperlink w:anchor="cite-the-original-for-named-results">
-        <w:ins w:id="35" w:author="PR Preview" w:date="2026-01-01T00:00:00Z">
+        <w:ins w:id="43" w:author="PR Preview" w:date="2026-01-01T00:00:00Z">
           <w:r>
             <w:rPr>
               <w:rStyle w:val="Hyperlink"/>
@@ -4128,7 +4168,7 @@
           </w:r>
         </w:ins>
       </w:hyperlink>
-      <w:ins w:id="36" w:author="PR Preview" w:date="2026-01-01T00:00:00Z">
+      <w:ins w:id="44" w:author="PR Preview" w:date="2026-01-01T00:00:00Z">
         <w:r>
           <w:t xml:space="preserve">).</w:t>
         </w:r>
@@ -4138,7 +4178,7 @@
       <w:pPr>
         <w:pStyle w:val="BodyText"/>
       </w:pPr>
-      <w:ins w:id="37" w:author="PR Preview" w:date="2026-01-01T00:00:00Z">
+      <w:ins w:id="45" w:author="PR Preview" w:date="2026-01-01T00:00:00Z">
         <w:r>
           <w:t xml:space="preserve">❌ A bibliography entry for the group’s own notes, cited as the source:</w:t>
         </w:r>
@@ -4148,7 +4188,7 @@
       <w:pPr>
         <w:pStyle w:val="SourceCode"/>
       </w:pPr>
-      <w:ins w:id="38" w:author="PR Preview" w:date="2026-01-01T00:00:00Z">
+      <w:ins w:id="46" w:author="PR Preview" w:date="2026-01-01T00:00:00Z">
         <w:r>
           <w:rPr>
             <w:rStyle w:val="NormalTok"/>
@@ -4156,7 +4196,7 @@
           <w:t xml:space="preserve">A feature vector is an element of the real coordinate space </w:t>
         </w:r>
       </w:ins>
-      <w:ins w:id="39" w:author="PR Preview" w:date="2026-01-01T00:00:00Z">
+      <w:ins w:id="47" w:author="PR Preview" w:date="2026-01-01T00:00:00Z">
         <w:r>
           <w:rPr>
             <w:rStyle w:val="CommentTok"/>
@@ -4164,7 +4204,7 @@
           <w:t xml:space="preserve">[</w:t>
         </w:r>
       </w:ins>
-      <w:ins w:id="40" w:author="PR Preview" w:date="2026-01-01T00:00:00Z">
+      <w:ins w:id="48" w:author="PR Preview" w:date="2026-01-01T00:00:00Z">
         <w:r>
           <w:rPr>
             <w:rStyle w:val="OtherTok"/>
@@ -4172,7 +4212,7 @@
           <w:t xml:space="preserve">@morrison2026mds</w:t>
         </w:r>
       </w:ins>
-      <w:ins w:id="41" w:author="PR Preview" w:date="2026-01-01T00:00:00Z">
+      <w:ins w:id="49" w:author="PR Preview" w:date="2026-01-01T00:00:00Z">
         <w:r>
           <w:rPr>
             <w:rStyle w:val="CommentTok"/>
@@ -4180,7 +4220,7 @@
           <w:t xml:space="preserve">]</w:t>
         </w:r>
       </w:ins>
-      <w:ins w:id="42" w:author="PR Preview" w:date="2026-01-01T00:00:00Z">
+      <w:ins w:id="50" w:author="PR Preview" w:date="2026-01-01T00:00:00Z">
         <w:r>
           <w:rPr>
             <w:rStyle w:val="NormalTok"/>
@@ -4193,7 +4233,7 @@
       <w:pPr>
         <w:pStyle w:val="FirstParagraph"/>
       </w:pPr>
-      <w:ins w:id="43" w:author="PR Preview" w:date="2026-01-01T00:00:00Z">
+      <w:ins w:id="51" w:author="PR Preview" w:date="2026-01-01T00:00:00Z">
         <w:r>
           <w:t xml:space="preserve">✅ A cross-reference link:</w:t>
         </w:r>
@@ -4203,7 +4243,7 @@
       <w:pPr>
         <w:pStyle w:val="SourceCode"/>
       </w:pPr>
-      <w:ins w:id="44" w:author="PR Preview" w:date="2026-01-01T00:00:00Z">
+      <w:ins w:id="52" w:author="PR Preview" w:date="2026-01-01T00:00:00Z">
         <w:r>
           <w:rPr>
             <w:rStyle w:val="NormalTok"/>
@@ -4211,12 +4251,12 @@
           <w:t xml:space="preserve">A feature vector is an element of the</w:t>
         </w:r>
       </w:ins>
-      <w:ins w:id="45" w:author="PR Preview" w:date="2026-01-01T00:00:00Z">
+      <w:ins w:id="53" w:author="PR Preview" w:date="2026-01-01T00:00:00Z">
         <w:r>
           <w:br/>
         </w:r>
       </w:ins>
-      <w:ins w:id="46" w:author="PR Preview" w:date="2026-01-01T00:00:00Z">
+      <w:ins w:id="54" w:author="PR Preview" w:date="2026-01-01T00:00:00Z">
         <w:r>
           <w:rPr>
             <w:rStyle w:val="CommentTok"/>
@@ -4224,7 +4264,7 @@
           <w:t xml:space="preserve">[</w:t>
         </w:r>
       </w:ins>
-      <w:ins w:id="47" w:author="PR Preview" w:date="2026-01-01T00:00:00Z">
+      <w:ins w:id="55" w:author="PR Preview" w:date="2026-01-01T00:00:00Z">
         <w:r>
           <w:rPr>
             <w:rStyle w:val="OtherTok"/>
@@ -4232,7 +4272,7 @@
           <w:t xml:space="preserve">real coordinate space</w:t>
         </w:r>
       </w:ins>
-      <w:ins w:id="48" w:author="PR Preview" w:date="2026-01-01T00:00:00Z">
+      <w:ins w:id="56" w:author="PR Preview" w:date="2026-01-01T00:00:00Z">
         <w:r>
           <w:rPr>
             <w:rStyle w:val="CommentTok"/>
@@ -4240,7 +4280,7 @@
           <w:t xml:space="preserve">](https://morrison-lab.github.io/mds/linear-algebra-vectors.html#def-real-coordinate-space)</w:t>
         </w:r>
       </w:ins>
-      <w:ins w:id="49" w:author="PR Preview" w:date="2026-01-01T00:00:00Z">
+      <w:ins w:id="57" w:author="PR Preview" w:date="2026-01-01T00:00:00Z">
         <w:r>
           <w:rPr>
             <w:rStyle w:val="NormalTok"/>
@@ -4253,54 +4293,44 @@
       <w:pPr>
         <w:pStyle w:val="FirstParagraph"/>
       </w:pPr>
-      <w:ins w:id="50" w:author="PR Preview" w:date="2026-01-01T00:00:00Z">
-        <w:r>
-          <w:t xml:space="preserve">A person outside your group who wrote material you reuse is the exception:</w:t>
+      <w:ins w:id="58" w:author="PR Preview" w:date="2026-01-01T00:00:00Z">
+        <w:r>
+          <w:t xml:space="preserve">A lab manual your own group maintains, such as the UCD-SERG lab manual,</w:t>
         </w:r>
       </w:ins>
-      <w:ins w:id="51" w:author="PR Preview" w:date="2026-01-01T00:00:00Z">
+      <w:ins w:id="59" w:author="PR Preview" w:date="2026-01-01T00:00:00Z">
         <w:r>
           <w:t xml:space="preserve"> </w:t>
         </w:r>
       </w:ins>
-      <w:ins w:id="52" w:author="PR Preview" w:date="2026-01-01T00:00:00Z">
-        <w:r>
-          <w:t xml:space="preserve">credit that person by name when you reuse their words or lectures.</w:t>
+      <w:ins w:id="60" w:author="PR Preview" w:date="2026-01-01T00:00:00Z">
+        <w:r>
+          <w:t xml:space="preserve">counts as your own work, so it gets no credit.</w:t>
         </w:r>
       </w:ins>
-      <w:ins w:id="53" w:author="PR Preview" w:date="2026-01-01T00:00:00Z">
+      <w:ins w:id="61" w:author="PR Preview" w:date="2026-01-01T00:00:00Z">
         <w:r>
           <w:t xml:space="preserve"> </w:t>
         </w:r>
       </w:ins>
-      <w:ins w:id="54" w:author="PR Preview" w:date="2026-01-01T00:00:00Z">
-        <w:r>
-          <w:t xml:space="preserve">A lab manual your own group maintains, such as the UCD-SERG lab manual, counts as your own work,</w:t>
+      <w:ins w:id="62" w:author="PR Preview" w:date="2026-01-01T00:00:00Z">
+        <w:r>
+          <w:t xml:space="preserve">Carry over what the source itself credits,</w:t>
         </w:r>
       </w:ins>
-      <w:ins w:id="55" w:author="PR Preview" w:date="2026-01-01T00:00:00Z">
+      <w:ins w:id="63" w:author="PR Preview" w:date="2026-01-01T00:00:00Z">
         <w:r>
           <w:t xml:space="preserve"> </w:t>
         </w:r>
       </w:ins>
-      <w:ins w:id="56" w:author="PR Preview" w:date="2026-01-01T00:00:00Z">
-        <w:r>
-          <w:t xml:space="preserve">so it gets no credit, but what it credits, such as the Benjamin-Chung Lab Manual, is still carried.</w:t>
+      <w:ins w:id="64" w:author="PR Preview" w:date="2026-01-01T00:00:00Z">
+        <w:r>
+          <w:t xml:space="preserve">such as the Benjamin-Chung Lab Manual that the UCD-SERG manual credits:</w:t>
         </w:r>
       </w:ins>
     </w:p>
     <w:p>
       <w:pPr>
-        <w:pStyle w:val="BodyText"/>
-      </w:pPr>
-      <w:ins w:id="57" w:author="PR Preview" w:date="2026-01-01T00:00:00Z">
-        <w:r>
-          <w:t xml:space="preserve">Carry over what the source itself credits:</w:t>
-        </w:r>
-      </w:ins>
-    </w:p>
-    <w:p>
-      <w:pPr>
         <w:pStyle w:val="Compact"/>
         <w:numPr>
           <w:ilvl w:val="0"/>
@@ -4316,114 +4346,192 @@
         <w:pStyle w:val="Compact"/>
         <w:numPr>
           <w:ilvl w:val="0"/>
-          <w:numId w:val="1022"/>
-        </w:numPr>
-      </w:pPr>
-      <w:r>
-        <w:t xml:space="preserve">A person outside your group whose lecture or notes it adapted.</w:t>
-      </w:r>
-      <w:r>
-        <w:t xml:space="preserve"> </w:t>
-      </w:r>
-      <w:r>
-        <w:t xml:space="preserve">For example, the lds course credits Kameron Decker Harris,</w:t>
-      </w:r>
-      <w:r>
-        <w:t xml:space="preserve"> </w:t>
-      </w:r>
-      <w:r>
-        <w:t xml:space="preserve">Brian Hutchinson and Logan Sizemore,</w:t>
-      </w:r>
-      <w:r>
-        <w:t xml:space="preserve"> </w:t>
-      </w:r>
-      <w:r>
-        <w:t xml:space="preserve">so any repository that reuses those lectures credits them too.</w:t>
-      </w:r>
-    </w:p>
-    <w:p>
-      <w:pPr>
-        <w:pStyle w:val="FirstParagraph"/>
-      </w:pPr>
-      <w:del w:id="58" w:author="PR Preview" w:date="2026-01-01T00:00:00Z">
-        <w:r>
-          <w:delText xml:space="preserve">The exception has two limits:</w:delText>
-        </w:r>
-      </w:del>
-    </w:p>
-    <w:p>
-      <w:pPr>
-        <w:pStyle w:val="Compact"/>
-        <w:numPr>
-          <w:ilvl w:val="0"/>
-          <w:numId w:val="1022"/>
-        </w:numPr>
-      </w:pPr>
-      <w:del w:id="59" w:author="PR Preview" w:date="2026-01-01T00:00:00Z">
-        <w:r>
-          <w:delText xml:space="preserve">It does not forbid a credit.</w:delText>
-        </w:r>
-      </w:del>
-      <w:del w:id="60" w:author="PR Preview" w:date="2026-01-01T00:00:00Z">
-        <w:r>
-          <w:delText xml:space="preserve"> </w:delText>
-        </w:r>
-      </w:del>
-      <w:del w:id="61" w:author="PR Preview" w:date="2026-01-01T00:00:00Z">
-        <w:r>
-          <w:delText xml:space="preserve">Leave the sister-repository credit out of new work,</w:delText>
-        </w:r>
-      </w:del>
-      <w:del w:id="62" w:author="PR Preview" w:date="2026-01-01T00:00:00Z">
-        <w:r>
-          <w:delText xml:space="preserve"> </w:delText>
-        </w:r>
-      </w:del>
-      <w:del w:id="63" w:author="PR Preview" w:date="2026-01-01T00:00:00Z">
-        <w:r>
-          <w:delText xml:space="preserve">but do not strip an existing credit unless the maintainer asks.</w:delText>
-        </w:r>
-      </w:del>
-    </w:p>
-    <w:p>
-      <w:pPr>
-        <w:pStyle w:val="Compact"/>
-        <w:numPr>
-          <w:ilvl w:val="0"/>
-          <w:numId w:val="1022"/>
-        </w:numPr>
-      </w:pPr>
-      <w:del w:id="64" w:author="PR Preview" w:date="2026-01-01T00:00:00Z">
-        <w:r>
-          <w:delText xml:space="preserve">It does not touch a link to a sister site that sends the reader to further reading.</w:delText>
-        </w:r>
-      </w:del>
+          <w:numId w:val="1021"/>
+        </w:numPr>
+      </w:pPr>
       <w:del w:id="65" w:author="PR Preview" w:date="2026-01-01T00:00:00Z">
         <w:r>
-          <w:delText xml:space="preserve"> </w:delText>
+          <w:delText xml:space="preserve">A person outside your group whose lecture or notes it adapted.</w:delText>
         </w:r>
       </w:del>
       <w:del w:id="66" w:author="PR Preview" w:date="2026-01-01T00:00:00Z">
         <w:r>
+          <w:delText xml:space="preserve"> </w:delText>
+        </w:r>
+      </w:del>
+      <w:del w:id="67" w:author="PR Preview" w:date="2026-01-01T00:00:00Z">
+        <w:r>
+          <w:delText xml:space="preserve">For example, the lds course credits Kameron Decker Harris,</w:delText>
+        </w:r>
+      </w:del>
+      <w:del w:id="68" w:author="PR Preview" w:date="2026-01-01T00:00:00Z">
+        <w:r>
+          <w:delText xml:space="preserve"> </w:delText>
+        </w:r>
+      </w:del>
+      <w:del w:id="69" w:author="PR Preview" w:date="2026-01-01T00:00:00Z">
+        <w:r>
+          <w:delText xml:space="preserve">Brian Hutchinson and Logan Sizemore,</w:delText>
+        </w:r>
+      </w:del>
+      <w:del w:id="70" w:author="PR Preview" w:date="2026-01-01T00:00:00Z">
+        <w:r>
+          <w:delText xml:space="preserve"> </w:delText>
+        </w:r>
+      </w:del>
+      <w:del w:id="71" w:author="PR Preview" w:date="2026-01-01T00:00:00Z">
+        <w:r>
+          <w:delText xml:space="preserve">so any repository that reuses those lectures credits them too.</w:delText>
+        </w:r>
+      </w:del>
+    </w:p>
+    <w:p>
+      <w:pPr>
+        <w:pStyle w:val="FirstParagraph"/>
+      </w:pPr>
+      <w:del w:id="72" w:author="PR Preview" w:date="2026-01-01T00:00:00Z">
+        <w:r>
+          <w:delText xml:space="preserve">The exception has two limits:</w:delText>
+        </w:r>
+      </w:del>
+    </w:p>
+    <w:p>
+      <w:pPr>
+        <w:pStyle w:val="Compact"/>
+        <w:numPr>
+          <w:ilvl w:val="0"/>
+          <w:numId w:val="1022"/>
+        </w:numPr>
+      </w:pPr>
+      <w:del w:id="73" w:author="PR Preview" w:date="2026-01-01T00:00:00Z">
+        <w:r>
+          <w:delText xml:space="preserve">It does not forbid a credit.</w:delText>
+        </w:r>
+      </w:del>
+      <w:del w:id="74" w:author="PR Preview" w:date="2026-01-01T00:00:00Z">
+        <w:r>
+          <w:delText xml:space="preserve"> </w:delText>
+        </w:r>
+      </w:del>
+      <w:del w:id="75" w:author="PR Preview" w:date="2026-01-01T00:00:00Z">
+        <w:r>
+          <w:delText xml:space="preserve">Leave the sister-repository credit out of new work,</w:delText>
+        </w:r>
+      </w:del>
+      <w:del w:id="76" w:author="PR Preview" w:date="2026-01-01T00:00:00Z">
+        <w:r>
+          <w:delText xml:space="preserve"> </w:delText>
+        </w:r>
+      </w:del>
+      <w:del w:id="77" w:author="PR Preview" w:date="2026-01-01T00:00:00Z">
+        <w:r>
+          <w:delText xml:space="preserve">but do not strip an existing credit unless the maintainer asks.</w:delText>
+        </w:r>
+      </w:del>
+    </w:p>
+    <w:p>
+      <w:pPr>
+        <w:pStyle w:val="Compact"/>
+        <w:numPr>
+          <w:ilvl w:val="0"/>
+          <w:numId w:val="1022"/>
+        </w:numPr>
+      </w:pPr>
+      <w:del w:id="78" w:author="PR Preview" w:date="2026-01-01T00:00:00Z">
+        <w:r>
+          <w:delText xml:space="preserve">It does not touch a link to a sister site that sends the reader to further reading.</w:delText>
+        </w:r>
+      </w:del>
+      <w:del w:id="79" w:author="PR Preview" w:date="2026-01-01T00:00:00Z">
+        <w:r>
+          <w:delText xml:space="preserve"> </w:delText>
+        </w:r>
+      </w:del>
+      <w:del w:id="80" w:author="PR Preview" w:date="2026-01-01T00:00:00Z">
+        <w:r>
           <w:delText xml:space="preserve">That link is a cross-reference, not an attribution.</w:delText>
         </w:r>
       </w:del>
     </w:p>
     <w:p>
       <w:pPr>
+        <w:pStyle w:val="Compact"/>
+        <w:numPr>
+          <w:ilvl w:val="0"/>
+          <w:numId w:val="1022"/>
+        </w:numPr>
+      </w:pPr>
+      <w:ins w:id="81" w:author="PR Preview" w:date="2026-01-01T00:00:00Z">
+        <w:r>
+          <w:t xml:space="preserve">A person outside your group whose lecture or notes it adapted,</w:t>
+        </w:r>
+      </w:ins>
+      <w:ins w:id="82" w:author="PR Preview" w:date="2026-01-01T00:00:00Z">
+        <w:r>
+          <w:t xml:space="preserve"> </w:t>
+        </w:r>
+      </w:ins>
+      <w:ins w:id="83" w:author="PR Preview" w:date="2026-01-01T00:00:00Z">
+        <w:r>
+          <w:t xml:space="preserve">credited by name.</w:t>
+        </w:r>
+      </w:ins>
+      <w:ins w:id="84" w:author="PR Preview" w:date="2026-01-01T00:00:00Z">
+        <w:r>
+          <w:t xml:space="preserve"> </w:t>
+        </w:r>
+      </w:ins>
+      <w:ins w:id="85" w:author="PR Preview" w:date="2026-01-01T00:00:00Z">
+        <w:r>
+          <w:t xml:space="preserve">For example, the lds course credits Kameron Decker Harris,</w:t>
+        </w:r>
+      </w:ins>
+      <w:ins w:id="86" w:author="PR Preview" w:date="2026-01-01T00:00:00Z">
+        <w:r>
+          <w:t xml:space="preserve"> </w:t>
+        </w:r>
+      </w:ins>
+      <w:ins w:id="87" w:author="PR Preview" w:date="2026-01-01T00:00:00Z">
+        <w:r>
+          <w:t xml:space="preserve">Brian Hutchinson and Logan Sizemore,</w:t>
+        </w:r>
+      </w:ins>
+      <w:ins w:id="88" w:author="PR Preview" w:date="2026-01-01T00:00:00Z">
+        <w:r>
+          <w:t xml:space="preserve"> </w:t>
+        </w:r>
+      </w:ins>
+      <w:ins w:id="89" w:author="PR Preview" w:date="2026-01-01T00:00:00Z">
+        <w:r>
+          <w:t xml:space="preserve">so any repository that reuses those lectures credits them too.</w:t>
+        </w:r>
+      </w:ins>
+    </w:p>
+    <w:p>
+      <w:pPr>
         <w:pStyle w:val="FirstParagraph"/>
       </w:pPr>
-      <w:ins w:id="67" w:author="PR Preview" w:date="2026-01-01T00:00:00Z">
-        <w:r>
-          <w:t xml:space="preserve">A link to a sister site that sends the reader to further reading is a cross-reference, not an attribution, so it stays.</w:t>
+      <w:ins w:id="90" w:author="PR Preview" w:date="2026-01-01T00:00:00Z">
+        <w:r>
+          <w:t xml:space="preserve">A link to a sister site that sends the reader to further reading</w:t>
         </w:r>
       </w:ins>
+      <w:ins w:id="91" w:author="PR Preview" w:date="2026-01-01T00:00:00Z">
+        <w:r>
+          <w:t xml:space="preserve"> </w:t>
+        </w:r>
+      </w:ins>
+      <w:ins w:id="92" w:author="PR Preview" w:date="2026-01-01T00:00:00Z">
+        <w:r>
+          <w:t xml:space="preserve">is a cross-reference, not an attribution, so it stays.</w:t>
+        </w:r>
+      </w:ins>
     </w:p>
     <w:p>
       <w:pPr>
         <w:pStyle w:val="BodyText"/>
       </w:pPr>
-      <w:ins w:id="68" w:author="PR Preview" w:date="2026-01-01T00:00:00Z">
+      <w:ins w:id="93" w:author="PR Preview" w:date="2026-01-01T00:00:00Z">
         <w:r>
           <w:t xml:space="preserve">When you find an existing credit to your own work, remove it and leave the link.</w:t>
         </w:r>

--- a/pr-preview/pr-213/chapters/citations-evidence-tracked-changes.docx
+++ b/pr-preview/pr-213/chapters/citations-evidence-tracked-changes.docx
@@ -26,7 +26,7 @@
       </w:pPr>
       <w:ins w:id="2" w:author="PR Preview" w:date="2026-01-01T00:00:00Z">
         <w:r>
-          <w:t xml:space="preserve">Last modified: 2026-10-16 00:21:53 (PDT)</w:t>
+          <w:t xml:space="preserve">Last modified: 2026-10-16 00:27:15 (PDT)</w:t>
         </w:r>
       </w:ins>
     </w:p>
@@ -3958,9 +3958,135 @@
     </w:p>
     <w:p>
       <w:pPr>
+        <w:pStyle w:val="Compact"/>
+        <w:numPr>
+          <w:ilvl w:val="0"/>
+          <w:numId w:val="1021"/>
+        </w:numPr>
+      </w:pPr>
+      <w:del w:id="10" w:author="PR Preview" w:date="2026-01-01T00:00:00Z">
+        <w:r>
+          <w:delText xml:space="preserve">A book or paper the material follows.</w:delText>
+        </w:r>
+      </w:del>
+    </w:p>
+    <w:p>
+      <w:pPr>
+        <w:pStyle w:val="Compact"/>
+        <w:numPr>
+          <w:ilvl w:val="0"/>
+          <w:numId w:val="1021"/>
+        </w:numPr>
+      </w:pPr>
+      <w:del w:id="11" w:author="PR Preview" w:date="2026-01-01T00:00:00Z">
+        <w:r>
+          <w:delText xml:space="preserve">A person outside your group whose lecture or notes it adapted.</w:delText>
+        </w:r>
+      </w:del>
+      <w:del w:id="12" w:author="PR Preview" w:date="2026-01-01T00:00:00Z">
+        <w:r>
+          <w:delText xml:space="preserve"> </w:delText>
+        </w:r>
+      </w:del>
+      <w:del w:id="13" w:author="PR Preview" w:date="2026-01-01T00:00:00Z">
+        <w:r>
+          <w:delText xml:space="preserve">For example, the lds course credits Kameron Decker Harris,</w:delText>
+        </w:r>
+      </w:del>
+      <w:del w:id="14" w:author="PR Preview" w:date="2026-01-01T00:00:00Z">
+        <w:r>
+          <w:delText xml:space="preserve"> </w:delText>
+        </w:r>
+      </w:del>
+      <w:del w:id="15" w:author="PR Preview" w:date="2026-01-01T00:00:00Z">
+        <w:r>
+          <w:delText xml:space="preserve">Brian Hutchinson and Logan Sizemore,</w:delText>
+        </w:r>
+      </w:del>
+      <w:del w:id="16" w:author="PR Preview" w:date="2026-01-01T00:00:00Z">
+        <w:r>
+          <w:delText xml:space="preserve"> </w:delText>
+        </w:r>
+      </w:del>
+      <w:del w:id="17" w:author="PR Preview" w:date="2026-01-01T00:00:00Z">
+        <w:r>
+          <w:delText xml:space="preserve">so any repository that reuses those lectures credits them too.</w:delText>
+        </w:r>
+      </w:del>
+    </w:p>
+    <w:p>
+      <w:pPr>
+        <w:pStyle w:val="FirstParagraph"/>
+      </w:pPr>
+      <w:del w:id="18" w:author="PR Preview" w:date="2026-01-01T00:00:00Z">
+        <w:r>
+          <w:delText xml:space="preserve">The exception has two limits:</w:delText>
+        </w:r>
+      </w:del>
+    </w:p>
+    <w:p>
+      <w:pPr>
+        <w:pStyle w:val="Compact"/>
+        <w:numPr>
+          <w:ilvl w:val="0"/>
+          <w:numId w:val="1022"/>
+        </w:numPr>
+      </w:pPr>
+      <w:del w:id="19" w:author="PR Preview" w:date="2026-01-01T00:00:00Z">
+        <w:r>
+          <w:delText xml:space="preserve">It does not forbid a credit.</w:delText>
+        </w:r>
+      </w:del>
+      <w:del w:id="20" w:author="PR Preview" w:date="2026-01-01T00:00:00Z">
+        <w:r>
+          <w:delText xml:space="preserve"> </w:delText>
+        </w:r>
+      </w:del>
+      <w:del w:id="21" w:author="PR Preview" w:date="2026-01-01T00:00:00Z">
+        <w:r>
+          <w:delText xml:space="preserve">Leave the sister-repository credit out of new work,</w:delText>
+        </w:r>
+      </w:del>
+      <w:del w:id="22" w:author="PR Preview" w:date="2026-01-01T00:00:00Z">
+        <w:r>
+          <w:delText xml:space="preserve"> </w:delText>
+        </w:r>
+      </w:del>
+      <w:del w:id="23" w:author="PR Preview" w:date="2026-01-01T00:00:00Z">
+        <w:r>
+          <w:delText xml:space="preserve">but do not strip an existing credit unless the maintainer asks.</w:delText>
+        </w:r>
+      </w:del>
+    </w:p>
+    <w:p>
+      <w:pPr>
+        <w:pStyle w:val="Compact"/>
+        <w:numPr>
+          <w:ilvl w:val="0"/>
+          <w:numId w:val="1022"/>
+        </w:numPr>
+      </w:pPr>
+      <w:del w:id="24" w:author="PR Preview" w:date="2026-01-01T00:00:00Z">
+        <w:r>
+          <w:delText xml:space="preserve">It does not touch a link to a sister site that sends the reader to further reading.</w:delText>
+        </w:r>
+      </w:del>
+      <w:del w:id="25" w:author="PR Preview" w:date="2026-01-01T00:00:00Z">
+        <w:r>
+          <w:delText xml:space="preserve"> </w:delText>
+        </w:r>
+      </w:del>
+      <w:del w:id="26" w:author="PR Preview" w:date="2026-01-01T00:00:00Z">
+        <w:r>
+          <w:delText xml:space="preserve">That link is a cross-reference, not an attribution.</w:delText>
+        </w:r>
+      </w:del>
+    </w:p>
+    <w:p>
+      <w:pPr>
         <w:pStyle w:val="Heading3"/>
       </w:pPr>
-      <w:ins w:id="10" w:author="PR Preview" w:date="2026-01-01T00:00:00Z">
+      <w:ins w:id="27" w:author="PR Preview" w:date="2026-01-01T00:00:00Z">
         <w:r>
           <w:t xml:space="preserve">13.1 Material from your own work</w:t>
         </w:r>
@@ -3970,27 +4096,27 @@
       <w:pPr>
         <w:pStyle w:val="FirstParagraph"/>
       </w:pPr>
-      <w:ins w:id="11" w:author="PR Preview" w:date="2026-01-01T00:00:00Z">
+      <w:ins w:id="28" w:author="PR Preview" w:date="2026-01-01T00:00:00Z">
         <w:r>
           <w:t xml:space="preserve">Do not formally acknowledge material you borrow from yourself or your own group.</w:t>
         </w:r>
       </w:ins>
-      <w:ins w:id="12" w:author="PR Preview" w:date="2026-01-01T00:00:00Z">
+      <w:ins w:id="29" w:author="PR Preview" w:date="2026-01-01T00:00:00Z">
         <w:r>
           <w:t xml:space="preserve"> </w:t>
         </w:r>
       </w:ins>
-      <w:ins w:id="13" w:author="PR Preview" w:date="2026-01-01T00:00:00Z">
+      <w:ins w:id="30" w:author="PR Preview" w:date="2026-01-01T00:00:00Z">
         <w:r>
           <w:t xml:space="preserve">Link to it, but do not credit it.</w:t>
         </w:r>
       </w:ins>
-      <w:ins w:id="14" w:author="PR Preview" w:date="2026-01-01T00:00:00Z">
+      <w:ins w:id="31" w:author="PR Preview" w:date="2026-01-01T00:00:00Z">
         <w:r>
           <w:t xml:space="preserve"> </w:t>
         </w:r>
       </w:ins>
-      <w:ins w:id="15" w:author="PR Preview" w:date="2026-01-01T00:00:00Z">
+      <w:ins w:id="32" w:author="PR Preview" w:date="2026-01-01T00:00:00Z">
         <w:r>
           <w:t xml:space="preserve">This covers:</w:t>
         </w:r>
@@ -4004,27 +4130,27 @@
           <w:numId w:val="1021"/>
         </w:numPr>
       </w:pPr>
-      <w:ins w:id="16" w:author="PR Preview" w:date="2026-01-01T00:00:00Z">
+      <w:ins w:id="33" w:author="PR Preview" w:date="2026-01-01T00:00:00Z">
         <w:r>
           <w:t xml:space="preserve">Material moved between repositories you maintain.</w:t>
         </w:r>
       </w:ins>
-      <w:ins w:id="17" w:author="PR Preview" w:date="2026-01-01T00:00:00Z">
+      <w:ins w:id="34" w:author="PR Preview" w:date="2026-01-01T00:00:00Z">
         <w:r>
           <w:t xml:space="preserve"> </w:t>
         </w:r>
       </w:ins>
-      <w:ins w:id="18" w:author="PR Preview" w:date="2026-01-01T00:00:00Z">
+      <w:ins w:id="35" w:author="PR Preview" w:date="2026-01-01T00:00:00Z">
         <w:r>
           <w:t xml:space="preserve">When lecture notes move from one course repository to another,</w:t>
         </w:r>
       </w:ins>
-      <w:ins w:id="19" w:author="PR Preview" w:date="2026-01-01T00:00:00Z">
+      <w:ins w:id="36" w:author="PR Preview" w:date="2026-01-01T00:00:00Z">
         <w:r>
           <w:t xml:space="preserve"> </w:t>
         </w:r>
       </w:ins>
-      <w:ins w:id="20" w:author="PR Preview" w:date="2026-01-01T00:00:00Z">
+      <w:ins w:id="37" w:author="PR Preview" w:date="2026-01-01T00:00:00Z">
         <w:r>
           <w:t xml:space="preserve">leave the sister-repository credit out of the new work.</w:t>
         </w:r>
@@ -4038,19 +4164,19 @@
           <w:numId w:val="1021"/>
         </w:numPr>
       </w:pPr>
-      <w:ins w:id="21" w:author="PR Preview" w:date="2026-01-01T00:00:00Z">
-        <w:r>
-          <w:t xml:space="preserve">Work you wrote or co-wrote elsewhere,</w:t>
-        </w:r>
-      </w:ins>
-      <w:ins w:id="22" w:author="PR Preview" w:date="2026-01-01T00:00:00Z">
+      <w:ins w:id="38" w:author="PR Preview" w:date="2026-01-01T00:00:00Z">
+        <w:r>
+          <w:t xml:space="preserve">Text, figures or code reused from work that you or your group wrote elsewhere,</w:t>
+        </w:r>
+      </w:ins>
+      <w:ins w:id="39" w:author="PR Preview" w:date="2026-01-01T00:00:00Z">
         <w:r>
           <w:t xml:space="preserve"> </w:t>
         </w:r>
       </w:ins>
-      <w:ins w:id="23" w:author="PR Preview" w:date="2026-01-01T00:00:00Z">
-        <w:r>
-          <w:t xml:space="preserve">such as a lab manual you co-author, your own papers, or your own software.</w:t>
+      <w:ins w:id="40" w:author="PR Preview" w:date="2026-01-01T00:00:00Z">
+        <w:r>
+          <w:t xml:space="preserve">such as a lab manual your group maintains, your own papers, or your own software.</w:t>
         </w:r>
       </w:ins>
     </w:p>
@@ -4058,57 +4184,77 @@
       <w:pPr>
         <w:pStyle w:val="FirstParagraph"/>
       </w:pPr>
-      <w:ins w:id="24" w:author="PR Preview" w:date="2026-01-01T00:00:00Z">
+      <w:ins w:id="41" w:author="PR Preview" w:date="2026-01-01T00:00:00Z">
         <w:r>
           <w:t xml:space="preserve">A formal acknowledgment tells the reader the material came from someone else,</w:t>
         </w:r>
       </w:ins>
-      <w:ins w:id="25" w:author="PR Preview" w:date="2026-01-01T00:00:00Z">
+      <w:ins w:id="42" w:author="PR Preview" w:date="2026-01-01T00:00:00Z">
         <w:r>
           <w:t xml:space="preserve"> </w:t>
         </w:r>
       </w:ins>
-      <w:ins w:id="26" w:author="PR Preview" w:date="2026-01-01T00:00:00Z">
-        <w:r>
-          <w:t xml:space="preserve">so it does not belong on your own work, wherever that work is stored.</w:t>
-        </w:r>
-      </w:ins>
-      <w:ins w:id="27" w:author="PR Preview" w:date="2026-01-01T00:00:00Z">
+      <w:ins w:id="43" w:author="PR Preview" w:date="2026-01-01T00:00:00Z">
+        <w:r>
+          <w:t xml:space="preserve">so it does not belong on material that is your own, wherever that material is stored.</w:t>
+        </w:r>
+      </w:ins>
+      <w:ins w:id="44" w:author="PR Preview" w:date="2026-01-01T00:00:00Z">
         <w:r>
           <w:t xml:space="preserve"> </w:t>
         </w:r>
       </w:ins>
-      <w:ins w:id="28" w:author="PR Preview" w:date="2026-01-01T00:00:00Z">
+      <w:ins w:id="45" w:author="PR Preview" w:date="2026-01-01T00:00:00Z">
+        <w:r>
+          <w:t xml:space="preserve">A co-author outside your group is someone else:</w:t>
+        </w:r>
+      </w:ins>
+      <w:ins w:id="46" w:author="PR Preview" w:date="2026-01-01T00:00:00Z">
+        <w:r>
+          <w:t xml:space="preserve"> </w:t>
+        </w:r>
+      </w:ins>
+      <w:ins w:id="47" w:author="PR Preview" w:date="2026-01-01T00:00:00Z">
+        <w:r>
+          <w:t xml:space="preserve">the rule never removes their credit.</w:t>
+        </w:r>
+      </w:ins>
+      <w:ins w:id="48" w:author="PR Preview" w:date="2026-01-01T00:00:00Z">
+        <w:r>
+          <w:t xml:space="preserve"> </w:t>
+        </w:r>
+      </w:ins>
+      <w:ins w:id="49" w:author="PR Preview" w:date="2026-01-01T00:00:00Z">
         <w:r>
           <w:t xml:space="preserve">The rule concerns acknowledging reuse of your own material.</w:t>
         </w:r>
       </w:ins>
-      <w:ins w:id="29" w:author="PR Preview" w:date="2026-01-01T00:00:00Z">
+      <w:ins w:id="50" w:author="PR Preview" w:date="2026-01-01T00:00:00Z">
         <w:r>
           <w:t xml:space="preserve"> </w:t>
         </w:r>
       </w:ins>
-      <w:ins w:id="30" w:author="PR Preview" w:date="2026-01-01T00:00:00Z">
+      <w:ins w:id="51" w:author="PR Preview" w:date="2026-01-01T00:00:00Z">
         <w:r>
           <w:t xml:space="preserve">Citing a published paper or released software of yours</w:t>
         </w:r>
       </w:ins>
-      <w:ins w:id="31" w:author="PR Preview" w:date="2026-01-01T00:00:00Z">
+      <w:ins w:id="52" w:author="PR Preview" w:date="2026-01-01T00:00:00Z">
         <w:r>
           <w:t xml:space="preserve"> </w:t>
         </w:r>
       </w:ins>
-      <w:ins w:id="32" w:author="PR Preview" w:date="2026-01-01T00:00:00Z">
+      <w:ins w:id="53" w:author="PR Preview" w:date="2026-01-01T00:00:00Z">
         <w:r>
           <w:t xml:space="preserve">as the original publication of a result, or as a tool you used,</w:t>
         </w:r>
       </w:ins>
-      <w:ins w:id="33" w:author="PR Preview" w:date="2026-01-01T00:00:00Z">
+      <w:ins w:id="54" w:author="PR Preview" w:date="2026-01-01T00:00:00Z">
         <w:r>
           <w:t xml:space="preserve"> </w:t>
         </w:r>
       </w:ins>
-      <w:ins w:id="34" w:author="PR Preview" w:date="2026-01-01T00:00:00Z">
+      <w:ins w:id="55" w:author="PR Preview" w:date="2026-01-01T00:00:00Z">
         <w:r>
           <w:t xml:space="preserve">is ordinary citation and stays.</w:t>
         </w:r>
@@ -4118,48 +4264,48 @@
       <w:pPr>
         <w:pStyle w:val="BodyText"/>
       </w:pPr>
-      <w:ins w:id="35" w:author="PR Preview" w:date="2026-01-01T00:00:00Z">
+      <w:ins w:id="56" w:author="PR Preview" w:date="2026-01-01T00:00:00Z">
         <w:r>
           <w:t xml:space="preserve">Do not cite your own notes as the source of a definition or result either.</w:t>
         </w:r>
       </w:ins>
-      <w:ins w:id="36" w:author="PR Preview" w:date="2026-01-01T00:00:00Z">
+      <w:ins w:id="57" w:author="PR Preview" w:date="2026-01-01T00:00:00Z">
         <w:r>
           <w:t xml:space="preserve"> </w:t>
         </w:r>
       </w:ins>
-      <w:ins w:id="37" w:author="PR Preview" w:date="2026-01-01T00:00:00Z">
+      <w:ins w:id="58" w:author="PR Preview" w:date="2026-01-01T00:00:00Z">
         <w:r>
           <w:t xml:space="preserve">Cite the original publication and a modern textbook instead,</w:t>
         </w:r>
       </w:ins>
-      <w:ins w:id="38" w:author="PR Preview" w:date="2026-01-01T00:00:00Z">
+      <w:ins w:id="59" w:author="PR Preview" w:date="2026-01-01T00:00:00Z">
         <w:r>
           <w:t xml:space="preserve"> </w:t>
         </w:r>
       </w:ins>
-      <w:ins w:id="39" w:author="PR Preview" w:date="2026-01-01T00:00:00Z">
+      <w:ins w:id="60" w:author="PR Preview" w:date="2026-01-01T00:00:00Z">
         <w:r>
           <w:t xml:space="preserve">and link to your own page as further reading</w:t>
         </w:r>
       </w:ins>
-      <w:ins w:id="40" w:author="PR Preview" w:date="2026-01-01T00:00:00Z">
+      <w:ins w:id="61" w:author="PR Preview" w:date="2026-01-01T00:00:00Z">
         <w:r>
           <w:t xml:space="preserve"> </w:t>
         </w:r>
       </w:ins>
-      <w:ins w:id="41" w:author="PR Preview" w:date="2026-01-01T00:00:00Z">
+      <w:ins w:id="62" w:author="PR Preview" w:date="2026-01-01T00:00:00Z">
         <w:r>
           <w:t xml:space="preserve">(see</w:t>
         </w:r>
       </w:ins>
-      <w:ins w:id="42" w:author="PR Preview" w:date="2026-01-01T00:00:00Z">
+      <w:ins w:id="63" w:author="PR Preview" w:date="2026-01-01T00:00:00Z">
         <w:r>
           <w:t xml:space="preserve"> </w:t>
         </w:r>
       </w:ins>
       <w:hyperlink w:anchor="cite-the-original-for-named-results">
-        <w:ins w:id="43" w:author="PR Preview" w:date="2026-01-01T00:00:00Z">
+        <w:ins w:id="64" w:author="PR Preview" w:date="2026-01-01T00:00:00Z">
           <w:r>
             <w:rPr>
               <w:rStyle w:val="Hyperlink"/>
@@ -4168,7 +4314,7 @@
           </w:r>
         </w:ins>
       </w:hyperlink>
-      <w:ins w:id="44" w:author="PR Preview" w:date="2026-01-01T00:00:00Z">
+      <w:ins w:id="65" w:author="PR Preview" w:date="2026-01-01T00:00:00Z">
         <w:r>
           <w:t xml:space="preserve">).</w:t>
         </w:r>
@@ -4178,7 +4324,7 @@
       <w:pPr>
         <w:pStyle w:val="BodyText"/>
       </w:pPr>
-      <w:ins w:id="45" w:author="PR Preview" w:date="2026-01-01T00:00:00Z">
+      <w:ins w:id="66" w:author="PR Preview" w:date="2026-01-01T00:00:00Z">
         <w:r>
           <w:t xml:space="preserve">❌ A bibliography entry for the group’s own notes, cited as the source:</w:t>
         </w:r>
@@ -4188,7 +4334,7 @@
       <w:pPr>
         <w:pStyle w:val="SourceCode"/>
       </w:pPr>
-      <w:ins w:id="46" w:author="PR Preview" w:date="2026-01-01T00:00:00Z">
+      <w:ins w:id="67" w:author="PR Preview" w:date="2026-01-01T00:00:00Z">
         <w:r>
           <w:rPr>
             <w:rStyle w:val="NormalTok"/>
@@ -4196,7 +4342,7 @@
           <w:t xml:space="preserve">A feature vector is an element of the real coordinate space </w:t>
         </w:r>
       </w:ins>
-      <w:ins w:id="47" w:author="PR Preview" w:date="2026-01-01T00:00:00Z">
+      <w:ins w:id="68" w:author="PR Preview" w:date="2026-01-01T00:00:00Z">
         <w:r>
           <w:rPr>
             <w:rStyle w:val="CommentTok"/>
@@ -4204,7 +4350,7 @@
           <w:t xml:space="preserve">[</w:t>
         </w:r>
       </w:ins>
-      <w:ins w:id="48" w:author="PR Preview" w:date="2026-01-01T00:00:00Z">
+      <w:ins w:id="69" w:author="PR Preview" w:date="2026-01-01T00:00:00Z">
         <w:r>
           <w:rPr>
             <w:rStyle w:val="OtherTok"/>
@@ -4212,7 +4358,7 @@
           <w:t xml:space="preserve">@morrison2026mds</w:t>
         </w:r>
       </w:ins>
-      <w:ins w:id="49" w:author="PR Preview" w:date="2026-01-01T00:00:00Z">
+      <w:ins w:id="70" w:author="PR Preview" w:date="2026-01-01T00:00:00Z">
         <w:r>
           <w:rPr>
             <w:rStyle w:val="CommentTok"/>
@@ -4220,7 +4366,7 @@
           <w:t xml:space="preserve">]</w:t>
         </w:r>
       </w:ins>
-      <w:ins w:id="50" w:author="PR Preview" w:date="2026-01-01T00:00:00Z">
+      <w:ins w:id="71" w:author="PR Preview" w:date="2026-01-01T00:00:00Z">
         <w:r>
           <w:rPr>
             <w:rStyle w:val="NormalTok"/>
@@ -4233,9 +4379,9 @@
       <w:pPr>
         <w:pStyle w:val="FirstParagraph"/>
       </w:pPr>
-      <w:ins w:id="51" w:author="PR Preview" w:date="2026-01-01T00:00:00Z">
-        <w:r>
-          <w:t xml:space="preserve">✅ A cross-reference link:</w:t>
+      <w:ins w:id="72" w:author="PR Preview" w:date="2026-01-01T00:00:00Z">
+        <w:r>
+          <w:t xml:space="preserve">✅ A cross-reference link, placed after the claim and the original source it cites:</w:t>
         </w:r>
       </w:ins>
     </w:p>
@@ -4243,20 +4389,15 @@
       <w:pPr>
         <w:pStyle w:val="SourceCode"/>
       </w:pPr>
-      <w:ins w:id="52" w:author="PR Preview" w:date="2026-01-01T00:00:00Z">
+      <w:ins w:id="73" w:author="PR Preview" w:date="2026-01-01T00:00:00Z">
         <w:r>
           <w:rPr>
             <w:rStyle w:val="NormalTok"/>
           </w:rPr>
-          <w:t xml:space="preserve">A feature vector is an element of the</w:t>
-        </w:r>
-      </w:ins>
-      <w:ins w:id="53" w:author="PR Preview" w:date="2026-01-01T00:00:00Z">
-        <w:r>
-          <w:br/>
-        </w:r>
-      </w:ins>
-      <w:ins w:id="54" w:author="PR Preview" w:date="2026-01-01T00:00:00Z">
+          <w:t xml:space="preserve">A feature vector is an element of the real coordinate space </w:t>
+        </w:r>
+      </w:ins>
+      <w:ins w:id="74" w:author="PR Preview" w:date="2026-01-01T00:00:00Z">
         <w:r>
           <w:rPr>
             <w:rStyle w:val="CommentTok"/>
@@ -4264,7 +4405,57 @@
           <w:t xml:space="preserve">[</w:t>
         </w:r>
       </w:ins>
-      <w:ins w:id="55" w:author="PR Preview" w:date="2026-01-01T00:00:00Z">
+      <w:ins w:id="75" w:author="PR Preview" w:date="2026-01-01T00:00:00Z">
+        <w:r>
+          <w:rPr>
+            <w:rStyle w:val="OtherTok"/>
+          </w:rPr>
+          <w:t xml:space="preserve">@original2024, sec. 2</w:t>
+        </w:r>
+      </w:ins>
+      <w:ins w:id="76" w:author="PR Preview" w:date="2026-01-01T00:00:00Z">
+        <w:r>
+          <w:rPr>
+            <w:rStyle w:val="CommentTok"/>
+          </w:rPr>
+          <w:t xml:space="preserve">]</w:t>
+        </w:r>
+      </w:ins>
+      <w:ins w:id="77" w:author="PR Preview" w:date="2026-01-01T00:00:00Z">
+        <w:r>
+          <w:rPr>
+            <w:rStyle w:val="NormalTok"/>
+          </w:rPr>
+          <w:t xml:space="preserve">.</w:t>
+        </w:r>
+      </w:ins>
+      <w:ins w:id="78" w:author="PR Preview" w:date="2026-01-01T00:00:00Z">
+        <w:r>
+          <w:br/>
+        </w:r>
+      </w:ins>
+      <w:ins w:id="79" w:author="PR Preview" w:date="2026-01-01T00:00:00Z">
+        <w:r>
+          <w:rPr>
+            <w:rStyle w:val="NormalTok"/>
+          </w:rPr>
+          <w:t xml:space="preserve">See also the</w:t>
+        </w:r>
+      </w:ins>
+      <w:ins w:id="80" w:author="PR Preview" w:date="2026-01-01T00:00:00Z">
+        <w:r>
+          <w:br/>
+        </w:r>
+      </w:ins>
+      <w:ins w:id="81" w:author="PR Preview" w:date="2026-01-01T00:00:00Z">
+        <w:r>
+          <w:rPr>
+            <w:rStyle w:val="CommentTok"/>
+          </w:rPr>
+          <w:t xml:space="preserve">[</w:t>
+        </w:r>
+      </w:ins>
+      <w:ins w:id="82" w:author="PR Preview" w:date="2026-01-01T00:00:00Z">
         <w:r>
           <w:rPr>
             <w:rStyle w:val="OtherTok"/>
@@ -4272,7 +4463,7 @@
           <w:t xml:space="preserve">real coordinate space</w:t>
         </w:r>
       </w:ins>
-      <w:ins w:id="56" w:author="PR Preview" w:date="2026-01-01T00:00:00Z">
+      <w:ins w:id="83" w:author="PR Preview" w:date="2026-01-01T00:00:00Z">
         <w:r>
           <w:rPr>
             <w:rStyle w:val="CommentTok"/>
@@ -4280,12 +4471,17 @@
           <w:t xml:space="preserve">](https://morrison-lab.github.io/mds/linear-algebra-vectors.html#def-real-coordinate-space)</w:t>
         </w:r>
       </w:ins>
-      <w:ins w:id="57" w:author="PR Preview" w:date="2026-01-01T00:00:00Z">
+      <w:ins w:id="84" w:author="PR Preview" w:date="2026-01-01T00:00:00Z">
+        <w:r>
+          <w:br/>
+        </w:r>
+      </w:ins>
+      <w:ins w:id="85" w:author="PR Preview" w:date="2026-01-01T00:00:00Z">
         <w:r>
           <w:rPr>
             <w:rStyle w:val="NormalTok"/>
           </w:rPr>
-          <w:t xml:space="preserve">.</w:t>
+          <w:t xml:space="preserve">in the sister notes.</w:t>
         </w:r>
       </w:ins>
     </w:p>
@@ -4293,39 +4489,53 @@
       <w:pPr>
         <w:pStyle w:val="FirstParagraph"/>
       </w:pPr>
-      <w:ins w:id="58" w:author="PR Preview" w:date="2026-01-01T00:00:00Z">
+      <w:ins w:id="86" w:author="PR Preview" w:date="2026-01-01T00:00:00Z">
         <w:r>
           <w:t xml:space="preserve">A lab manual your own group maintains, such as the UCD-SERG lab manual,</w:t>
         </w:r>
       </w:ins>
-      <w:ins w:id="59" w:author="PR Preview" w:date="2026-01-01T00:00:00Z">
+      <w:ins w:id="87" w:author="PR Preview" w:date="2026-01-01T00:00:00Z">
         <w:r>
           <w:t xml:space="preserve"> </w:t>
         </w:r>
       </w:ins>
-      <w:ins w:id="60" w:author="PR Preview" w:date="2026-01-01T00:00:00Z">
+      <w:ins w:id="88" w:author="PR Preview" w:date="2026-01-01T00:00:00Z">
         <w:r>
           <w:t xml:space="preserve">counts as your own work, so it gets no credit.</w:t>
         </w:r>
       </w:ins>
-      <w:ins w:id="61" w:author="PR Preview" w:date="2026-01-01T00:00:00Z">
+      <w:ins w:id="89" w:author="PR Preview" w:date="2026-01-01T00:00:00Z">
         <w:r>
           <w:t xml:space="preserve"> </w:t>
         </w:r>
       </w:ins>
-      <w:ins w:id="62" w:author="PR Preview" w:date="2026-01-01T00:00:00Z">
-        <w:r>
-          <w:t xml:space="preserve">Carry over what the source itself credits,</w:t>
-        </w:r>
-      </w:ins>
-      <w:ins w:id="63" w:author="PR Preview" w:date="2026-01-01T00:00:00Z">
+      <w:ins w:id="90" w:author="PR Preview" w:date="2026-01-01T00:00:00Z">
+        <w:r>
+          <w:t xml:space="preserve">Carry over what a source itself credits:</w:t>
+        </w:r>
+      </w:ins>
+    </w:p>
+    <w:p>
+      <w:pPr>
+        <w:pStyle w:val="Compact"/>
+        <w:numPr>
+          <w:ilvl w:val="0"/>
+          <w:numId w:val="1022"/>
+        </w:numPr>
+      </w:pPr>
+      <w:ins w:id="91" w:author="PR Preview" w:date="2026-01-01T00:00:00Z">
+        <w:r>
+          <w:t xml:space="preserve">A book, paper or other work the material follows.</w:t>
+        </w:r>
+      </w:ins>
+      <w:ins w:id="92" w:author="PR Preview" w:date="2026-01-01T00:00:00Z">
         <w:r>
           <w:t xml:space="preserve"> </w:t>
         </w:r>
       </w:ins>
-      <w:ins w:id="64" w:author="PR Preview" w:date="2026-01-01T00:00:00Z">
-        <w:r>
-          <w:t xml:space="preserve">such as the Benjamin-Chung Lab Manual that the UCD-SERG manual credits:</w:t>
+      <w:ins w:id="93" w:author="PR Preview" w:date="2026-01-01T00:00:00Z">
+        <w:r>
+          <w:t xml:space="preserve">For example, the Benjamin-Chung Lab Manual, which the UCD-SERG manual credits.</w:t>
         </w:r>
       </w:ins>
     </w:p>
@@ -4337,191 +4547,67 @@
           <w:numId w:val="1022"/>
         </w:numPr>
       </w:pPr>
-      <w:r>
-        <w:t xml:space="preserve">A book or paper the material follows.</w:t>
-      </w:r>
-    </w:p>
-    <w:p>
-      <w:pPr>
-        <w:pStyle w:val="Compact"/>
-        <w:numPr>
-          <w:ilvl w:val="0"/>
-          <w:numId w:val="1021"/>
-        </w:numPr>
-      </w:pPr>
-      <w:del w:id="65" w:author="PR Preview" w:date="2026-01-01T00:00:00Z">
-        <w:r>
-          <w:delText xml:space="preserve">A person outside your group whose lecture or notes it adapted.</w:delText>
-        </w:r>
-      </w:del>
-      <w:del w:id="66" w:author="PR Preview" w:date="2026-01-01T00:00:00Z">
-        <w:r>
-          <w:delText xml:space="preserve"> </w:delText>
-        </w:r>
-      </w:del>
-      <w:del w:id="67" w:author="PR Preview" w:date="2026-01-01T00:00:00Z">
-        <w:r>
-          <w:delText xml:space="preserve">For example, the lds course credits Kameron Decker Harris,</w:delText>
-        </w:r>
-      </w:del>
-      <w:del w:id="68" w:author="PR Preview" w:date="2026-01-01T00:00:00Z">
-        <w:r>
-          <w:delText xml:space="preserve"> </w:delText>
-        </w:r>
-      </w:del>
-      <w:del w:id="69" w:author="PR Preview" w:date="2026-01-01T00:00:00Z">
-        <w:r>
-          <w:delText xml:space="preserve">Brian Hutchinson and Logan Sizemore,</w:delText>
-        </w:r>
-      </w:del>
-      <w:del w:id="70" w:author="PR Preview" w:date="2026-01-01T00:00:00Z">
-        <w:r>
-          <w:delText xml:space="preserve"> </w:delText>
-        </w:r>
-      </w:del>
-      <w:del w:id="71" w:author="PR Preview" w:date="2026-01-01T00:00:00Z">
-        <w:r>
-          <w:delText xml:space="preserve">so any repository that reuses those lectures credits them too.</w:delText>
-        </w:r>
-      </w:del>
+      <w:ins w:id="94" w:author="PR Preview" w:date="2026-01-01T00:00:00Z">
+        <w:r>
+          <w:t xml:space="preserve">A person outside your group whose lecture or notes it adapted,</w:t>
+        </w:r>
+      </w:ins>
+      <w:ins w:id="95" w:author="PR Preview" w:date="2026-01-01T00:00:00Z">
+        <w:r>
+          <w:t xml:space="preserve"> </w:t>
+        </w:r>
+      </w:ins>
+      <w:ins w:id="96" w:author="PR Preview" w:date="2026-01-01T00:00:00Z">
+        <w:r>
+          <w:t xml:space="preserve">credited by name.</w:t>
+        </w:r>
+      </w:ins>
+      <w:ins w:id="97" w:author="PR Preview" w:date="2026-01-01T00:00:00Z">
+        <w:r>
+          <w:t xml:space="preserve"> </w:t>
+        </w:r>
+      </w:ins>
+      <w:ins w:id="98" w:author="PR Preview" w:date="2026-01-01T00:00:00Z">
+        <w:r>
+          <w:t xml:space="preserve">For example, the lds course credits Kameron Decker Harris,</w:t>
+        </w:r>
+      </w:ins>
+      <w:ins w:id="99" w:author="PR Preview" w:date="2026-01-01T00:00:00Z">
+        <w:r>
+          <w:t xml:space="preserve"> </w:t>
+        </w:r>
+      </w:ins>
+      <w:ins w:id="100" w:author="PR Preview" w:date="2026-01-01T00:00:00Z">
+        <w:r>
+          <w:t xml:space="preserve">Brian Hutchinson and Logan Sizemore,</w:t>
+        </w:r>
+      </w:ins>
+      <w:ins w:id="101" w:author="PR Preview" w:date="2026-01-01T00:00:00Z">
+        <w:r>
+          <w:t xml:space="preserve"> </w:t>
+        </w:r>
+      </w:ins>
+      <w:ins w:id="102" w:author="PR Preview" w:date="2026-01-01T00:00:00Z">
+        <w:r>
+          <w:t xml:space="preserve">so any repository that reuses those lectures credits them too.</w:t>
+        </w:r>
+      </w:ins>
     </w:p>
     <w:p>
       <w:pPr>
         <w:pStyle w:val="FirstParagraph"/>
       </w:pPr>
-      <w:del w:id="72" w:author="PR Preview" w:date="2026-01-01T00:00:00Z">
-        <w:r>
-          <w:delText xml:space="preserve">The exception has two limits:</w:delText>
-        </w:r>
-      </w:del>
-    </w:p>
-    <w:p>
-      <w:pPr>
-        <w:pStyle w:val="Compact"/>
-        <w:numPr>
-          <w:ilvl w:val="0"/>
-          <w:numId w:val="1022"/>
-        </w:numPr>
-      </w:pPr>
-      <w:del w:id="73" w:author="PR Preview" w:date="2026-01-01T00:00:00Z">
-        <w:r>
-          <w:delText xml:space="preserve">It does not forbid a credit.</w:delText>
-        </w:r>
-      </w:del>
-      <w:del w:id="74" w:author="PR Preview" w:date="2026-01-01T00:00:00Z">
-        <w:r>
-          <w:delText xml:space="preserve"> </w:delText>
-        </w:r>
-      </w:del>
-      <w:del w:id="75" w:author="PR Preview" w:date="2026-01-01T00:00:00Z">
-        <w:r>
-          <w:delText xml:space="preserve">Leave the sister-repository credit out of new work,</w:delText>
-        </w:r>
-      </w:del>
-      <w:del w:id="76" w:author="PR Preview" w:date="2026-01-01T00:00:00Z">
-        <w:r>
-          <w:delText xml:space="preserve"> </w:delText>
-        </w:r>
-      </w:del>
-      <w:del w:id="77" w:author="PR Preview" w:date="2026-01-01T00:00:00Z">
-        <w:r>
-          <w:delText xml:space="preserve">but do not strip an existing credit unless the maintainer asks.</w:delText>
-        </w:r>
-      </w:del>
-    </w:p>
-    <w:p>
-      <w:pPr>
-        <w:pStyle w:val="Compact"/>
-        <w:numPr>
-          <w:ilvl w:val="0"/>
-          <w:numId w:val="1022"/>
-        </w:numPr>
-      </w:pPr>
-      <w:del w:id="78" w:author="PR Preview" w:date="2026-01-01T00:00:00Z">
-        <w:r>
-          <w:delText xml:space="preserve">It does not touch a link to a sister site that sends the reader to further reading.</w:delText>
-        </w:r>
-      </w:del>
-      <w:del w:id="79" w:author="PR Preview" w:date="2026-01-01T00:00:00Z">
-        <w:r>
-          <w:delText xml:space="preserve"> </w:delText>
-        </w:r>
-      </w:del>
-      <w:del w:id="80" w:author="PR Preview" w:date="2026-01-01T00:00:00Z">
-        <w:r>
-          <w:delText xml:space="preserve">That link is a cross-reference, not an attribution.</w:delText>
-        </w:r>
-      </w:del>
-    </w:p>
-    <w:p>
-      <w:pPr>
-        <w:pStyle w:val="Compact"/>
-        <w:numPr>
-          <w:ilvl w:val="0"/>
-          <w:numId w:val="1022"/>
-        </w:numPr>
-      </w:pPr>
-      <w:ins w:id="81" w:author="PR Preview" w:date="2026-01-01T00:00:00Z">
-        <w:r>
-          <w:t xml:space="preserve">A person outside your group whose lecture or notes it adapted,</w:t>
-        </w:r>
-      </w:ins>
-      <w:ins w:id="82" w:author="PR Preview" w:date="2026-01-01T00:00:00Z">
+      <w:ins w:id="103" w:author="PR Preview" w:date="2026-01-01T00:00:00Z">
+        <w:r>
+          <w:t xml:space="preserve">A link to a sister site that sends the reader to further reading</w:t>
+        </w:r>
+      </w:ins>
+      <w:ins w:id="104" w:author="PR Preview" w:date="2026-01-01T00:00:00Z">
         <w:r>
           <w:t xml:space="preserve"> </w:t>
         </w:r>
       </w:ins>
-      <w:ins w:id="83" w:author="PR Preview" w:date="2026-01-01T00:00:00Z">
-        <w:r>
-          <w:t xml:space="preserve">credited by name.</w:t>
-        </w:r>
-      </w:ins>
-      <w:ins w:id="84" w:author="PR Preview" w:date="2026-01-01T00:00:00Z">
-        <w:r>
-          <w:t xml:space="preserve"> </w:t>
-        </w:r>
-      </w:ins>
-      <w:ins w:id="85" w:author="PR Preview" w:date="2026-01-01T00:00:00Z">
-        <w:r>
-          <w:t xml:space="preserve">For example, the lds course credits Kameron Decker Harris,</w:t>
-        </w:r>
-      </w:ins>
-      <w:ins w:id="86" w:author="PR Preview" w:date="2026-01-01T00:00:00Z">
-        <w:r>
-          <w:t xml:space="preserve"> </w:t>
-        </w:r>
-      </w:ins>
-      <w:ins w:id="87" w:author="PR Preview" w:date="2026-01-01T00:00:00Z">
-        <w:r>
-          <w:t xml:space="preserve">Brian Hutchinson and Logan Sizemore,</w:t>
-        </w:r>
-      </w:ins>
-      <w:ins w:id="88" w:author="PR Preview" w:date="2026-01-01T00:00:00Z">
-        <w:r>
-          <w:t xml:space="preserve"> </w:t>
-        </w:r>
-      </w:ins>
-      <w:ins w:id="89" w:author="PR Preview" w:date="2026-01-01T00:00:00Z">
-        <w:r>
-          <w:t xml:space="preserve">so any repository that reuses those lectures credits them too.</w:t>
-        </w:r>
-      </w:ins>
-    </w:p>
-    <w:p>
-      <w:pPr>
-        <w:pStyle w:val="FirstParagraph"/>
-      </w:pPr>
-      <w:ins w:id="90" w:author="PR Preview" w:date="2026-01-01T00:00:00Z">
-        <w:r>
-          <w:t xml:space="preserve">A link to a sister site that sends the reader to further reading</w:t>
-        </w:r>
-      </w:ins>
-      <w:ins w:id="91" w:author="PR Preview" w:date="2026-01-01T00:00:00Z">
-        <w:r>
-          <w:t xml:space="preserve"> </w:t>
-        </w:r>
-      </w:ins>
-      <w:ins w:id="92" w:author="PR Preview" w:date="2026-01-01T00:00:00Z">
+      <w:ins w:id="105" w:author="PR Preview" w:date="2026-01-01T00:00:00Z">
         <w:r>
           <w:t xml:space="preserve">is a cross-reference, not an attribution, so it stays.</w:t>
         </w:r>
@@ -4531,7 +4617,7 @@
       <w:pPr>
         <w:pStyle w:val="BodyText"/>
       </w:pPr>
-      <w:ins w:id="93" w:author="PR Preview" w:date="2026-01-01T00:00:00Z">
+      <w:ins w:id="106" w:author="PR Preview" w:date="2026-01-01T00:00:00Z">
         <w:r>
           <w:t xml:space="preserve">When you find an existing credit to your own work, remove it and leave the link.</w:t>
         </w:r>

--- a/pr-preview/pr-213/chapters/citations-evidence-tracked-changes.docx
+++ b/pr-preview/pr-213/chapters/citations-evidence-tracked-changes.docx
@@ -26,7 +26,7 @@
       </w:pPr>
       <w:ins w:id="2" w:author="PR Preview" w:date="2026-01-01T00:00:00Z">
         <w:r>
-          <w:t xml:space="preserve">Last modified: 2026-10-16 00:27:15 (PDT)</w:t>
+          <w:t xml:space="preserve">Last modified: 2026-10-16 00:38:59 (PDT)</w:t>
         </w:r>
       </w:ins>
     </w:p>
@@ -3660,7 +3660,7 @@
       </w:r>
     </w:p>
     <w:bookmarkEnd w:id="43"/>
-    <w:bookmarkStart w:id="45" w:name="adapting-another-courses-material"/>
+    <w:bookmarkStart w:id="44" w:name="adapting-another-courses-material"/>
     <w:p>
       <w:pPr>
         <w:pStyle w:val="Heading2"/>
@@ -3905,7 +3905,8 @@
         <w:t xml:space="preserve">:::</w:t>
       </w:r>
     </w:p>
-    <w:bookmarkStart w:id="44" w:name="material-from-your-own-work"/>
+    <w:bookmarkEnd w:id="44"/>
+    <w:bookmarkStart w:id="45" w:name="material-from-your-own-work"/>
     <w:p>
       <w:pPr>
         <w:pStyle w:val="Heading3"/>
@@ -4084,11 +4085,21 @@
     </w:p>
     <w:p>
       <w:pPr>
-        <w:pStyle w:val="Heading3"/>
-      </w:pPr>
-      <w:ins w:id="27" w:author="PR Preview" w:date="2026-01-01T00:00:00Z">
-        <w:r>
-          <w:t xml:space="preserve">13.1 Material from your own work</w:t>
+        <w:pStyle w:val="Heading2"/>
+      </w:pPr>
+      <w:del w:id="27" w:author="PR Preview" w:date="2026-01-01T00:00:00Z">
+        <w:r>
+          <w:delText xml:space="preserve">14 Common citation errors to avoid</w:delText>
+        </w:r>
+      </w:del>
+    </w:p>
+    <w:p>
+      <w:pPr>
+        <w:pStyle w:val="Heading2"/>
+      </w:pPr>
+      <w:ins w:id="28" w:author="PR Preview" w:date="2026-01-01T00:00:00Z">
+        <w:r>
+          <w:t xml:space="preserve">14 Material from your own work</w:t>
         </w:r>
       </w:ins>
     </w:p>
@@ -4096,27 +4107,37 @@
       <w:pPr>
         <w:pStyle w:val="FirstParagraph"/>
       </w:pPr>
-      <w:ins w:id="28" w:author="PR Preview" w:date="2026-01-01T00:00:00Z">
+      <w:ins w:id="29" w:author="PR Preview" w:date="2026-01-01T00:00:00Z">
         <w:r>
           <w:t xml:space="preserve">Do not formally acknowledge material you borrow from yourself or your own group.</w:t>
         </w:r>
       </w:ins>
-      <w:ins w:id="29" w:author="PR Preview" w:date="2026-01-01T00:00:00Z">
+      <w:ins w:id="30" w:author="PR Preview" w:date="2026-01-01T00:00:00Z">
         <w:r>
           <w:t xml:space="preserve"> </w:t>
         </w:r>
       </w:ins>
-      <w:ins w:id="30" w:author="PR Preview" w:date="2026-01-01T00:00:00Z">
-        <w:r>
-          <w:t xml:space="preserve">Link to it, but do not credit it.</w:t>
-        </w:r>
-      </w:ins>
       <w:ins w:id="31" w:author="PR Preview" w:date="2026-01-01T00:00:00Z">
         <w:r>
+          <w:t xml:space="preserve">Link to it, but do not credit it,</w:t>
+        </w:r>
+      </w:ins>
+      <w:ins w:id="32" w:author="PR Preview" w:date="2026-01-01T00:00:00Z">
+        <w:r>
           <w:t xml:space="preserve"> </w:t>
         </w:r>
       </w:ins>
-      <w:ins w:id="32" w:author="PR Preview" w:date="2026-01-01T00:00:00Z">
+      <w:ins w:id="33" w:author="PR Preview" w:date="2026-01-01T00:00:00Z">
+        <w:r>
+          <w:t xml:space="preserve">except where a publisher’s reuse terms require a citation (see below).</w:t>
+        </w:r>
+      </w:ins>
+      <w:ins w:id="34" w:author="PR Preview" w:date="2026-01-01T00:00:00Z">
+        <w:r>
+          <w:t xml:space="preserve"> </w:t>
+        </w:r>
+      </w:ins>
+      <w:ins w:id="35" w:author="PR Preview" w:date="2026-01-01T00:00:00Z">
         <w:r>
           <w:t xml:space="preserve">This covers:</w:t>
         </w:r>
@@ -4130,27 +4151,27 @@
           <w:numId w:val="1021"/>
         </w:numPr>
       </w:pPr>
-      <w:ins w:id="33" w:author="PR Preview" w:date="2026-01-01T00:00:00Z">
+      <w:ins w:id="36" w:author="PR Preview" w:date="2026-01-01T00:00:00Z">
         <w:r>
           <w:t xml:space="preserve">Material moved between repositories you maintain.</w:t>
         </w:r>
       </w:ins>
-      <w:ins w:id="34" w:author="PR Preview" w:date="2026-01-01T00:00:00Z">
+      <w:ins w:id="37" w:author="PR Preview" w:date="2026-01-01T00:00:00Z">
         <w:r>
           <w:t xml:space="preserve"> </w:t>
         </w:r>
       </w:ins>
-      <w:ins w:id="35" w:author="PR Preview" w:date="2026-01-01T00:00:00Z">
+      <w:ins w:id="38" w:author="PR Preview" w:date="2026-01-01T00:00:00Z">
         <w:r>
           <w:t xml:space="preserve">When lecture notes move from one course repository to another,</w:t>
         </w:r>
       </w:ins>
-      <w:ins w:id="36" w:author="PR Preview" w:date="2026-01-01T00:00:00Z">
+      <w:ins w:id="39" w:author="PR Preview" w:date="2026-01-01T00:00:00Z">
         <w:r>
           <w:t xml:space="preserve"> </w:t>
         </w:r>
       </w:ins>
-      <w:ins w:id="37" w:author="PR Preview" w:date="2026-01-01T00:00:00Z">
+      <w:ins w:id="40" w:author="PR Preview" w:date="2026-01-01T00:00:00Z">
         <w:r>
           <w:t xml:space="preserve">leave the sister-repository credit out of the new work.</w:t>
         </w:r>
@@ -4164,19 +4185,43 @@
           <w:numId w:val="1021"/>
         </w:numPr>
       </w:pPr>
-      <w:ins w:id="38" w:author="PR Preview" w:date="2026-01-01T00:00:00Z">
+      <w:ins w:id="41" w:author="PR Preview" w:date="2026-01-01T00:00:00Z">
         <w:r>
           <w:t xml:space="preserve">Text, figures or code reused from work that you or your group wrote elsewhere,</w:t>
         </w:r>
       </w:ins>
-      <w:ins w:id="39" w:author="PR Preview" w:date="2026-01-01T00:00:00Z">
+      <w:ins w:id="42" w:author="PR Preview" w:date="2026-01-01T00:00:00Z">
         <w:r>
           <w:t xml:space="preserve"> </w:t>
         </w:r>
       </w:ins>
-      <w:ins w:id="40" w:author="PR Preview" w:date="2026-01-01T00:00:00Z">
-        <w:r>
-          <w:t xml:space="preserve">such as a lab manual your group maintains, your own papers, or your own software.</w:t>
+      <w:ins w:id="43" w:author="PR Preview" w:date="2026-01-01T00:00:00Z">
+        <w:r>
+          <w:t xml:space="preserve">such as a lab manual your group maintains (the UCD-SERG lab manual, for example),</w:t>
+        </w:r>
+      </w:ins>
+      <w:ins w:id="44" w:author="PR Preview" w:date="2026-01-01T00:00:00Z">
+        <w:r>
+          <w:t xml:space="preserve"> </w:t>
+        </w:r>
+      </w:ins>
+      <w:ins w:id="45" w:author="PR Preview" w:date="2026-01-01T00:00:00Z">
+        <w:r>
+          <w:t xml:space="preserve">your own papers, or your own software.</w:t>
+        </w:r>
+      </w:ins>
+    </w:p>
+    <w:p>
+      <w:pPr>
+        <w:pStyle w:val="Compact"/>
+        <w:numPr>
+          <w:ilvl w:val="0"/>
+          <w:numId w:val="1021"/>
+        </w:numPr>
+      </w:pPr>
+      <w:ins w:id="46" w:author="PR Preview" w:date="2026-01-01T00:00:00Z">
+        <w:r>
+          <w:t xml:space="preserve">A template or tool of your group’s that you built the site from.</w:t>
         </w:r>
       </w:ins>
     </w:p>
@@ -4184,128 +4229,178 @@
       <w:pPr>
         <w:pStyle w:val="FirstParagraph"/>
       </w:pPr>
-      <w:ins w:id="41" w:author="PR Preview" w:date="2026-01-01T00:00:00Z">
+      <w:ins w:id="47" w:author="PR Preview" w:date="2026-01-01T00:00:00Z">
         <w:r>
           <w:t xml:space="preserve">A formal acknowledgment tells the reader the material came from someone else,</w:t>
         </w:r>
       </w:ins>
-      <w:ins w:id="42" w:author="PR Preview" w:date="2026-01-01T00:00:00Z">
+      <w:ins w:id="48" w:author="PR Preview" w:date="2026-01-01T00:00:00Z">
         <w:r>
           <w:t xml:space="preserve"> </w:t>
         </w:r>
       </w:ins>
-      <w:ins w:id="43" w:author="PR Preview" w:date="2026-01-01T00:00:00Z">
+      <w:ins w:id="49" w:author="PR Preview" w:date="2026-01-01T00:00:00Z">
         <w:r>
           <w:t xml:space="preserve">so it does not belong on material that is your own, wherever that material is stored.</w:t>
         </w:r>
       </w:ins>
-      <w:ins w:id="44" w:author="PR Preview" w:date="2026-01-01T00:00:00Z">
+      <w:ins w:id="50" w:author="PR Preview" w:date="2026-01-01T00:00:00Z">
         <w:r>
           <w:t xml:space="preserve"> </w:t>
         </w:r>
       </w:ins>
-      <w:ins w:id="45" w:author="PR Preview" w:date="2026-01-01T00:00:00Z">
+      <w:ins w:id="51" w:author="PR Preview" w:date="2026-01-01T00:00:00Z">
         <w:r>
           <w:t xml:space="preserve">A co-author outside your group is someone else:</w:t>
         </w:r>
       </w:ins>
-      <w:ins w:id="46" w:author="PR Preview" w:date="2026-01-01T00:00:00Z">
+      <w:ins w:id="52" w:author="PR Preview" w:date="2026-01-01T00:00:00Z">
         <w:r>
           <w:t xml:space="preserve"> </w:t>
         </w:r>
       </w:ins>
-      <w:ins w:id="47" w:author="PR Preview" w:date="2026-01-01T00:00:00Z">
-        <w:r>
-          <w:t xml:space="preserve">the rule never removes their credit.</w:t>
-        </w:r>
-      </w:ins>
-      <w:ins w:id="48" w:author="PR Preview" w:date="2026-01-01T00:00:00Z">
+      <w:ins w:id="53" w:author="PR Preview" w:date="2026-01-01T00:00:00Z">
+        <w:r>
+          <w:t xml:space="preserve">when you reuse a co-written paper or manual,</w:t>
+        </w:r>
+      </w:ins>
+      <w:ins w:id="54" w:author="PR Preview" w:date="2026-01-01T00:00:00Z">
         <w:r>
           <w:t xml:space="preserve"> </w:t>
         </w:r>
       </w:ins>
-      <w:ins w:id="49" w:author="PR Preview" w:date="2026-01-01T00:00:00Z">
+      <w:ins w:id="55" w:author="PR Preview" w:date="2026-01-01T00:00:00Z">
+        <w:r>
+          <w:t xml:space="preserve">the work itself gets no credit,</w:t>
+        </w:r>
+      </w:ins>
+      <w:ins w:id="56" w:author="PR Preview" w:date="2026-01-01T00:00:00Z">
+        <w:r>
+          <w:t xml:space="preserve"> </w:t>
+        </w:r>
+      </w:ins>
+      <w:ins w:id="57" w:author="PR Preview" w:date="2026-01-01T00:00:00Z">
+        <w:r>
+          <w:t xml:space="preserve">but credit each outside co-author by name, in the form their role calls for (an author line, or a sentence).</w:t>
+        </w:r>
+      </w:ins>
+      <w:ins w:id="58" w:author="PR Preview" w:date="2026-01-01T00:00:00Z">
+        <w:r>
+          <w:t xml:space="preserve"> </w:t>
+        </w:r>
+      </w:ins>
+      <w:ins w:id="59" w:author="PR Preview" w:date="2026-01-01T00:00:00Z">
         <w:r>
           <w:t xml:space="preserve">The rule concerns acknowledging reuse of your own material.</w:t>
         </w:r>
       </w:ins>
-      <w:ins w:id="50" w:author="PR Preview" w:date="2026-01-01T00:00:00Z">
+      <w:ins w:id="60" w:author="PR Preview" w:date="2026-01-01T00:00:00Z">
         <w:r>
           <w:t xml:space="preserve"> </w:t>
         </w:r>
       </w:ins>
-      <w:ins w:id="51" w:author="PR Preview" w:date="2026-01-01T00:00:00Z">
+      <w:ins w:id="61" w:author="PR Preview" w:date="2026-01-01T00:00:00Z">
         <w:r>
           <w:t xml:space="preserve">Citing a published paper or released software of yours</w:t>
         </w:r>
       </w:ins>
-      <w:ins w:id="52" w:author="PR Preview" w:date="2026-01-01T00:00:00Z">
+      <w:ins w:id="62" w:author="PR Preview" w:date="2026-01-01T00:00:00Z">
         <w:r>
           <w:t xml:space="preserve"> </w:t>
         </w:r>
       </w:ins>
-      <w:ins w:id="53" w:author="PR Preview" w:date="2026-01-01T00:00:00Z">
+      <w:ins w:id="63" w:author="PR Preview" w:date="2026-01-01T00:00:00Z">
         <w:r>
           <w:t xml:space="preserve">as the original publication of a result, or as a tool you used,</w:t>
         </w:r>
       </w:ins>
-      <w:ins w:id="54" w:author="PR Preview" w:date="2026-01-01T00:00:00Z">
+      <w:ins w:id="64" w:author="PR Preview" w:date="2026-01-01T00:00:00Z">
         <w:r>
           <w:t xml:space="preserve"> </w:t>
         </w:r>
       </w:ins>
-      <w:ins w:id="55" w:author="PR Preview" w:date="2026-01-01T00:00:00Z">
+      <w:ins w:id="65" w:author="PR Preview" w:date="2026-01-01T00:00:00Z">
         <w:r>
           <w:t xml:space="preserve">is ordinary citation and stays.</w:t>
         </w:r>
       </w:ins>
+      <w:ins w:id="66" w:author="PR Preview" w:date="2026-01-01T00:00:00Z">
+        <w:r>
+          <w:t xml:space="preserve"> </w:t>
+        </w:r>
+      </w:ins>
+      <w:ins w:id="67" w:author="PR Preview" w:date="2026-01-01T00:00:00Z">
+        <w:r>
+          <w:t xml:space="preserve">A passage or figure reused from a published paper of yours</w:t>
+        </w:r>
+      </w:ins>
+      <w:ins w:id="68" w:author="PR Preview" w:date="2026-01-01T00:00:00Z">
+        <w:r>
+          <w:t xml:space="preserve"> </w:t>
+        </w:r>
+      </w:ins>
+      <w:ins w:id="69" w:author="PR Preview" w:date="2026-01-01T00:00:00Z">
+        <w:r>
+          <w:t xml:space="preserve">follows the publisher’s reuse terms, which may require a citation;</w:t>
+        </w:r>
+      </w:ins>
+      <w:ins w:id="70" w:author="PR Preview" w:date="2026-01-01T00:00:00Z">
+        <w:r>
+          <w:t xml:space="preserve"> </w:t>
+        </w:r>
+      </w:ins>
+      <w:ins w:id="71" w:author="PR Preview" w:date="2026-01-01T00:00:00Z">
+        <w:r>
+          <w:t xml:space="preserve">that citation is the one exception to the rule above.</w:t>
+        </w:r>
+      </w:ins>
     </w:p>
     <w:p>
       <w:pPr>
         <w:pStyle w:val="BodyText"/>
       </w:pPr>
-      <w:ins w:id="56" w:author="PR Preview" w:date="2026-01-01T00:00:00Z">
-        <w:r>
-          <w:t xml:space="preserve">Do not cite your own notes as the source of a definition or result either.</w:t>
-        </w:r>
-      </w:ins>
-      <w:ins w:id="57" w:author="PR Preview" w:date="2026-01-01T00:00:00Z">
+      <w:ins w:id="72" w:author="PR Preview" w:date="2026-01-01T00:00:00Z">
+        <w:r>
+          <w:t xml:space="preserve">Do not cite your own course notes or sites as the source of a definition or result either.</w:t>
+        </w:r>
+      </w:ins>
+      <w:ins w:id="73" w:author="PR Preview" w:date="2026-01-01T00:00:00Z">
         <w:r>
           <w:t xml:space="preserve"> </w:t>
         </w:r>
       </w:ins>
-      <w:ins w:id="58" w:author="PR Preview" w:date="2026-01-01T00:00:00Z">
-        <w:r>
-          <w:t xml:space="preserve">Cite the original publication and a modern textbook instead,</w:t>
-        </w:r>
-      </w:ins>
-      <w:ins w:id="59" w:author="PR Preview" w:date="2026-01-01T00:00:00Z">
+      <w:ins w:id="74" w:author="PR Preview" w:date="2026-01-01T00:00:00Z">
+        <w:r>
+          <w:t xml:space="preserve">Cite the original publication and, where one exists, a modern textbook instead,</w:t>
+        </w:r>
+      </w:ins>
+      <w:ins w:id="75" w:author="PR Preview" w:date="2026-01-01T00:00:00Z">
         <w:r>
           <w:t xml:space="preserve"> </w:t>
         </w:r>
       </w:ins>
-      <w:ins w:id="60" w:author="PR Preview" w:date="2026-01-01T00:00:00Z">
+      <w:ins w:id="76" w:author="PR Preview" w:date="2026-01-01T00:00:00Z">
         <w:r>
           <w:t xml:space="preserve">and link to your own page as further reading</w:t>
         </w:r>
       </w:ins>
-      <w:ins w:id="61" w:author="PR Preview" w:date="2026-01-01T00:00:00Z">
+      <w:ins w:id="77" w:author="PR Preview" w:date="2026-01-01T00:00:00Z">
         <w:r>
           <w:t xml:space="preserve"> </w:t>
         </w:r>
       </w:ins>
-      <w:ins w:id="62" w:author="PR Preview" w:date="2026-01-01T00:00:00Z">
+      <w:ins w:id="78" w:author="PR Preview" w:date="2026-01-01T00:00:00Z">
         <w:r>
           <w:t xml:space="preserve">(see</w:t>
         </w:r>
       </w:ins>
-      <w:ins w:id="63" w:author="PR Preview" w:date="2026-01-01T00:00:00Z">
+      <w:ins w:id="79" w:author="PR Preview" w:date="2026-01-01T00:00:00Z">
         <w:r>
           <w:t xml:space="preserve"> </w:t>
         </w:r>
       </w:ins>
       <w:hyperlink w:anchor="cite-the-original-for-named-results">
-        <w:ins w:id="64" w:author="PR Preview" w:date="2026-01-01T00:00:00Z">
+        <w:ins w:id="80" w:author="PR Preview" w:date="2026-01-01T00:00:00Z">
           <w:r>
             <w:rPr>
               <w:rStyle w:val="Hyperlink"/>
@@ -4314,7 +4409,7 @@
           </w:r>
         </w:ins>
       </w:hyperlink>
-      <w:ins w:id="65" w:author="PR Preview" w:date="2026-01-01T00:00:00Z">
+      <w:ins w:id="81" w:author="PR Preview" w:date="2026-01-01T00:00:00Z">
         <w:r>
           <w:t xml:space="preserve">).</w:t>
         </w:r>
@@ -4324,9 +4419,9 @@
       <w:pPr>
         <w:pStyle w:val="BodyText"/>
       </w:pPr>
-      <w:ins w:id="66" w:author="PR Preview" w:date="2026-01-01T00:00:00Z">
-        <w:r>
-          <w:t xml:space="preserve">❌ A bibliography entry for the group’s own notes, cited as the source:</w:t>
+      <w:ins w:id="82" w:author="PR Preview" w:date="2026-01-01T00:00:00Z">
+        <w:r>
+          <w:t xml:space="preserve">❌ A citation of the group’s own notes as the source of a definition:</w:t>
         </w:r>
       </w:ins>
     </w:p>
@@ -4334,7 +4429,7 @@
       <w:pPr>
         <w:pStyle w:val="SourceCode"/>
       </w:pPr>
-      <w:ins w:id="67" w:author="PR Preview" w:date="2026-01-01T00:00:00Z">
+      <w:ins w:id="83" w:author="PR Preview" w:date="2026-01-01T00:00:00Z">
         <w:r>
           <w:rPr>
             <w:rStyle w:val="NormalTok"/>
@@ -4342,7 +4437,7 @@
           <w:t xml:space="preserve">A feature vector is an element of the real coordinate space </w:t>
         </w:r>
       </w:ins>
-      <w:ins w:id="68" w:author="PR Preview" w:date="2026-01-01T00:00:00Z">
+      <w:ins w:id="84" w:author="PR Preview" w:date="2026-01-01T00:00:00Z">
         <w:r>
           <w:rPr>
             <w:rStyle w:val="CommentTok"/>
@@ -4350,7 +4445,7 @@
           <w:t xml:space="preserve">[</w:t>
         </w:r>
       </w:ins>
-      <w:ins w:id="69" w:author="PR Preview" w:date="2026-01-01T00:00:00Z">
+      <w:ins w:id="85" w:author="PR Preview" w:date="2026-01-01T00:00:00Z">
         <w:r>
           <w:rPr>
             <w:rStyle w:val="OtherTok"/>
@@ -4358,7 +4453,7 @@
           <w:t xml:space="preserve">@morrison2026mds</w:t>
         </w:r>
       </w:ins>
-      <w:ins w:id="70" w:author="PR Preview" w:date="2026-01-01T00:00:00Z">
+      <w:ins w:id="86" w:author="PR Preview" w:date="2026-01-01T00:00:00Z">
         <w:r>
           <w:rPr>
             <w:rStyle w:val="CommentTok"/>
@@ -4366,7 +4461,7 @@
           <w:t xml:space="preserve">]</w:t>
         </w:r>
       </w:ins>
-      <w:ins w:id="71" w:author="PR Preview" w:date="2026-01-01T00:00:00Z">
+      <w:ins w:id="87" w:author="PR Preview" w:date="2026-01-01T00:00:00Z">
         <w:r>
           <w:rPr>
             <w:rStyle w:val="NormalTok"/>
@@ -4379,9 +4474,9 @@
       <w:pPr>
         <w:pStyle w:val="FirstParagraph"/>
       </w:pPr>
-      <w:ins w:id="72" w:author="PR Preview" w:date="2026-01-01T00:00:00Z">
-        <w:r>
-          <w:t xml:space="preserve">✅ A cross-reference link, placed after the claim and the original source it cites:</w:t>
+      <w:ins w:id="88" w:author="PR Preview" w:date="2026-01-01T00:00:00Z">
+        <w:r>
+          <w:t xml:space="preserve">✅ The original source and a textbook, with a cross-reference link to the group’s page:</w:t>
         </w:r>
       </w:ins>
     </w:p>
@@ -4389,7 +4484,7 @@
       <w:pPr>
         <w:pStyle w:val="SourceCode"/>
       </w:pPr>
-      <w:ins w:id="73" w:author="PR Preview" w:date="2026-01-01T00:00:00Z">
+      <w:ins w:id="89" w:author="PR Preview" w:date="2026-01-01T00:00:00Z">
         <w:r>
           <w:rPr>
             <w:rStyle w:val="NormalTok"/>
@@ -4397,7 +4492,7 @@
           <w:t xml:space="preserve">A feature vector is an element of the real coordinate space </w:t>
         </w:r>
       </w:ins>
-      <w:ins w:id="74" w:author="PR Preview" w:date="2026-01-01T00:00:00Z">
+      <w:ins w:id="90" w:author="PR Preview" w:date="2026-01-01T00:00:00Z">
         <w:r>
           <w:rPr>
             <w:rStyle w:val="CommentTok"/>
@@ -4405,15 +4500,15 @@
           <w:t xml:space="preserve">[</w:t>
         </w:r>
       </w:ins>
-      <w:ins w:id="75" w:author="PR Preview" w:date="2026-01-01T00:00:00Z">
+      <w:ins w:id="91" w:author="PR Preview" w:date="2026-01-01T00:00:00Z">
         <w:r>
           <w:rPr>
             <w:rStyle w:val="OtherTok"/>
           </w:rPr>
-          <w:t xml:space="preserve">@original2024, sec. 2</w:t>
-        </w:r>
-      </w:ins>
-      <w:ins w:id="76" w:author="PR Preview" w:date="2026-01-01T00:00:00Z">
+          <w:t xml:space="preserve">@original, sec. 2; @textbook, ch. 3</w:t>
+        </w:r>
+      </w:ins>
+      <w:ins w:id="92" w:author="PR Preview" w:date="2026-01-01T00:00:00Z">
         <w:r>
           <w:rPr>
             <w:rStyle w:val="CommentTok"/>
@@ -4421,7 +4516,7 @@
           <w:t xml:space="preserve">]</w:t>
         </w:r>
       </w:ins>
-      <w:ins w:id="77" w:author="PR Preview" w:date="2026-01-01T00:00:00Z">
+      <w:ins w:id="93" w:author="PR Preview" w:date="2026-01-01T00:00:00Z">
         <w:r>
           <w:rPr>
             <w:rStyle w:val="NormalTok"/>
@@ -4429,12 +4524,12 @@
           <w:t xml:space="preserve">.</w:t>
         </w:r>
       </w:ins>
-      <w:ins w:id="78" w:author="PR Preview" w:date="2026-01-01T00:00:00Z">
+      <w:ins w:id="94" w:author="PR Preview" w:date="2026-01-01T00:00:00Z">
         <w:r>
           <w:br/>
         </w:r>
       </w:ins>
-      <w:ins w:id="79" w:author="PR Preview" w:date="2026-01-01T00:00:00Z">
+      <w:ins w:id="95" w:author="PR Preview" w:date="2026-01-01T00:00:00Z">
         <w:r>
           <w:rPr>
             <w:rStyle w:val="NormalTok"/>
@@ -4442,12 +4537,12 @@
           <w:t xml:space="preserve">See also the</w:t>
         </w:r>
       </w:ins>
-      <w:ins w:id="80" w:author="PR Preview" w:date="2026-01-01T00:00:00Z">
+      <w:ins w:id="96" w:author="PR Preview" w:date="2026-01-01T00:00:00Z">
         <w:r>
           <w:br/>
         </w:r>
       </w:ins>
-      <w:ins w:id="81" w:author="PR Preview" w:date="2026-01-01T00:00:00Z">
+      <w:ins w:id="97" w:author="PR Preview" w:date="2026-01-01T00:00:00Z">
         <w:r>
           <w:rPr>
             <w:rStyle w:val="CommentTok"/>
@@ -4455,7 +4550,7 @@
           <w:t xml:space="preserve">[</w:t>
         </w:r>
       </w:ins>
-      <w:ins w:id="82" w:author="PR Preview" w:date="2026-01-01T00:00:00Z">
+      <w:ins w:id="98" w:author="PR Preview" w:date="2026-01-01T00:00:00Z">
         <w:r>
           <w:rPr>
             <w:rStyle w:val="OtherTok"/>
@@ -4463,7 +4558,7 @@
           <w:t xml:space="preserve">real coordinate space</w:t>
         </w:r>
       </w:ins>
-      <w:ins w:id="83" w:author="PR Preview" w:date="2026-01-01T00:00:00Z">
+      <w:ins w:id="99" w:author="PR Preview" w:date="2026-01-01T00:00:00Z">
         <w:r>
           <w:rPr>
             <w:rStyle w:val="CommentTok"/>
@@ -4471,12 +4566,12 @@
           <w:t xml:space="preserve">](https://morrison-lab.github.io/mds/linear-algebra-vectors.html#def-real-coordinate-space)</w:t>
         </w:r>
       </w:ins>
-      <w:ins w:id="84" w:author="PR Preview" w:date="2026-01-01T00:00:00Z">
+      <w:ins w:id="100" w:author="PR Preview" w:date="2026-01-01T00:00:00Z">
         <w:r>
           <w:br/>
         </w:r>
       </w:ins>
-      <w:ins w:id="85" w:author="PR Preview" w:date="2026-01-01T00:00:00Z">
+      <w:ins w:id="101" w:author="PR Preview" w:date="2026-01-01T00:00:00Z">
         <w:r>
           <w:rPr>
             <w:rStyle w:val="NormalTok"/>
@@ -4489,125 +4584,105 @@
       <w:pPr>
         <w:pStyle w:val="FirstParagraph"/>
       </w:pPr>
-      <w:ins w:id="86" w:author="PR Preview" w:date="2026-01-01T00:00:00Z">
-        <w:r>
-          <w:t xml:space="preserve">A lab manual your own group maintains, such as the UCD-SERG lab manual,</w:t>
-        </w:r>
-      </w:ins>
-      <w:ins w:id="87" w:author="PR Preview" w:date="2026-01-01T00:00:00Z">
+      <w:ins w:id="102" w:author="PR Preview" w:date="2026-01-01T00:00:00Z">
+        <w:r>
+          <w:t xml:space="preserve">Carry over what the source of your material itself credits:</w:t>
+        </w:r>
+      </w:ins>
+    </w:p>
+    <w:p>
+      <w:pPr>
+        <w:pStyle w:val="Compact"/>
+        <w:numPr>
+          <w:ilvl w:val="0"/>
+          <w:numId w:val="1022"/>
+        </w:numPr>
+      </w:pPr>
+      <w:ins w:id="103" w:author="PR Preview" w:date="2026-01-01T00:00:00Z">
+        <w:r>
+          <w:t xml:space="preserve">A book, paper or other work the material follows.</w:t>
+        </w:r>
+      </w:ins>
+      <w:ins w:id="104" w:author="PR Preview" w:date="2026-01-01T00:00:00Z">
         <w:r>
           <w:t xml:space="preserve"> </w:t>
         </w:r>
       </w:ins>
-      <w:ins w:id="88" w:author="PR Preview" w:date="2026-01-01T00:00:00Z">
-        <w:r>
-          <w:t xml:space="preserve">counts as your own work, so it gets no credit.</w:t>
-        </w:r>
-      </w:ins>
-      <w:ins w:id="89" w:author="PR Preview" w:date="2026-01-01T00:00:00Z">
+      <w:ins w:id="105" w:author="PR Preview" w:date="2026-01-01T00:00:00Z">
+        <w:r>
+          <w:t xml:space="preserve">For example, the Benjamin-Chung Lab Manual, which the UCD-SERG manual credits.</w:t>
+        </w:r>
+      </w:ins>
+    </w:p>
+    <w:p>
+      <w:pPr>
+        <w:pStyle w:val="Compact"/>
+        <w:numPr>
+          <w:ilvl w:val="0"/>
+          <w:numId w:val="1022"/>
+        </w:numPr>
+      </w:pPr>
+      <w:ins w:id="106" w:author="PR Preview" w:date="2026-01-01T00:00:00Z">
+        <w:r>
+          <w:t xml:space="preserve">A person outside your group whose lecture or notes that source adapted,</w:t>
+        </w:r>
+      </w:ins>
+      <w:ins w:id="107" w:author="PR Preview" w:date="2026-01-01T00:00:00Z">
         <w:r>
           <w:t xml:space="preserve"> </w:t>
         </w:r>
       </w:ins>
-      <w:ins w:id="90" w:author="PR Preview" w:date="2026-01-01T00:00:00Z">
-        <w:r>
-          <w:t xml:space="preserve">Carry over what a source itself credits:</w:t>
-        </w:r>
-      </w:ins>
-    </w:p>
-    <w:p>
-      <w:pPr>
-        <w:pStyle w:val="Compact"/>
-        <w:numPr>
-          <w:ilvl w:val="0"/>
-          <w:numId w:val="1022"/>
-        </w:numPr>
-      </w:pPr>
-      <w:ins w:id="91" w:author="PR Preview" w:date="2026-01-01T00:00:00Z">
-        <w:r>
-          <w:t xml:space="preserve">A book, paper or other work the material follows.</w:t>
-        </w:r>
-      </w:ins>
-      <w:ins w:id="92" w:author="PR Preview" w:date="2026-01-01T00:00:00Z">
+      <w:ins w:id="108" w:author="PR Preview" w:date="2026-01-01T00:00:00Z">
+        <w:r>
+          <w:t xml:space="preserve">credited by name.</w:t>
+        </w:r>
+      </w:ins>
+      <w:ins w:id="109" w:author="PR Preview" w:date="2026-01-01T00:00:00Z">
         <w:r>
           <w:t xml:space="preserve"> </w:t>
         </w:r>
       </w:ins>
-      <w:ins w:id="93" w:author="PR Preview" w:date="2026-01-01T00:00:00Z">
-        <w:r>
-          <w:t xml:space="preserve">For example, the Benjamin-Chung Lab Manual, which the UCD-SERG manual credits.</w:t>
-        </w:r>
-      </w:ins>
-    </w:p>
-    <w:p>
-      <w:pPr>
-        <w:pStyle w:val="Compact"/>
-        <w:numPr>
-          <w:ilvl w:val="0"/>
-          <w:numId w:val="1022"/>
-        </w:numPr>
-      </w:pPr>
-      <w:ins w:id="94" w:author="PR Preview" w:date="2026-01-01T00:00:00Z">
-        <w:r>
-          <w:t xml:space="preserve">A person outside your group whose lecture or notes it adapted,</w:t>
-        </w:r>
-      </w:ins>
-      <w:ins w:id="95" w:author="PR Preview" w:date="2026-01-01T00:00:00Z">
+      <w:ins w:id="110" w:author="PR Preview" w:date="2026-01-01T00:00:00Z">
+        <w:r>
+          <w:t xml:space="preserve">For example, the lds course credits Kameron Decker Harris,</w:t>
+        </w:r>
+      </w:ins>
+      <w:ins w:id="111" w:author="PR Preview" w:date="2026-01-01T00:00:00Z">
         <w:r>
           <w:t xml:space="preserve"> </w:t>
         </w:r>
       </w:ins>
-      <w:ins w:id="96" w:author="PR Preview" w:date="2026-01-01T00:00:00Z">
-        <w:r>
-          <w:t xml:space="preserve">credited by name.</w:t>
-        </w:r>
-      </w:ins>
-      <w:ins w:id="97" w:author="PR Preview" w:date="2026-01-01T00:00:00Z">
+      <w:ins w:id="112" w:author="PR Preview" w:date="2026-01-01T00:00:00Z">
+        <w:r>
+          <w:t xml:space="preserve">Brian Hutchinson and Logan Sizemore,</w:t>
+        </w:r>
+      </w:ins>
+      <w:ins w:id="113" w:author="PR Preview" w:date="2026-01-01T00:00:00Z">
         <w:r>
           <w:t xml:space="preserve"> </w:t>
         </w:r>
       </w:ins>
-      <w:ins w:id="98" w:author="PR Preview" w:date="2026-01-01T00:00:00Z">
-        <w:r>
-          <w:t xml:space="preserve">For example, the lds course credits Kameron Decker Harris,</w:t>
-        </w:r>
-      </w:ins>
-      <w:ins w:id="99" w:author="PR Preview" w:date="2026-01-01T00:00:00Z">
+      <w:ins w:id="114" w:author="PR Preview" w:date="2026-01-01T00:00:00Z">
+        <w:r>
+          <w:t xml:space="preserve">so any repository that reuses those lectures credits them too.</w:t>
+        </w:r>
+      </w:ins>
+    </w:p>
+    <w:p>
+      <w:pPr>
+        <w:pStyle w:val="FirstParagraph"/>
+      </w:pPr>
+      <w:ins w:id="115" w:author="PR Preview" w:date="2026-01-01T00:00:00Z">
+        <w:r>
+          <w:t xml:space="preserve">A link to a sister site that sends the reader to further reading</w:t>
+        </w:r>
+      </w:ins>
+      <w:ins w:id="116" w:author="PR Preview" w:date="2026-01-01T00:00:00Z">
         <w:r>
           <w:t xml:space="preserve"> </w:t>
         </w:r>
       </w:ins>
-      <w:ins w:id="100" w:author="PR Preview" w:date="2026-01-01T00:00:00Z">
-        <w:r>
-          <w:t xml:space="preserve">Brian Hutchinson and Logan Sizemore,</w:t>
-        </w:r>
-      </w:ins>
-      <w:ins w:id="101" w:author="PR Preview" w:date="2026-01-01T00:00:00Z">
-        <w:r>
-          <w:t xml:space="preserve"> </w:t>
-        </w:r>
-      </w:ins>
-      <w:ins w:id="102" w:author="PR Preview" w:date="2026-01-01T00:00:00Z">
-        <w:r>
-          <w:t xml:space="preserve">so any repository that reuses those lectures credits them too.</w:t>
-        </w:r>
-      </w:ins>
-    </w:p>
-    <w:p>
-      <w:pPr>
-        <w:pStyle w:val="FirstParagraph"/>
-      </w:pPr>
-      <w:ins w:id="103" w:author="PR Preview" w:date="2026-01-01T00:00:00Z">
-        <w:r>
-          <w:t xml:space="preserve">A link to a sister site that sends the reader to further reading</w:t>
-        </w:r>
-      </w:ins>
-      <w:ins w:id="104" w:author="PR Preview" w:date="2026-01-01T00:00:00Z">
-        <w:r>
-          <w:t xml:space="preserve"> </w:t>
-        </w:r>
-      </w:ins>
-      <w:ins w:id="105" w:author="PR Preview" w:date="2026-01-01T00:00:00Z">
+      <w:ins w:id="117" w:author="PR Preview" w:date="2026-01-01T00:00:00Z">
         <w:r>
           <w:t xml:space="preserve">is a cross-reference, not an attribution, so it stays.</w:t>
         </w:r>
@@ -4617,22 +4692,23 @@
       <w:pPr>
         <w:pStyle w:val="BodyText"/>
       </w:pPr>
-      <w:ins w:id="106" w:author="PR Preview" w:date="2026-01-01T00:00:00Z">
-        <w:r>
-          <w:t xml:space="preserve">When you find an existing credit to your own work, remove it and leave the link.</w:t>
-        </w:r>
-      </w:ins>
-    </w:p>
-    <w:bookmarkEnd w:id="44"/>
+      <w:ins w:id="118" w:author="PR Preview" w:date="2026-01-01T00:00:00Z">
+        <w:r>
+          <w:t xml:space="preserve">When you find an existing credit to your own work, remove it and add or keep a link to it.</w:t>
+        </w:r>
+      </w:ins>
+    </w:p>
     <w:bookmarkEnd w:id="45"/>
     <w:bookmarkStart w:id="46" w:name="common-citation-errors-to-avoid"/>
     <w:p>
       <w:pPr>
         <w:pStyle w:val="Heading2"/>
       </w:pPr>
-      <w:r>
-        <w:t xml:space="preserve">14 Common citation errors to avoid</w:t>
-      </w:r>
+      <w:ins w:id="119" w:author="PR Preview" w:date="2026-01-01T00:00:00Z">
+        <w:r>
+          <w:t xml:space="preserve">15 Common citation errors to avoid</w:t>
+        </w:r>
+      </w:ins>
     </w:p>
     <w:p>
       <w:pPr>
@@ -4815,18 +4891,42 @@
       <w:pPr>
         <w:pStyle w:val="Heading2"/>
       </w:pPr>
-      <w:r>
-        <w:t xml:space="preserve">15 Examples</w:t>
-      </w:r>
+      <w:del w:id="120" w:author="PR Preview" w:date="2026-01-01T00:00:00Z">
+        <w:r>
+          <w:delText xml:space="preserve">15 Examples</w:delText>
+        </w:r>
+      </w:del>
+    </w:p>
+    <w:p>
+      <w:pPr>
+        <w:pStyle w:val="Heading3"/>
+      </w:pPr>
+      <w:del w:id="121" w:author="PR Preview" w:date="2026-01-01T00:00:00Z">
+        <w:r>
+          <w:delText xml:space="preserve">15.1 Poor (unsupported claim)</w:delText>
+        </w:r>
+      </w:del>
+    </w:p>
+    <w:p>
+      <w:pPr>
+        <w:pStyle w:val="Heading2"/>
+      </w:pPr>
+      <w:ins w:id="122" w:author="PR Preview" w:date="2026-01-01T00:00:00Z">
+        <w:r>
+          <w:t xml:space="preserve">16 Examples</w:t>
+        </w:r>
+      </w:ins>
     </w:p>
     <w:bookmarkStart w:id="47" w:name="poor-unsupported-claim"/>
     <w:p>
       <w:pPr>
         <w:pStyle w:val="Heading3"/>
       </w:pPr>
-      <w:r>
-        <w:t xml:space="preserve">15.1 Poor (unsupported claim)</w:t>
-      </w:r>
+      <w:ins w:id="123" w:author="PR Preview" w:date="2026-01-01T00:00:00Z">
+        <w:r>
+          <w:t xml:space="preserve">16.1 Poor (unsupported claim)</w:t>
+        </w:r>
+      </w:ins>
     </w:p>
     <w:p>
       <w:pPr>
@@ -4857,9 +4957,21 @@
       <w:pPr>
         <w:pStyle w:val="Heading3"/>
       </w:pPr>
-      <w:r>
-        <w:t xml:space="preserve">15.2 Better (citation provided)</w:t>
-      </w:r>
+      <w:del w:id="124" w:author="PR Preview" w:date="2026-01-01T00:00:00Z">
+        <w:r>
+          <w:delText xml:space="preserve">15.2 Better (citation provided)</w:delText>
+        </w:r>
+      </w:del>
+    </w:p>
+    <w:p>
+      <w:pPr>
+        <w:pStyle w:val="Heading3"/>
+      </w:pPr>
+      <w:ins w:id="125" w:author="PR Preview" w:date="2026-01-01T00:00:00Z">
+        <w:r>
+          <w:t xml:space="preserve">16.2 Better (citation provided)</w:t>
+        </w:r>
+      </w:ins>
     </w:p>
     <w:p>
       <w:pPr>
@@ -4899,9 +5011,21 @@
       <w:pPr>
         <w:pStyle w:val="Heading3"/>
       </w:pPr>
-      <w:r>
-        <w:t xml:space="preserve">15.3 Best (citation with context)</w:t>
-      </w:r>
+      <w:del w:id="126" w:author="PR Preview" w:date="2026-01-01T00:00:00Z">
+        <w:r>
+          <w:delText xml:space="preserve">15.3 Best (citation with context)</w:delText>
+        </w:r>
+      </w:del>
+    </w:p>
+    <w:p>
+      <w:pPr>
+        <w:pStyle w:val="Heading3"/>
+      </w:pPr>
+      <w:ins w:id="127" w:author="PR Preview" w:date="2026-01-01T00:00:00Z">
+        <w:r>
+          <w:t xml:space="preserve">16.3 Best (citation with context)</w:t>
+        </w:r>
+      </w:ins>
     </w:p>
     <w:p>
       <w:pPr>
@@ -4953,9 +5077,21 @@
       <w:pPr>
         <w:pStyle w:val="Heading3"/>
       </w:pPr>
-      <w:r>
-        <w:t xml:space="preserve">15.4 Poor (irrelevant citation)</w:t>
-      </w:r>
+      <w:del w:id="128" w:author="PR Preview" w:date="2026-01-01T00:00:00Z">
+        <w:r>
+          <w:delText xml:space="preserve">15.4 Poor (irrelevant citation)</w:delText>
+        </w:r>
+      </w:del>
+    </w:p>
+    <w:p>
+      <w:pPr>
+        <w:pStyle w:val="Heading3"/>
+      </w:pPr>
+      <w:ins w:id="129" w:author="PR Preview" w:date="2026-01-01T00:00:00Z">
+        <w:r>
+          <w:t xml:space="preserve">16.4 Poor (irrelevant citation)</w:t>
+        </w:r>
+      </w:ins>
     </w:p>
     <w:p>
       <w:pPr>
@@ -4995,9 +5131,21 @@
       <w:pPr>
         <w:pStyle w:val="Heading3"/>
       </w:pPr>
-      <w:r>
-        <w:t xml:space="preserve">15.5 Better (relevant citation)</w:t>
-      </w:r>
+      <w:del w:id="130" w:author="PR Preview" w:date="2026-01-01T00:00:00Z">
+        <w:r>
+          <w:delText xml:space="preserve">15.5 Better (relevant citation)</w:delText>
+        </w:r>
+      </w:del>
+    </w:p>
+    <w:p>
+      <w:pPr>
+        <w:pStyle w:val="Heading3"/>
+      </w:pPr>
+      <w:ins w:id="131" w:author="PR Preview" w:date="2026-01-01T00:00:00Z">
+        <w:r>
+          <w:t xml:space="preserve">16.5 Better (relevant citation)</w:t>
+        </w:r>
+      </w:ins>
     </w:p>
     <w:p>
       <w:pPr>
@@ -5038,9 +5186,21 @@
       <w:pPr>
         <w:pStyle w:val="Heading2"/>
       </w:pPr>
-      <w:r>
-        <w:t xml:space="preserve">16 Conclusion</w:t>
-      </w:r>
+      <w:del w:id="132" w:author="PR Preview" w:date="2026-01-01T00:00:00Z">
+        <w:r>
+          <w:delText xml:space="preserve">16 Conclusion</w:delText>
+        </w:r>
+      </w:del>
+    </w:p>
+    <w:p>
+      <w:pPr>
+        <w:pStyle w:val="Heading2"/>
+      </w:pPr>
+      <w:ins w:id="133" w:author="PR Preview" w:date="2026-01-01T00:00:00Z">
+        <w:r>
+          <w:t xml:space="preserve">17 Conclusion</w:t>
+        </w:r>
+      </w:ins>
     </w:p>
     <w:p>
       <w:pPr>

--- a/pr-preview/pr-213/chapters/citations-evidence-tracked-changes.docx
+++ b/pr-preview/pr-213/chapters/citations-evidence-tracked-changes.docx
@@ -26,7 +26,7 @@
       </w:pPr>
       <w:ins w:id="2" w:author="PR Preview" w:date="2026-01-01T00:00:00Z">
         <w:r>
-          <w:t xml:space="preserve">Last modified: 2026-10-16 00:38:59 (PDT)</w:t>
+          <w:t xml:space="preserve">Last modified: 2026-10-16 00:47:33 (PDT)</w:t>
         </w:r>
       </w:ins>
     </w:p>
@@ -4119,25 +4119,45 @@
       </w:ins>
       <w:ins w:id="31" w:author="PR Preview" w:date="2026-01-01T00:00:00Z">
         <w:r>
+          <w:t xml:space="preserve">“Your group”</w:t>
+        </w:r>
+      </w:ins>
+      <w:ins w:id="32" w:author="PR Preview" w:date="2026-01-01T00:00:00Z">
+        <w:r>
+          <w:t xml:space="preserve"> </w:t>
+        </w:r>
+      </w:ins>
+      <w:ins w:id="33" w:author="PR Preview" w:date="2026-01-01T00:00:00Z">
+        <w:r>
+          <w:t xml:space="preserve">means you and the other members of the labs that maintain the work, such as the Morrison Lab and UCD-SERG.</w:t>
+        </w:r>
+      </w:ins>
+      <w:ins w:id="34" w:author="PR Preview" w:date="2026-01-01T00:00:00Z">
+        <w:r>
+          <w:t xml:space="preserve"> </w:t>
+        </w:r>
+      </w:ins>
+      <w:ins w:id="35" w:author="PR Preview" w:date="2026-01-01T00:00:00Z">
+        <w:r>
           <w:t xml:space="preserve">Link to it, but do not credit it,</w:t>
         </w:r>
       </w:ins>
-      <w:ins w:id="32" w:author="PR Preview" w:date="2026-01-01T00:00:00Z">
+      <w:ins w:id="36" w:author="PR Preview" w:date="2026-01-01T00:00:00Z">
         <w:r>
           <w:t xml:space="preserve"> </w:t>
         </w:r>
       </w:ins>
-      <w:ins w:id="33" w:author="PR Preview" w:date="2026-01-01T00:00:00Z">
-        <w:r>
-          <w:t xml:space="preserve">except where a publisher’s reuse terms require a citation (see below).</w:t>
-        </w:r>
-      </w:ins>
-      <w:ins w:id="34" w:author="PR Preview" w:date="2026-01-01T00:00:00Z">
+      <w:ins w:id="37" w:author="PR Preview" w:date="2026-01-01T00:00:00Z">
+        <w:r>
+          <w:t xml:space="preserve">except for the credits and citations listed below.</w:t>
+        </w:r>
+      </w:ins>
+      <w:ins w:id="38" w:author="PR Preview" w:date="2026-01-01T00:00:00Z">
         <w:r>
           <w:t xml:space="preserve"> </w:t>
         </w:r>
       </w:ins>
-      <w:ins w:id="35" w:author="PR Preview" w:date="2026-01-01T00:00:00Z">
+      <w:ins w:id="39" w:author="PR Preview" w:date="2026-01-01T00:00:00Z">
         <w:r>
           <w:t xml:space="preserve">This covers:</w:t>
         </w:r>
@@ -4151,31 +4171,41 @@
           <w:numId w:val="1021"/>
         </w:numPr>
       </w:pPr>
-      <w:ins w:id="36" w:author="PR Preview" w:date="2026-01-01T00:00:00Z">
-        <w:r>
-          <w:t xml:space="preserve">Material moved between repositories you maintain.</w:t>
-        </w:r>
-      </w:ins>
-      <w:ins w:id="37" w:author="PR Preview" w:date="2026-01-01T00:00:00Z">
+      <w:ins w:id="40" w:author="PR Preview" w:date="2026-01-01T00:00:00Z">
+        <w:r>
+          <w:t xml:space="preserve">Material your group wrote that moves between repositories you maintain.</w:t>
+        </w:r>
+      </w:ins>
+      <w:ins w:id="41" w:author="PR Preview" w:date="2026-01-01T00:00:00Z">
         <w:r>
           <w:t xml:space="preserve"> </w:t>
         </w:r>
       </w:ins>
-      <w:ins w:id="38" w:author="PR Preview" w:date="2026-01-01T00:00:00Z">
+      <w:ins w:id="42" w:author="PR Preview" w:date="2026-01-01T00:00:00Z">
         <w:r>
           <w:t xml:space="preserve">When lecture notes move from one course repository to another,</w:t>
         </w:r>
       </w:ins>
-      <w:ins w:id="39" w:author="PR Preview" w:date="2026-01-01T00:00:00Z">
+      <w:ins w:id="43" w:author="PR Preview" w:date="2026-01-01T00:00:00Z">
         <w:r>
           <w:t xml:space="preserve"> </w:t>
         </w:r>
       </w:ins>
-      <w:ins w:id="40" w:author="PR Preview" w:date="2026-01-01T00:00:00Z">
+      <w:ins w:id="44" w:author="PR Preview" w:date="2026-01-01T00:00:00Z">
         <w:r>
           <w:t xml:space="preserve">leave the sister-repository credit out of the new work.</w:t>
         </w:r>
       </w:ins>
+      <w:ins w:id="45" w:author="PR Preview" w:date="2026-01-01T00:00:00Z">
+        <w:r>
+          <w:t xml:space="preserve"> </w:t>
+        </w:r>
+      </w:ins>
+      <w:ins w:id="46" w:author="PR Preview" w:date="2026-01-01T00:00:00Z">
+        <w:r>
+          <w:t xml:space="preserve">Material in those repositories that someone outside the group wrote keeps its credit (see below).</w:t>
+        </w:r>
+      </w:ins>
     </w:p>
     <w:p>
       <w:pPr>
@@ -4185,27 +4215,27 @@
           <w:numId w:val="1021"/>
         </w:numPr>
       </w:pPr>
-      <w:ins w:id="41" w:author="PR Preview" w:date="2026-01-01T00:00:00Z">
+      <w:ins w:id="47" w:author="PR Preview" w:date="2026-01-01T00:00:00Z">
         <w:r>
           <w:t xml:space="preserve">Text, figures or code reused from work that you or your group wrote elsewhere,</w:t>
         </w:r>
       </w:ins>
-      <w:ins w:id="42" w:author="PR Preview" w:date="2026-01-01T00:00:00Z">
+      <w:ins w:id="48" w:author="PR Preview" w:date="2026-01-01T00:00:00Z">
         <w:r>
           <w:t xml:space="preserve"> </w:t>
         </w:r>
       </w:ins>
-      <w:ins w:id="43" w:author="PR Preview" w:date="2026-01-01T00:00:00Z">
+      <w:ins w:id="49" w:author="PR Preview" w:date="2026-01-01T00:00:00Z">
         <w:r>
           <w:t xml:space="preserve">such as a lab manual your group maintains (the UCD-SERG lab manual, for example),</w:t>
         </w:r>
       </w:ins>
-      <w:ins w:id="44" w:author="PR Preview" w:date="2026-01-01T00:00:00Z">
+      <w:ins w:id="50" w:author="PR Preview" w:date="2026-01-01T00:00:00Z">
         <w:r>
           <w:t xml:space="preserve"> </w:t>
         </w:r>
       </w:ins>
-      <w:ins w:id="45" w:author="PR Preview" w:date="2026-01-01T00:00:00Z">
+      <w:ins w:id="51" w:author="PR Preview" w:date="2026-01-01T00:00:00Z">
         <w:r>
           <w:t xml:space="preserve">your own papers, or your own software.</w:t>
         </w:r>
@@ -4219,7 +4249,7 @@
           <w:numId w:val="1021"/>
         </w:numPr>
       </w:pPr>
-      <w:ins w:id="46" w:author="PR Preview" w:date="2026-01-01T00:00:00Z">
+      <w:ins w:id="52" w:author="PR Preview" w:date="2026-01-01T00:00:00Z">
         <w:r>
           <w:t xml:space="preserve">A template or tool of your group’s that you built the site from.</w:t>
         </w:r>
@@ -4229,129 +4259,129 @@
       <w:pPr>
         <w:pStyle w:val="FirstParagraph"/>
       </w:pPr>
-      <w:ins w:id="47" w:author="PR Preview" w:date="2026-01-01T00:00:00Z">
+      <w:ins w:id="53" w:author="PR Preview" w:date="2026-01-01T00:00:00Z">
         <w:r>
           <w:t xml:space="preserve">A formal acknowledgment tells the reader the material came from someone else,</w:t>
         </w:r>
       </w:ins>
-      <w:ins w:id="48" w:author="PR Preview" w:date="2026-01-01T00:00:00Z">
+      <w:ins w:id="54" w:author="PR Preview" w:date="2026-01-01T00:00:00Z">
         <w:r>
           <w:t xml:space="preserve"> </w:t>
         </w:r>
       </w:ins>
-      <w:ins w:id="49" w:author="PR Preview" w:date="2026-01-01T00:00:00Z">
+      <w:ins w:id="55" w:author="PR Preview" w:date="2026-01-01T00:00:00Z">
         <w:r>
           <w:t xml:space="preserve">so it does not belong on material that is your own, wherever that material is stored.</w:t>
         </w:r>
       </w:ins>
-      <w:ins w:id="50" w:author="PR Preview" w:date="2026-01-01T00:00:00Z">
+      <w:ins w:id="56" w:author="PR Preview" w:date="2026-01-01T00:00:00Z">
         <w:r>
           <w:t xml:space="preserve"> </w:t>
         </w:r>
       </w:ins>
-      <w:ins w:id="51" w:author="PR Preview" w:date="2026-01-01T00:00:00Z">
+      <w:ins w:id="57" w:author="PR Preview" w:date="2026-01-01T00:00:00Z">
         <w:r>
           <w:t xml:space="preserve">A co-author outside your group is someone else:</w:t>
         </w:r>
       </w:ins>
-      <w:ins w:id="52" w:author="PR Preview" w:date="2026-01-01T00:00:00Z">
+      <w:ins w:id="58" w:author="PR Preview" w:date="2026-01-01T00:00:00Z">
         <w:r>
           <w:t xml:space="preserve"> </w:t>
         </w:r>
       </w:ins>
-      <w:ins w:id="53" w:author="PR Preview" w:date="2026-01-01T00:00:00Z">
+      <w:ins w:id="59" w:author="PR Preview" w:date="2026-01-01T00:00:00Z">
         <w:r>
           <w:t xml:space="preserve">when you reuse a co-written paper or manual,</w:t>
         </w:r>
       </w:ins>
-      <w:ins w:id="54" w:author="PR Preview" w:date="2026-01-01T00:00:00Z">
+      <w:ins w:id="60" w:author="PR Preview" w:date="2026-01-01T00:00:00Z">
         <w:r>
           <w:t xml:space="preserve"> </w:t>
         </w:r>
       </w:ins>
-      <w:ins w:id="55" w:author="PR Preview" w:date="2026-01-01T00:00:00Z">
-        <w:r>
-          <w:t xml:space="preserve">the work itself gets no credit,</w:t>
-        </w:r>
-      </w:ins>
-      <w:ins w:id="56" w:author="PR Preview" w:date="2026-01-01T00:00:00Z">
+      <w:ins w:id="61" w:author="PR Preview" w:date="2026-01-01T00:00:00Z">
+        <w:r>
+          <w:t xml:space="preserve">the work itself gets no credit (a publisher-required citation aside, see below),</w:t>
+        </w:r>
+      </w:ins>
+      <w:ins w:id="62" w:author="PR Preview" w:date="2026-01-01T00:00:00Z">
         <w:r>
           <w:t xml:space="preserve"> </w:t>
         </w:r>
       </w:ins>
-      <w:ins w:id="57" w:author="PR Preview" w:date="2026-01-01T00:00:00Z">
-        <w:r>
-          <w:t xml:space="preserve">but credit each outside co-author by name, in the form their role calls for (an author line, or a sentence).</w:t>
-        </w:r>
-      </w:ins>
-      <w:ins w:id="58" w:author="PR Preview" w:date="2026-01-01T00:00:00Z">
+      <w:ins w:id="63" w:author="PR Preview" w:date="2026-01-01T00:00:00Z">
+        <w:r>
+          <w:t xml:space="preserve">but credit each outside co-author by name, in a sentence or an author line.</w:t>
+        </w:r>
+      </w:ins>
+      <w:ins w:id="64" w:author="PR Preview" w:date="2026-01-01T00:00:00Z">
         <w:r>
           <w:t xml:space="preserve"> </w:t>
         </w:r>
       </w:ins>
-      <w:ins w:id="59" w:author="PR Preview" w:date="2026-01-01T00:00:00Z">
+      <w:ins w:id="65" w:author="PR Preview" w:date="2026-01-01T00:00:00Z">
         <w:r>
           <w:t xml:space="preserve">The rule concerns acknowledging reuse of your own material.</w:t>
         </w:r>
       </w:ins>
-      <w:ins w:id="60" w:author="PR Preview" w:date="2026-01-01T00:00:00Z">
+      <w:ins w:id="66" w:author="PR Preview" w:date="2026-01-01T00:00:00Z">
         <w:r>
           <w:t xml:space="preserve"> </w:t>
         </w:r>
       </w:ins>
-      <w:ins w:id="61" w:author="PR Preview" w:date="2026-01-01T00:00:00Z">
+      <w:ins w:id="67" w:author="PR Preview" w:date="2026-01-01T00:00:00Z">
         <w:r>
           <w:t xml:space="preserve">Citing a published paper or released software of yours</w:t>
         </w:r>
       </w:ins>
-      <w:ins w:id="62" w:author="PR Preview" w:date="2026-01-01T00:00:00Z">
+      <w:ins w:id="68" w:author="PR Preview" w:date="2026-01-01T00:00:00Z">
         <w:r>
           <w:t xml:space="preserve"> </w:t>
         </w:r>
       </w:ins>
-      <w:ins w:id="63" w:author="PR Preview" w:date="2026-01-01T00:00:00Z">
+      <w:ins w:id="69" w:author="PR Preview" w:date="2026-01-01T00:00:00Z">
         <w:r>
           <w:t xml:space="preserve">as the original publication of a result, or as a tool you used,</w:t>
         </w:r>
       </w:ins>
-      <w:ins w:id="64" w:author="PR Preview" w:date="2026-01-01T00:00:00Z">
+      <w:ins w:id="70" w:author="PR Preview" w:date="2026-01-01T00:00:00Z">
         <w:r>
           <w:t xml:space="preserve"> </w:t>
         </w:r>
       </w:ins>
-      <w:ins w:id="65" w:author="PR Preview" w:date="2026-01-01T00:00:00Z">
+      <w:ins w:id="71" w:author="PR Preview" w:date="2026-01-01T00:00:00Z">
         <w:r>
           <w:t xml:space="preserve">is ordinary citation and stays.</w:t>
         </w:r>
       </w:ins>
-      <w:ins w:id="66" w:author="PR Preview" w:date="2026-01-01T00:00:00Z">
+      <w:ins w:id="72" w:author="PR Preview" w:date="2026-01-01T00:00:00Z">
         <w:r>
           <w:t xml:space="preserve"> </w:t>
         </w:r>
       </w:ins>
-      <w:ins w:id="67" w:author="PR Preview" w:date="2026-01-01T00:00:00Z">
+      <w:ins w:id="73" w:author="PR Preview" w:date="2026-01-01T00:00:00Z">
         <w:r>
           <w:t xml:space="preserve">A passage or figure reused from a published paper of yours</w:t>
         </w:r>
       </w:ins>
-      <w:ins w:id="68" w:author="PR Preview" w:date="2026-01-01T00:00:00Z">
+      <w:ins w:id="74" w:author="PR Preview" w:date="2026-01-01T00:00:00Z">
         <w:r>
           <w:t xml:space="preserve"> </w:t>
         </w:r>
       </w:ins>
-      <w:ins w:id="69" w:author="PR Preview" w:date="2026-01-01T00:00:00Z">
+      <w:ins w:id="75" w:author="PR Preview" w:date="2026-01-01T00:00:00Z">
         <w:r>
           <w:t xml:space="preserve">follows the publisher’s reuse terms, which may require a citation;</w:t>
         </w:r>
       </w:ins>
-      <w:ins w:id="70" w:author="PR Preview" w:date="2026-01-01T00:00:00Z">
+      <w:ins w:id="76" w:author="PR Preview" w:date="2026-01-01T00:00:00Z">
         <w:r>
           <w:t xml:space="preserve"> </w:t>
         </w:r>
       </w:ins>
-      <w:ins w:id="71" w:author="PR Preview" w:date="2026-01-01T00:00:00Z">
-        <w:r>
-          <w:t xml:space="preserve">that citation is the one exception to the rule above.</w:t>
+      <w:ins w:id="77" w:author="PR Preview" w:date="2026-01-01T00:00:00Z">
+        <w:r>
+          <w:t xml:space="preserve">that is the only citation the reuse itself can require.</w:t>
         </w:r>
       </w:ins>
     </w:p>
@@ -4359,48 +4389,38 @@
       <w:pPr>
         <w:pStyle w:val="BodyText"/>
       </w:pPr>
-      <w:ins w:id="72" w:author="PR Preview" w:date="2026-01-01T00:00:00Z">
+      <w:ins w:id="78" w:author="PR Preview" w:date="2026-01-01T00:00:00Z">
         <w:r>
           <w:t xml:space="preserve">Do not cite your own course notes or sites as the source of a definition or result either.</w:t>
         </w:r>
       </w:ins>
-      <w:ins w:id="73" w:author="PR Preview" w:date="2026-01-01T00:00:00Z">
+      <w:ins w:id="79" w:author="PR Preview" w:date="2026-01-01T00:00:00Z">
         <w:r>
           <w:t xml:space="preserve"> </w:t>
         </w:r>
       </w:ins>
-      <w:ins w:id="74" w:author="PR Preview" w:date="2026-01-01T00:00:00Z">
-        <w:r>
-          <w:t xml:space="preserve">Cite the original publication and, where one exists, a modern textbook instead,</w:t>
-        </w:r>
-      </w:ins>
-      <w:ins w:id="75" w:author="PR Preview" w:date="2026-01-01T00:00:00Z">
+      <w:ins w:id="80" w:author="PR Preview" w:date="2026-01-01T00:00:00Z">
+        <w:r>
+          <w:t xml:space="preserve">Instead, cite the original publication where you can identify one, and a modern textbook</w:t>
+        </w:r>
+      </w:ins>
+      <w:ins w:id="81" w:author="PR Preview" w:date="2026-01-01T00:00:00Z">
         <w:r>
           <w:t xml:space="preserve"> </w:t>
         </w:r>
       </w:ins>
-      <w:ins w:id="76" w:author="PR Preview" w:date="2026-01-01T00:00:00Z">
-        <w:r>
-          <w:t xml:space="preserve">and link to your own page as further reading</w:t>
-        </w:r>
-      </w:ins>
-      <w:ins w:id="77" w:author="PR Preview" w:date="2026-01-01T00:00:00Z">
+      <w:ins w:id="82" w:author="PR Preview" w:date="2026-01-01T00:00:00Z">
+        <w:r>
+          <w:t xml:space="preserve">(see</w:t>
+        </w:r>
+      </w:ins>
+      <w:ins w:id="83" w:author="PR Preview" w:date="2026-01-01T00:00:00Z">
         <w:r>
           <w:t xml:space="preserve"> </w:t>
         </w:r>
       </w:ins>
-      <w:ins w:id="78" w:author="PR Preview" w:date="2026-01-01T00:00:00Z">
-        <w:r>
-          <w:t xml:space="preserve">(see</w:t>
-        </w:r>
-      </w:ins>
-      <w:ins w:id="79" w:author="PR Preview" w:date="2026-01-01T00:00:00Z">
-        <w:r>
-          <w:t xml:space="preserve"> </w:t>
-        </w:r>
-      </w:ins>
       <w:hyperlink w:anchor="cite-the-original-for-named-results">
-        <w:ins w:id="80" w:author="PR Preview" w:date="2026-01-01T00:00:00Z">
+        <w:ins w:id="84" w:author="PR Preview" w:date="2026-01-01T00:00:00Z">
           <w:r>
             <w:rPr>
               <w:rStyle w:val="Hyperlink"/>
@@ -4409,9 +4429,19 @@
           </w:r>
         </w:ins>
       </w:hyperlink>
-      <w:ins w:id="81" w:author="PR Preview" w:date="2026-01-01T00:00:00Z">
-        <w:r>
-          <w:t xml:space="preserve">).</w:t>
+      <w:ins w:id="85" w:author="PR Preview" w:date="2026-01-01T00:00:00Z">
+        <w:r>
+          <w:t xml:space="preserve">),</w:t>
+        </w:r>
+      </w:ins>
+      <w:ins w:id="86" w:author="PR Preview" w:date="2026-01-01T00:00:00Z">
+        <w:r>
+          <w:t xml:space="preserve"> </w:t>
+        </w:r>
+      </w:ins>
+      <w:ins w:id="87" w:author="PR Preview" w:date="2026-01-01T00:00:00Z">
+        <w:r>
+          <w:t xml:space="preserve">and link to your own page as further reading.</w:t>
         </w:r>
       </w:ins>
     </w:p>
@@ -4419,7 +4449,7 @@
       <w:pPr>
         <w:pStyle w:val="BodyText"/>
       </w:pPr>
-      <w:ins w:id="82" w:author="PR Preview" w:date="2026-01-01T00:00:00Z">
+      <w:ins w:id="88" w:author="PR Preview" w:date="2026-01-01T00:00:00Z">
         <w:r>
           <w:t xml:space="preserve">❌ A citation of the group’s own notes as the source of a definition:</w:t>
         </w:r>
@@ -4429,15 +4459,15 @@
       <w:pPr>
         <w:pStyle w:val="SourceCode"/>
       </w:pPr>
-      <w:ins w:id="83" w:author="PR Preview" w:date="2026-01-01T00:00:00Z">
+      <w:ins w:id="89" w:author="PR Preview" w:date="2026-01-01T00:00:00Z">
         <w:r>
           <w:rPr>
             <w:rStyle w:val="NormalTok"/>
           </w:rPr>
-          <w:t xml:space="preserve">A feature vector is an element of the real coordinate space </w:t>
-        </w:r>
-      </w:ins>
-      <w:ins w:id="84" w:author="PR Preview" w:date="2026-01-01T00:00:00Z">
+          <w:t xml:space="preserve">The Cauchy-Schwarz inequality bounds the inner product by the product of the norms </w:t>
+        </w:r>
+      </w:ins>
+      <w:ins w:id="90" w:author="PR Preview" w:date="2026-01-01T00:00:00Z">
         <w:r>
           <w:rPr>
             <w:rStyle w:val="CommentTok"/>
@@ -4445,7 +4475,7 @@
           <w:t xml:space="preserve">[</w:t>
         </w:r>
       </w:ins>
-      <w:ins w:id="85" w:author="PR Preview" w:date="2026-01-01T00:00:00Z">
+      <w:ins w:id="91" w:author="PR Preview" w:date="2026-01-01T00:00:00Z">
         <w:r>
           <w:rPr>
             <w:rStyle w:val="OtherTok"/>
@@ -4453,7 +4483,7 @@
           <w:t xml:space="preserve">@morrison2026mds</w:t>
         </w:r>
       </w:ins>
-      <w:ins w:id="86" w:author="PR Preview" w:date="2026-01-01T00:00:00Z">
+      <w:ins w:id="92" w:author="PR Preview" w:date="2026-01-01T00:00:00Z">
         <w:r>
           <w:rPr>
             <w:rStyle w:val="CommentTok"/>
@@ -4461,7 +4491,7 @@
           <w:t xml:space="preserve">]</w:t>
         </w:r>
       </w:ins>
-      <w:ins w:id="87" w:author="PR Preview" w:date="2026-01-01T00:00:00Z">
+      <w:ins w:id="93" w:author="PR Preview" w:date="2026-01-01T00:00:00Z">
         <w:r>
           <w:rPr>
             <w:rStyle w:val="NormalTok"/>
@@ -4474,7 +4504,7 @@
       <w:pPr>
         <w:pStyle w:val="FirstParagraph"/>
       </w:pPr>
-      <w:ins w:id="88" w:author="PR Preview" w:date="2026-01-01T00:00:00Z">
+      <w:ins w:id="94" w:author="PR Preview" w:date="2026-01-01T00:00:00Z">
         <w:r>
           <w:t xml:space="preserve">✅ The original source and a textbook, with a cross-reference link to the group’s page:</w:t>
         </w:r>
@@ -4484,15 +4514,15 @@
       <w:pPr>
         <w:pStyle w:val="SourceCode"/>
       </w:pPr>
-      <w:ins w:id="89" w:author="PR Preview" w:date="2026-01-01T00:00:00Z">
+      <w:ins w:id="95" w:author="PR Preview" w:date="2026-01-01T00:00:00Z">
         <w:r>
           <w:rPr>
             <w:rStyle w:val="NormalTok"/>
           </w:rPr>
-          <w:t xml:space="preserve">A feature vector is an element of the real coordinate space </w:t>
-        </w:r>
-      </w:ins>
-      <w:ins w:id="90" w:author="PR Preview" w:date="2026-01-01T00:00:00Z">
+          <w:t xml:space="preserve">The Cauchy-Schwarz inequality bounds the inner product by the product of the norms </w:t>
+        </w:r>
+      </w:ins>
+      <w:ins w:id="96" w:author="PR Preview" w:date="2026-01-01T00:00:00Z">
         <w:r>
           <w:rPr>
             <w:rStyle w:val="CommentTok"/>
@@ -4500,7 +4530,7 @@
           <w:t xml:space="preserve">[</w:t>
         </w:r>
       </w:ins>
-      <w:ins w:id="91" w:author="PR Preview" w:date="2026-01-01T00:00:00Z">
+      <w:ins w:id="97" w:author="PR Preview" w:date="2026-01-01T00:00:00Z">
         <w:r>
           <w:rPr>
             <w:rStyle w:val="OtherTok"/>
@@ -4508,7 +4538,7 @@
           <w:t xml:space="preserve">@original, sec. 2; @textbook, ch. 3</w:t>
         </w:r>
       </w:ins>
-      <w:ins w:id="92" w:author="PR Preview" w:date="2026-01-01T00:00:00Z">
+      <w:ins w:id="98" w:author="PR Preview" w:date="2026-01-01T00:00:00Z">
         <w:r>
           <w:rPr>
             <w:rStyle w:val="CommentTok"/>
@@ -4516,7 +4546,7 @@
           <w:t xml:space="preserve">]</w:t>
         </w:r>
       </w:ins>
-      <w:ins w:id="93" w:author="PR Preview" w:date="2026-01-01T00:00:00Z">
+      <w:ins w:id="99" w:author="PR Preview" w:date="2026-01-01T00:00:00Z">
         <w:r>
           <w:rPr>
             <w:rStyle w:val="NormalTok"/>
@@ -4524,12 +4554,12 @@
           <w:t xml:space="preserve">.</w:t>
         </w:r>
       </w:ins>
-      <w:ins w:id="94" w:author="PR Preview" w:date="2026-01-01T00:00:00Z">
+      <w:ins w:id="100" w:author="PR Preview" w:date="2026-01-01T00:00:00Z">
         <w:r>
           <w:br/>
         </w:r>
       </w:ins>
-      <w:ins w:id="95" w:author="PR Preview" w:date="2026-01-01T00:00:00Z">
+      <w:ins w:id="101" w:author="PR Preview" w:date="2026-01-01T00:00:00Z">
         <w:r>
           <w:rPr>
             <w:rStyle w:val="NormalTok"/>
@@ -4537,12 +4567,12 @@
           <w:t xml:space="preserve">See also the</w:t>
         </w:r>
       </w:ins>
-      <w:ins w:id="96" w:author="PR Preview" w:date="2026-01-01T00:00:00Z">
+      <w:ins w:id="102" w:author="PR Preview" w:date="2026-01-01T00:00:00Z">
         <w:r>
           <w:br/>
         </w:r>
       </w:ins>
-      <w:ins w:id="97" w:author="PR Preview" w:date="2026-01-01T00:00:00Z">
+      <w:ins w:id="103" w:author="PR Preview" w:date="2026-01-01T00:00:00Z">
         <w:r>
           <w:rPr>
             <w:rStyle w:val="CommentTok"/>
@@ -4550,28 +4580,28 @@
           <w:t xml:space="preserve">[</w:t>
         </w:r>
       </w:ins>
-      <w:ins w:id="98" w:author="PR Preview" w:date="2026-01-01T00:00:00Z">
+      <w:ins w:id="104" w:author="PR Preview" w:date="2026-01-01T00:00:00Z">
         <w:r>
           <w:rPr>
             <w:rStyle w:val="OtherTok"/>
           </w:rPr>
-          <w:t xml:space="preserve">real coordinate space</w:t>
-        </w:r>
-      </w:ins>
-      <w:ins w:id="99" w:author="PR Preview" w:date="2026-01-01T00:00:00Z">
+          <w:t xml:space="preserve">Cauchy-Schwarz inequality</w:t>
+        </w:r>
+      </w:ins>
+      <w:ins w:id="105" w:author="PR Preview" w:date="2026-01-01T00:00:00Z">
         <w:r>
           <w:rPr>
             <w:rStyle w:val="CommentTok"/>
           </w:rPr>
-          <w:t xml:space="preserve">](https://morrison-lab.github.io/mds/linear-algebra-vectors.html#def-real-coordinate-space)</w:t>
-        </w:r>
-      </w:ins>
-      <w:ins w:id="100" w:author="PR Preview" w:date="2026-01-01T00:00:00Z">
+          <w:t xml:space="preserve">](https://morrison-lab.github.io/mds/linear-algebra-inner-products.html#thm-cauchy-schwarz)</w:t>
+        </w:r>
+      </w:ins>
+      <w:ins w:id="106" w:author="PR Preview" w:date="2026-01-01T00:00:00Z">
         <w:r>
           <w:br/>
         </w:r>
       </w:ins>
-      <w:ins w:id="101" w:author="PR Preview" w:date="2026-01-01T00:00:00Z">
+      <w:ins w:id="107" w:author="PR Preview" w:date="2026-01-01T00:00:00Z">
         <w:r>
           <w:rPr>
             <w:rStyle w:val="NormalTok"/>
@@ -4584,7 +4614,7 @@
       <w:pPr>
         <w:pStyle w:val="FirstParagraph"/>
       </w:pPr>
-      <w:ins w:id="102" w:author="PR Preview" w:date="2026-01-01T00:00:00Z">
+      <w:ins w:id="108" w:author="PR Preview" w:date="2026-01-01T00:00:00Z">
         <w:r>
           <w:t xml:space="preserve">Carry over what the source of your material itself credits:</w:t>
         </w:r>
@@ -4598,17 +4628,17 @@
           <w:numId w:val="1022"/>
         </w:numPr>
       </w:pPr>
-      <w:ins w:id="103" w:author="PR Preview" w:date="2026-01-01T00:00:00Z">
+      <w:ins w:id="109" w:author="PR Preview" w:date="2026-01-01T00:00:00Z">
         <w:r>
           <w:t xml:space="preserve">A book, paper or other work the material follows.</w:t>
         </w:r>
       </w:ins>
-      <w:ins w:id="104" w:author="PR Preview" w:date="2026-01-01T00:00:00Z">
+      <w:ins w:id="110" w:author="PR Preview" w:date="2026-01-01T00:00:00Z">
         <w:r>
           <w:t xml:space="preserve"> </w:t>
         </w:r>
       </w:ins>
-      <w:ins w:id="105" w:author="PR Preview" w:date="2026-01-01T00:00:00Z">
+      <w:ins w:id="111" w:author="PR Preview" w:date="2026-01-01T00:00:00Z">
         <w:r>
           <w:t xml:space="preserve">For example, the Benjamin-Chung Lab Manual, which the UCD-SERG manual credits.</w:t>
         </w:r>
@@ -4622,47 +4652,47 @@
           <w:numId w:val="1022"/>
         </w:numPr>
       </w:pPr>
-      <w:ins w:id="106" w:author="PR Preview" w:date="2026-01-01T00:00:00Z">
+      <w:ins w:id="112" w:author="PR Preview" w:date="2026-01-01T00:00:00Z">
         <w:r>
           <w:t xml:space="preserve">A person outside your group whose lecture or notes that source adapted,</w:t>
         </w:r>
       </w:ins>
-      <w:ins w:id="107" w:author="PR Preview" w:date="2026-01-01T00:00:00Z">
+      <w:ins w:id="113" w:author="PR Preview" w:date="2026-01-01T00:00:00Z">
         <w:r>
           <w:t xml:space="preserve"> </w:t>
         </w:r>
       </w:ins>
-      <w:ins w:id="108" w:author="PR Preview" w:date="2026-01-01T00:00:00Z">
+      <w:ins w:id="114" w:author="PR Preview" w:date="2026-01-01T00:00:00Z">
         <w:r>
           <w:t xml:space="preserve">credited by name.</w:t>
         </w:r>
       </w:ins>
-      <w:ins w:id="109" w:author="PR Preview" w:date="2026-01-01T00:00:00Z">
+      <w:ins w:id="115" w:author="PR Preview" w:date="2026-01-01T00:00:00Z">
         <w:r>
           <w:t xml:space="preserve"> </w:t>
         </w:r>
       </w:ins>
-      <w:ins w:id="110" w:author="PR Preview" w:date="2026-01-01T00:00:00Z">
+      <w:ins w:id="116" w:author="PR Preview" w:date="2026-01-01T00:00:00Z">
         <w:r>
           <w:t xml:space="preserve">For example, the lds course credits Kameron Decker Harris,</w:t>
         </w:r>
       </w:ins>
-      <w:ins w:id="111" w:author="PR Preview" w:date="2026-01-01T00:00:00Z">
+      <w:ins w:id="117" w:author="PR Preview" w:date="2026-01-01T00:00:00Z">
         <w:r>
           <w:t xml:space="preserve"> </w:t>
         </w:r>
       </w:ins>
-      <w:ins w:id="112" w:author="PR Preview" w:date="2026-01-01T00:00:00Z">
+      <w:ins w:id="118" w:author="PR Preview" w:date="2026-01-01T00:00:00Z">
         <w:r>
           <w:t xml:space="preserve">Brian Hutchinson and Logan Sizemore,</w:t>
         </w:r>
       </w:ins>
-      <w:ins w:id="113" w:author="PR Preview" w:date="2026-01-01T00:00:00Z">
+      <w:ins w:id="119" w:author="PR Preview" w:date="2026-01-01T00:00:00Z">
         <w:r>
           <w:t xml:space="preserve"> </w:t>
         </w:r>
       </w:ins>
-      <w:ins w:id="114" w:author="PR Preview" w:date="2026-01-01T00:00:00Z">
+      <w:ins w:id="120" w:author="PR Preview" w:date="2026-01-01T00:00:00Z">
         <w:r>
           <w:t xml:space="preserve">so any repository that reuses those lectures credits them too.</w:t>
         </w:r>
@@ -4672,17 +4702,17 @@
       <w:pPr>
         <w:pStyle w:val="FirstParagraph"/>
       </w:pPr>
-      <w:ins w:id="115" w:author="PR Preview" w:date="2026-01-01T00:00:00Z">
+      <w:ins w:id="121" w:author="PR Preview" w:date="2026-01-01T00:00:00Z">
         <w:r>
           <w:t xml:space="preserve">A link to a sister site that sends the reader to further reading</w:t>
         </w:r>
       </w:ins>
-      <w:ins w:id="116" w:author="PR Preview" w:date="2026-01-01T00:00:00Z">
+      <w:ins w:id="122" w:author="PR Preview" w:date="2026-01-01T00:00:00Z">
         <w:r>
           <w:t xml:space="preserve"> </w:t>
         </w:r>
       </w:ins>
-      <w:ins w:id="117" w:author="PR Preview" w:date="2026-01-01T00:00:00Z">
+      <w:ins w:id="123" w:author="PR Preview" w:date="2026-01-01T00:00:00Z">
         <w:r>
           <w:t xml:space="preserve">is a cross-reference, not an attribution, so it stays.</w:t>
         </w:r>
@@ -4692,7 +4722,7 @@
       <w:pPr>
         <w:pStyle w:val="BodyText"/>
       </w:pPr>
-      <w:ins w:id="118" w:author="PR Preview" w:date="2026-01-01T00:00:00Z">
+      <w:ins w:id="124" w:author="PR Preview" w:date="2026-01-01T00:00:00Z">
         <w:r>
           <w:t xml:space="preserve">When you find an existing credit to your own work, remove it and add or keep a link to it.</w:t>
         </w:r>
@@ -4704,7 +4734,7 @@
       <w:pPr>
         <w:pStyle w:val="Heading2"/>
       </w:pPr>
-      <w:ins w:id="119" w:author="PR Preview" w:date="2026-01-01T00:00:00Z">
+      <w:ins w:id="125" w:author="PR Preview" w:date="2026-01-01T00:00:00Z">
         <w:r>
           <w:t xml:space="preserve">15 Common citation errors to avoid</w:t>
         </w:r>
@@ -4891,7 +4921,7 @@
       <w:pPr>
         <w:pStyle w:val="Heading2"/>
       </w:pPr>
-      <w:del w:id="120" w:author="PR Preview" w:date="2026-01-01T00:00:00Z">
+      <w:del w:id="126" w:author="PR Preview" w:date="2026-01-01T00:00:00Z">
         <w:r>
           <w:delText xml:space="preserve">15 Examples</w:delText>
         </w:r>
@@ -4901,7 +4931,7 @@
       <w:pPr>
         <w:pStyle w:val="Heading3"/>
       </w:pPr>
-      <w:del w:id="121" w:author="PR Preview" w:date="2026-01-01T00:00:00Z">
+      <w:del w:id="127" w:author="PR Preview" w:date="2026-01-01T00:00:00Z">
         <w:r>
           <w:delText xml:space="preserve">15.1 Poor (unsupported claim)</w:delText>
         </w:r>
@@ -4911,7 +4941,7 @@
       <w:pPr>
         <w:pStyle w:val="Heading2"/>
       </w:pPr>
-      <w:ins w:id="122" w:author="PR Preview" w:date="2026-01-01T00:00:00Z">
+      <w:ins w:id="128" w:author="PR Preview" w:date="2026-01-01T00:00:00Z">
         <w:r>
           <w:t xml:space="preserve">16 Examples</w:t>
         </w:r>
@@ -4922,7 +4952,7 @@
       <w:pPr>
         <w:pStyle w:val="Heading3"/>
       </w:pPr>
-      <w:ins w:id="123" w:author="PR Preview" w:date="2026-01-01T00:00:00Z">
+      <w:ins w:id="129" w:author="PR Preview" w:date="2026-01-01T00:00:00Z">
         <w:r>
           <w:t xml:space="preserve">16.1 Poor (unsupported claim)</w:t>
         </w:r>
@@ -4957,7 +4987,7 @@
       <w:pPr>
         <w:pStyle w:val="Heading3"/>
       </w:pPr>
-      <w:del w:id="124" w:author="PR Preview" w:date="2026-01-01T00:00:00Z">
+      <w:del w:id="130" w:author="PR Preview" w:date="2026-01-01T00:00:00Z">
         <w:r>
           <w:delText xml:space="preserve">15.2 Better (citation provided)</w:delText>
         </w:r>
@@ -4967,7 +4997,7 @@
       <w:pPr>
         <w:pStyle w:val="Heading3"/>
       </w:pPr>
-      <w:ins w:id="125" w:author="PR Preview" w:date="2026-01-01T00:00:00Z">
+      <w:ins w:id="131" w:author="PR Preview" w:date="2026-01-01T00:00:00Z">
         <w:r>
           <w:t xml:space="preserve">16.2 Better (citation provided)</w:t>
         </w:r>
@@ -5011,7 +5041,7 @@
       <w:pPr>
         <w:pStyle w:val="Heading3"/>
       </w:pPr>
-      <w:del w:id="126" w:author="PR Preview" w:date="2026-01-01T00:00:00Z">
+      <w:del w:id="132" w:author="PR Preview" w:date="2026-01-01T00:00:00Z">
         <w:r>
           <w:delText xml:space="preserve">15.3 Best (citation with context)</w:delText>
         </w:r>
@@ -5021,7 +5051,7 @@
       <w:pPr>
         <w:pStyle w:val="Heading3"/>
       </w:pPr>
-      <w:ins w:id="127" w:author="PR Preview" w:date="2026-01-01T00:00:00Z">
+      <w:ins w:id="133" w:author="PR Preview" w:date="2026-01-01T00:00:00Z">
         <w:r>
           <w:t xml:space="preserve">16.3 Best (citation with context)</w:t>
         </w:r>
@@ -5077,7 +5107,7 @@
       <w:pPr>
         <w:pStyle w:val="Heading3"/>
       </w:pPr>
-      <w:del w:id="128" w:author="PR Preview" w:date="2026-01-01T00:00:00Z">
+      <w:del w:id="134" w:author="PR Preview" w:date="2026-01-01T00:00:00Z">
         <w:r>
           <w:delText xml:space="preserve">15.4 Poor (irrelevant citation)</w:delText>
         </w:r>
@@ -5087,7 +5117,7 @@
       <w:pPr>
         <w:pStyle w:val="Heading3"/>
       </w:pPr>
-      <w:ins w:id="129" w:author="PR Preview" w:date="2026-01-01T00:00:00Z">
+      <w:ins w:id="135" w:author="PR Preview" w:date="2026-01-01T00:00:00Z">
         <w:r>
           <w:t xml:space="preserve">16.4 Poor (irrelevant citation)</w:t>
         </w:r>
@@ -5131,7 +5161,7 @@
       <w:pPr>
         <w:pStyle w:val="Heading3"/>
       </w:pPr>
-      <w:del w:id="130" w:author="PR Preview" w:date="2026-01-01T00:00:00Z">
+      <w:del w:id="136" w:author="PR Preview" w:date="2026-01-01T00:00:00Z">
         <w:r>
           <w:delText xml:space="preserve">15.5 Better (relevant citation)</w:delText>
         </w:r>
@@ -5141,7 +5171,7 @@
       <w:pPr>
         <w:pStyle w:val="Heading3"/>
       </w:pPr>
-      <w:ins w:id="131" w:author="PR Preview" w:date="2026-01-01T00:00:00Z">
+      <w:ins w:id="137" w:author="PR Preview" w:date="2026-01-01T00:00:00Z">
         <w:r>
           <w:t xml:space="preserve">16.5 Better (relevant citation)</w:t>
         </w:r>
@@ -5186,7 +5216,7 @@
       <w:pPr>
         <w:pStyle w:val="Heading2"/>
       </w:pPr>
-      <w:del w:id="132" w:author="PR Preview" w:date="2026-01-01T00:00:00Z">
+      <w:del w:id="138" w:author="PR Preview" w:date="2026-01-01T00:00:00Z">
         <w:r>
           <w:delText xml:space="preserve">16 Conclusion</w:delText>
         </w:r>
@@ -5196,7 +5226,7 @@
       <w:pPr>
         <w:pStyle w:val="Heading2"/>
       </w:pPr>
-      <w:ins w:id="133" w:author="PR Preview" w:date="2026-01-01T00:00:00Z">
+      <w:ins w:id="139" w:author="PR Preview" w:date="2026-01-01T00:00:00Z">
         <w:r>
           <w:t xml:space="preserve">17 Conclusion</w:t>
         </w:r>

--- a/pr-preview/pr-213/chapters/citations-evidence-tracked-changes.docx
+++ b/pr-preview/pr-213/chapters/citations-evidence-tracked-changes.docx
@@ -16,7 +16,7 @@
       </w:pPr>
       <w:del w:id="1" w:author="PR Preview" w:date="2026-01-01T00:00:00Z">
         <w:r>
-          <w:delText xml:space="preserve">Last modified: 2026-10-15 23:42:45 (PDT)</w:delText>
+          <w:delText xml:space="preserve">Last modified: 2026-10-16 05:04:39 (PDT)</w:delText>
         </w:r>
       </w:del>
     </w:p>
@@ -26,7 +26,7 @@
       </w:pPr>
       <w:ins w:id="2" w:author="PR Preview" w:date="2026-01-01T00:00:00Z">
         <w:r>
-          <w:t xml:space="preserve">Last modified: 2026-10-16 00:47:33 (PDT)</w:t>
+          <w:t xml:space="preserve">Last modified: 2026-10-16 05:05:17 (PDT)</w:t>
         </w:r>
       </w:ins>
     </w:p>
@@ -3222,14 +3222,252 @@
         <w:t xml:space="preserve">(Mitchell 1997)</w:t>
       </w:r>
     </w:p>
+    <w:p>
+      <w:pPr>
+        <w:pStyle w:val="FirstParagraph"/>
+      </w:pPr>
+      <w:r>
+        <w:t xml:space="preserve">Credit a quotation to whoever speaks it in the primary source,</w:t>
+      </w:r>
+      <w:r>
+        <w:t xml:space="preserve"> </w:t>
+      </w:r>
+      <w:r>
+        <w:t xml:space="preserve">even when the speaker is quoting someone else.</w:t>
+      </w:r>
+      <w:r>
+        <w:t xml:space="preserve"> </w:t>
+      </w:r>
+      <w:r>
+        <w:t xml:space="preserve">When attribution is in doubt, read the primary source (a transcript, the original page) first.</w:t>
+      </w:r>
+      <w:r>
+        <w:t xml:space="preserve"> </w:t>
+      </w:r>
+      <w:r>
+        <w:t xml:space="preserve">Uncertainty about who said a line is not evidence about who said it.</w:t>
+      </w:r>
+    </w:p>
     <w:bookmarkEnd w:id="39"/>
-    <w:bookmarkStart w:id="42" w:name="cite-the-original-for-named-results"/>
+    <w:bookmarkStart w:id="40" w:name="Xdc6e961a4731f42c2c786ef03a498fc72396848"/>
     <w:p>
       <w:pPr>
         <w:pStyle w:val="Heading2"/>
       </w:pPr>
       <w:r>
-        <w:t xml:space="preserve">11 Cite the original for named results</w:t>
+        <w:t xml:space="preserve">11 Copy organization names from their source</w:t>
+      </w:r>
+    </w:p>
+    <w:p>
+      <w:pPr>
+        <w:pStyle w:val="FirstParagraph"/>
+      </w:pPr>
+      <w:r>
+        <w:t xml:space="preserve">When a bibliography entry names an organization,</w:t>
+      </w:r>
+      <w:r>
+        <w:t xml:space="preserve"> </w:t>
+      </w:r>
+      <w:r>
+        <w:t xml:space="preserve">copy the name from the organization’s own page (its about page, README or footer)</w:t>
+      </w:r>
+      <w:r>
+        <w:t xml:space="preserve"> </w:t>
+      </w:r>
+      <w:r>
+        <w:t xml:space="preserve">rather than expanding an acronym from memory.</w:t>
+      </w:r>
+    </w:p>
+    <w:bookmarkEnd w:id="40"/>
+    <w:bookmarkStart w:id="43" w:name="verify-each-bibliography-entry"/>
+    <w:p>
+      <w:pPr>
+        <w:pStyle w:val="Heading2"/>
+      </w:pPr>
+      <w:r>
+        <w:t xml:space="preserve">12 Verify each bibliography entry</w:t>
+      </w:r>
+    </w:p>
+    <w:p>
+      <w:pPr>
+        <w:pStyle w:val="FirstParagraph"/>
+      </w:pPr>
+      <w:r>
+        <w:t xml:space="preserve">Check each detail of a bibliography entry against an official source.</w:t>
+      </w:r>
+      <w:r>
+        <w:t xml:space="preserve"> </w:t>
+      </w:r>
+      <w:r>
+        <w:t xml:space="preserve">Look the work up through</w:t>
+      </w:r>
+      <w:r>
+        <w:t xml:space="preserve"> </w:t>
+      </w:r>
+      <w:hyperlink r:id="rId41">
+        <w:r>
+          <w:rPr>
+            <w:rStyle w:val="Hyperlink"/>
+          </w:rPr>
+          <w:t xml:space="preserve">Crossref search</w:t>
+        </w:r>
+      </w:hyperlink>
+      <w:r>
+        <w:t xml:space="preserve"> </w:t>
+      </w:r>
+      <w:r>
+        <w:t xml:space="preserve">or its</w:t>
+      </w:r>
+      <w:r>
+        <w:t xml:space="preserve"> </w:t>
+      </w:r>
+      <w:hyperlink r:id="rId42">
+        <w:r>
+          <w:rPr>
+            <w:rStyle w:val="Hyperlink"/>
+          </w:rPr>
+          <w:t xml:space="preserve">REST API</w:t>
+        </w:r>
+      </w:hyperlink>
+      <w:r>
+        <w:t xml:space="preserve">,</w:t>
+      </w:r>
+      <w:r>
+        <w:t xml:space="preserve"> </w:t>
+      </w:r>
+      <w:r>
+        <w:t xml:space="preserve">check the title, volume, issue and pages against the record,</w:t>
+      </w:r>
+      <w:r>
+        <w:t xml:space="preserve"> </w:t>
+      </w:r>
+      <w:r>
+        <w:t xml:space="preserve">and add the DOI.</w:t>
+      </w:r>
+      <w:r>
+        <w:t xml:space="preserve"> </w:t>
+      </w:r>
+      <w:r>
+        <w:t xml:space="preserve">Check a constant in a cited theorem, such as the factors in an inequality,</w:t>
+      </w:r>
+      <w:r>
+        <w:t xml:space="preserve"> </w:t>
+      </w:r>
+      <w:r>
+        <w:t xml:space="preserve">against a second free, official source,</w:t>
+      </w:r>
+      <w:r>
+        <w:t xml:space="preserve"> </w:t>
+      </w:r>
+      <w:r>
+        <w:t xml:space="preserve">and say in the pull request what you checked against what.</w:t>
+      </w:r>
+    </w:p>
+    <w:bookmarkEnd w:id="43"/>
+    <w:bookmarkStart w:id="44" w:name="cite-an-alias-directly"/>
+    <w:p>
+      <w:pPr>
+        <w:pStyle w:val="Heading2"/>
+      </w:pPr>
+      <w:r>
+        <w:t xml:space="preserve">13 Cite an alias directly</w:t>
+      </w:r>
+    </w:p>
+    <w:p>
+      <w:pPr>
+        <w:pStyle w:val="FirstParagraph"/>
+      </w:pPr>
+      <w:r>
+        <w:t xml:space="preserve">When a source uses another name for a defined term,</w:t>
+      </w:r>
+      <w:r>
+        <w:t xml:space="preserve"> </w:t>
+      </w:r>
+      <w:r>
+        <w:t xml:space="preserve">write the alias in bold and cite the source after it,</w:t>
+      </w:r>
+      <w:r>
+        <w:t xml:space="preserve"> </w:t>
+      </w:r>
+      <w:r>
+        <w:t xml:space="preserve">as in</w:t>
+      </w:r>
+      <w:r>
+        <w:t xml:space="preserve"> </w:t>
+      </w:r>
+      <w:r>
+        <w:rPr>
+          <w:rStyle w:val="VerbatimChar"/>
+        </w:rPr>
+        <w:t xml:space="preserve">also called the **alias** [@key, section]</w:t>
+      </w:r>
+      <w:r>
+        <w:t xml:space="preserve">.</w:t>
+      </w:r>
+      <w:r>
+        <w:t xml:space="preserve"> </w:t>
+      </w:r>
+      <w:r>
+        <w:t xml:space="preserve">The citation already says that the source uses the name,</w:t>
+      </w:r>
+      <w:r>
+        <w:t xml:space="preserve"> </w:t>
+      </w:r>
+      <w:r>
+        <w:t xml:space="preserve">so do not add a sentence such as</w:t>
+      </w:r>
+      <w:r>
+        <w:t xml:space="preserve"> </w:t>
+      </w:r>
+      <w:r>
+        <w:t xml:space="preserve">“The source uses that name”</w:t>
+      </w:r>
+      <w:r>
+        <w:t xml:space="preserve">.</w:t>
+      </w:r>
+    </w:p>
+    <w:p>
+      <w:pPr>
+        <w:pStyle w:val="BlockText"/>
+      </w:pPr>
+      <w:r>
+        <w:t xml:space="preserve">❌</w:t>
+      </w:r>
+      <w:r>
+        <w:t xml:space="preserve"> </w:t>
+      </w:r>
+      <w:r>
+        <w:rPr>
+          <w:rStyle w:val="VerbatimChar"/>
+        </w:rPr>
+        <w:t xml:space="preserve">also called the **alias**. The cited textbook uses that name.</w:t>
+      </w:r>
+    </w:p>
+    <w:p>
+      <w:pPr>
+        <w:pStyle w:val="BlockText"/>
+      </w:pPr>
+      <w:r>
+        <w:t xml:space="preserve">✅</w:t>
+      </w:r>
+      <w:r>
+        <w:t xml:space="preserve"> </w:t>
+      </w:r>
+      <w:r>
+        <w:rPr>
+          <w:rStyle w:val="VerbatimChar"/>
+        </w:rPr>
+        <w:t xml:space="preserve">also called the **alias** [@key, section]</w:t>
+      </w:r>
+    </w:p>
+    <w:bookmarkEnd w:id="44"/>
+    <w:bookmarkStart w:id="47" w:name="cite-the-original-for-named-results"/>
+    <w:p>
+      <w:pPr>
+        <w:pStyle w:val="Heading2"/>
+      </w:pPr>
+      <w:r>
+        <w:t xml:space="preserve">14 Cite the original for named results</w:t>
       </w:r>
     </w:p>
     <w:p>
@@ -3504,7 +3742,7 @@
       <w:r>
         <w:t xml:space="preserve"> </w:t>
       </w:r>
-      <w:hyperlink r:id="rId40">
+      <w:hyperlink r:id="rId45">
         <w:r>
           <w:rPr>
             <w:rStyle w:val="Hyperlink"/>
@@ -3530,7 +3768,7 @@
         <w:t xml:space="preserve">and never fill in a title, volume, or page number from memory.</w:t>
       </w:r>
     </w:p>
-    <w:bookmarkStart w:id="41" w:name="exm-cite-original"/>
+    <w:bookmarkStart w:id="46" w:name="exm-cite-original"/>
     <w:p>
       <w:pPr>
         <w:pStyle w:val="BodyText"/>
@@ -3604,15 +3842,15 @@
         <w:t xml:space="preserve">.</w:t>
       </w:r>
     </w:p>
-    <w:bookmarkEnd w:id="41"/>
-    <w:bookmarkEnd w:id="42"/>
-    <w:bookmarkStart w:id="43" w:name="put-the-content-first"/>
+    <w:bookmarkEnd w:id="46"/>
+    <w:bookmarkEnd w:id="47"/>
+    <w:bookmarkStart w:id="48" w:name="put-the-content-first"/>
     <w:p>
       <w:pPr>
         <w:pStyle w:val="Heading2"/>
       </w:pPr>
       <w:r>
-        <w:t xml:space="preserve">12 Put the content first</w:t>
+        <w:t xml:space="preserve">15 Put the content first</w:t>
       </w:r>
     </w:p>
     <w:p>
@@ -3659,14 +3897,14 @@
         <w:t xml:space="preserve">without commentary on who said it or where it was repeated.</w:t>
       </w:r>
     </w:p>
-    <w:bookmarkEnd w:id="43"/>
-    <w:bookmarkStart w:id="44" w:name="adapting-another-courses-material"/>
+    <w:bookmarkEnd w:id="48"/>
+    <w:bookmarkStart w:id="49" w:name="adapting-another-courses-material"/>
     <w:p>
       <w:pPr>
         <w:pStyle w:val="Heading2"/>
       </w:pPr>
       <w:r>
-        <w:t xml:space="preserve">13 Adapting another course’s material</w:t>
+        <w:t xml:space="preserve">16 Adapting another course’s material</w:t>
       </w:r>
     </w:p>
     <w:p>
@@ -3905,15 +4143,15 @@
         <w:t xml:space="preserve">:::</w:t>
       </w:r>
     </w:p>
-    <w:bookmarkEnd w:id="44"/>
-    <w:bookmarkStart w:id="45" w:name="material-from-your-own-work"/>
+    <w:bookmarkEnd w:id="49"/>
+    <w:bookmarkStart w:id="50" w:name="material-from-your-own-work"/>
     <w:p>
       <w:pPr>
         <w:pStyle w:val="Heading3"/>
       </w:pPr>
       <w:del w:id="3" w:author="PR Preview" w:date="2026-01-01T00:00:00Z">
         <w:r>
-          <w:delText xml:space="preserve">13.1 Material from your own repositories</w:delText>
+          <w:delText xml:space="preserve">16.1 Material from your own repositories</w:delText>
         </w:r>
       </w:del>
     </w:p>
@@ -4089,7 +4327,7 @@
       </w:pPr>
       <w:del w:id="27" w:author="PR Preview" w:date="2026-01-01T00:00:00Z">
         <w:r>
-          <w:delText xml:space="preserve">14 Common citation errors to avoid</w:delText>
+          <w:delText xml:space="preserve">17 Common citation errors to avoid</w:delText>
         </w:r>
       </w:del>
     </w:p>
@@ -4099,7 +4337,7 @@
       </w:pPr>
       <w:ins w:id="28" w:author="PR Preview" w:date="2026-01-01T00:00:00Z">
         <w:r>
-          <w:t xml:space="preserve">14 Material from your own work</w:t>
+          <w:t xml:space="preserve">17 Material from your own work</w:t>
         </w:r>
       </w:ins>
     </w:p>
@@ -4728,15 +4966,15 @@
         </w:r>
       </w:ins>
     </w:p>
-    <w:bookmarkEnd w:id="45"/>
-    <w:bookmarkStart w:id="46" w:name="common-citation-errors-to-avoid"/>
+    <w:bookmarkEnd w:id="50"/>
+    <w:bookmarkStart w:id="51" w:name="common-citation-errors-to-avoid"/>
     <w:p>
       <w:pPr>
         <w:pStyle w:val="Heading2"/>
       </w:pPr>
       <w:ins w:id="125" w:author="PR Preview" w:date="2026-01-01T00:00:00Z">
         <w:r>
-          <w:t xml:space="preserve">15 Common citation errors to avoid</w:t>
+          <w:t xml:space="preserve">18 Common citation errors to avoid</w:t>
         </w:r>
       </w:ins>
     </w:p>
@@ -4915,15 +5153,15 @@
         <w:t xml:space="preserve">: Failing to cite work that directly influenced your ideas</w:t>
       </w:r>
     </w:p>
-    <w:bookmarkEnd w:id="46"/>
-    <w:bookmarkStart w:id="52" w:name="examples"/>
+    <w:bookmarkEnd w:id="51"/>
+    <w:bookmarkStart w:id="57" w:name="examples"/>
     <w:p>
       <w:pPr>
         <w:pStyle w:val="Heading2"/>
       </w:pPr>
       <w:del w:id="126" w:author="PR Preview" w:date="2026-01-01T00:00:00Z">
         <w:r>
-          <w:delText xml:space="preserve">15 Examples</w:delText>
+          <w:delText xml:space="preserve">18 Examples</w:delText>
         </w:r>
       </w:del>
     </w:p>
@@ -4933,7 +5171,7 @@
       </w:pPr>
       <w:del w:id="127" w:author="PR Preview" w:date="2026-01-01T00:00:00Z">
         <w:r>
-          <w:delText xml:space="preserve">15.1 Poor (unsupported claim)</w:delText>
+          <w:delText xml:space="preserve">18.1 Poor (unsupported claim)</w:delText>
         </w:r>
       </w:del>
     </w:p>
@@ -4943,18 +5181,18 @@
       </w:pPr>
       <w:ins w:id="128" w:author="PR Preview" w:date="2026-01-01T00:00:00Z">
         <w:r>
-          <w:t xml:space="preserve">16 Examples</w:t>
-        </w:r>
-      </w:ins>
-    </w:p>
-    <w:bookmarkStart w:id="47" w:name="poor-unsupported-claim"/>
+          <w:t xml:space="preserve">19 Examples</w:t>
+        </w:r>
+      </w:ins>
+    </w:p>
+    <w:bookmarkStart w:id="52" w:name="poor-unsupported-claim"/>
     <w:p>
       <w:pPr>
         <w:pStyle w:val="Heading3"/>
       </w:pPr>
       <w:ins w:id="129" w:author="PR Preview" w:date="2026-01-01T00:00:00Z">
         <w:r>
-          <w:t xml:space="preserve">16.1 Poor (unsupported claim)</w:t>
+          <w:t xml:space="preserve">19.1 Poor (unsupported claim)</w:t>
         </w:r>
       </w:ins>
     </w:p>
@@ -4981,15 +5219,15 @@
         <w:t xml:space="preserve">: This claim is stated as fact without any support.</w:t>
       </w:r>
     </w:p>
-    <w:bookmarkEnd w:id="47"/>
-    <w:bookmarkStart w:id="48" w:name="better-citation-provided"/>
+    <w:bookmarkEnd w:id="52"/>
+    <w:bookmarkStart w:id="53" w:name="better-citation-provided"/>
     <w:p>
       <w:pPr>
         <w:pStyle w:val="Heading3"/>
       </w:pPr>
       <w:del w:id="130" w:author="PR Preview" w:date="2026-01-01T00:00:00Z">
         <w:r>
-          <w:delText xml:space="preserve">15.2 Better (citation provided)</w:delText>
+          <w:delText xml:space="preserve">18.2 Better (citation provided)</w:delText>
         </w:r>
       </w:del>
     </w:p>
@@ -4999,7 +5237,7 @@
       </w:pPr>
       <w:ins w:id="131" w:author="PR Preview" w:date="2026-01-01T00:00:00Z">
         <w:r>
-          <w:t xml:space="preserve">16.2 Better (citation provided)</w:t>
+          <w:t xml:space="preserve">19.2 Better (citation provided)</w:t>
         </w:r>
       </w:ins>
     </w:p>
@@ -5035,15 +5273,15 @@
         <w:t xml:space="preserve">: Citations provide evidence for the claim.</w:t>
       </w:r>
     </w:p>
-    <w:bookmarkEnd w:id="48"/>
-    <w:bookmarkStart w:id="49" w:name="best-citation-with-context"/>
+    <w:bookmarkEnd w:id="53"/>
+    <w:bookmarkStart w:id="54" w:name="best-citation-with-context"/>
     <w:p>
       <w:pPr>
         <w:pStyle w:val="Heading3"/>
       </w:pPr>
       <w:del w:id="132" w:author="PR Preview" w:date="2026-01-01T00:00:00Z">
         <w:r>
-          <w:delText xml:space="preserve">15.3 Best (citation with context)</w:delText>
+          <w:delText xml:space="preserve">18.3 Best (citation with context)</w:delText>
         </w:r>
       </w:del>
     </w:p>
@@ -5053,7 +5291,7 @@
       </w:pPr>
       <w:ins w:id="133" w:author="PR Preview" w:date="2026-01-01T00:00:00Z">
         <w:r>
-          <w:t xml:space="preserve">16.3 Best (citation with context)</w:t>
+          <w:t xml:space="preserve">19.3 Best (citation with context)</w:t>
         </w:r>
       </w:ins>
     </w:p>
@@ -5101,15 +5339,15 @@
         <w:t xml:space="preserve">: The specific support each citation provides is explained.</w:t>
       </w:r>
     </w:p>
-    <w:bookmarkEnd w:id="49"/>
-    <w:bookmarkStart w:id="50" w:name="poor-irrelevant-citation"/>
+    <w:bookmarkEnd w:id="54"/>
+    <w:bookmarkStart w:id="55" w:name="poor-irrelevant-citation"/>
     <w:p>
       <w:pPr>
         <w:pStyle w:val="Heading3"/>
       </w:pPr>
       <w:del w:id="134" w:author="PR Preview" w:date="2026-01-01T00:00:00Z">
         <w:r>
-          <w:delText xml:space="preserve">15.4 Poor (irrelevant citation)</w:delText>
+          <w:delText xml:space="preserve">18.4 Poor (irrelevant citation)</w:delText>
         </w:r>
       </w:del>
     </w:p>
@@ -5119,7 +5357,7 @@
       </w:pPr>
       <w:ins w:id="135" w:author="PR Preview" w:date="2026-01-01T00:00:00Z">
         <w:r>
-          <w:t xml:space="preserve">16.4 Poor (irrelevant citation)</w:t>
+          <w:t xml:space="preserve">19.4 Poor (irrelevant citation)</w:t>
         </w:r>
       </w:ins>
     </w:p>
@@ -5155,15 +5393,15 @@
         <w:t xml:space="preserve">: Knuth’s 1984 paper on literate programming doesn’t address Python or data science.</w:t>
       </w:r>
     </w:p>
-    <w:bookmarkEnd w:id="50"/>
-    <w:bookmarkStart w:id="51" w:name="better-relevant-citation"/>
+    <w:bookmarkEnd w:id="55"/>
+    <w:bookmarkStart w:id="56" w:name="better-relevant-citation"/>
     <w:p>
       <w:pPr>
         <w:pStyle w:val="Heading3"/>
       </w:pPr>
       <w:del w:id="136" w:author="PR Preview" w:date="2026-01-01T00:00:00Z">
         <w:r>
-          <w:delText xml:space="preserve">15.5 Better (relevant citation)</w:delText>
+          <w:delText xml:space="preserve">18.5 Better (relevant citation)</w:delText>
         </w:r>
       </w:del>
     </w:p>
@@ -5173,7 +5411,7 @@
       </w:pPr>
       <w:ins w:id="137" w:author="PR Preview" w:date="2026-01-01T00:00:00Z">
         <w:r>
-          <w:t xml:space="preserve">16.5 Better (relevant citation)</w:t>
+          <w:t xml:space="preserve">19.5 Better (relevant citation)</w:t>
         </w:r>
       </w:ins>
     </w:p>
@@ -5209,16 +5447,16 @@
         <w:t xml:space="preserve">: The citation is to a current survey of programming language usage.</w:t>
       </w:r>
     </w:p>
-    <w:bookmarkEnd w:id="51"/>
-    <w:bookmarkEnd w:id="52"/>
-    <w:bookmarkStart w:id="69" w:name="conclusion"/>
+    <w:bookmarkEnd w:id="56"/>
+    <w:bookmarkEnd w:id="57"/>
+    <w:bookmarkStart w:id="74" w:name="conclusion"/>
     <w:p>
       <w:pPr>
         <w:pStyle w:val="Heading2"/>
       </w:pPr>
       <w:del w:id="138" w:author="PR Preview" w:date="2026-01-01T00:00:00Z">
         <w:r>
-          <w:delText xml:space="preserve">16 Conclusion</w:delText>
+          <w:delText xml:space="preserve">19 Conclusion</w:delText>
         </w:r>
       </w:del>
     </w:p>
@@ -5228,7 +5466,7 @@
       </w:pPr>
       <w:ins w:id="139" w:author="PR Preview" w:date="2026-01-01T00:00:00Z">
         <w:r>
-          <w:t xml:space="preserve">17 Conclusion</w:t>
+          <w:t xml:space="preserve">20 Conclusion</w:t>
         </w:r>
       </w:ins>
     </w:p>
@@ -5282,8 +5520,8 @@
         <w:t xml:space="preserve">add a citation or present direct evidence.</w:t>
       </w:r>
     </w:p>
-    <w:bookmarkStart w:id="68" w:name="refs"/>
-    <w:bookmarkStart w:id="54" w:name="ref-bienayme1853"/>
+    <w:bookmarkStart w:id="73" w:name="refs"/>
+    <w:bookmarkStart w:id="59" w:name="ref-bienayme1853"/>
     <w:p>
       <w:pPr>
         <w:pStyle w:val="Bibliography"/>
@@ -5328,7 +5566,7 @@
       <w:r>
         <w:t xml:space="preserve"> </w:t>
       </w:r>
-      <w:hyperlink r:id="rId53">
+      <w:hyperlink r:id="rId58">
         <w:r>
           <w:rPr>
             <w:rStyle w:val="Hyperlink"/>
@@ -5340,8 +5578,8 @@
         <w:t xml:space="preserve">.</w:t>
       </w:r>
     </w:p>
-    <w:bookmarkEnd w:id="54"/>
-    <w:bookmarkStart w:id="56" w:name="ref-blitzstein2019introduction"/>
+    <w:bookmarkEnd w:id="59"/>
+    <w:bookmarkStart w:id="61" w:name="ref-blitzstein2019introduction"/>
     <w:p>
       <w:pPr>
         <w:pStyle w:val="Bibliography"/>
@@ -5365,7 +5603,7 @@
       <w:r>
         <w:t xml:space="preserve"> </w:t>
       </w:r>
-      <w:hyperlink r:id="rId55">
+      <w:hyperlink r:id="rId60">
         <w:r>
           <w:rPr>
             <w:rStyle w:val="Hyperlink"/>
@@ -5377,8 +5615,8 @@
         <w:t xml:space="preserve">.</w:t>
       </w:r>
     </w:p>
-    <w:bookmarkEnd w:id="56"/>
-    <w:bookmarkStart w:id="58" w:name="ref-hawkins2004"/>
+    <w:bookmarkEnd w:id="61"/>
+    <w:bookmarkStart w:id="63" w:name="ref-hawkins2004"/>
     <w:p>
       <w:pPr>
         <w:pStyle w:val="Bibliography"/>
@@ -5411,7 +5649,7 @@
       <w:r>
         <w:t xml:space="preserve"> </w:t>
       </w:r>
-      <w:hyperlink r:id="rId57">
+      <w:hyperlink r:id="rId62">
         <w:r>
           <w:rPr>
             <w:rStyle w:val="Hyperlink"/>
@@ -5423,8 +5661,8 @@
         <w:t xml:space="preserve">.</w:t>
       </w:r>
     </w:p>
-    <w:bookmarkEnd w:id="58"/>
-    <w:bookmarkStart w:id="60" w:name="ref-knuth84"/>
+    <w:bookmarkEnd w:id="63"/>
+    <w:bookmarkStart w:id="65" w:name="ref-knuth84"/>
     <w:p>
       <w:pPr>
         <w:pStyle w:val="Bibliography"/>
@@ -5457,7 +5695,7 @@
       <w:r>
         <w:t xml:space="preserve"> </w:t>
       </w:r>
-      <w:hyperlink r:id="rId59">
+      <w:hyperlink r:id="rId64">
         <w:r>
           <w:rPr>
             <w:rStyle w:val="Hyperlink"/>
@@ -5469,8 +5707,8 @@
         <w:t xml:space="preserve">.</w:t>
       </w:r>
     </w:p>
-    <w:bookmarkEnd w:id="60"/>
-    <w:bookmarkStart w:id="61" w:name="ref-mitchell1997"/>
+    <w:bookmarkEnd w:id="65"/>
+    <w:bookmarkStart w:id="66" w:name="ref-mitchell1997"/>
     <w:p>
       <w:pPr>
         <w:pStyle w:val="Bibliography"/>
@@ -5492,8 +5730,8 @@
         <w:t xml:space="preserve">. McGraw-Hill.</w:t>
       </w:r>
     </w:p>
-    <w:bookmarkEnd w:id="61"/>
-    <w:bookmarkStart w:id="63" w:name="ref-stackoverflow2024"/>
+    <w:bookmarkEnd w:id="66"/>
+    <w:bookmarkStart w:id="68" w:name="ref-stackoverflow2024"/>
     <w:p>
       <w:pPr>
         <w:pStyle w:val="Bibliography"/>
@@ -5517,7 +5755,7 @@
       <w:r>
         <w:t xml:space="preserve"> </w:t>
       </w:r>
-      <w:hyperlink r:id="rId62">
+      <w:hyperlink r:id="rId67">
         <w:r>
           <w:rPr>
             <w:rStyle w:val="Hyperlink"/>
@@ -5529,8 +5767,8 @@
         <w:t xml:space="preserve">.</w:t>
       </w:r>
     </w:p>
-    <w:bookmarkEnd w:id="63"/>
-    <w:bookmarkStart w:id="65" w:name="ref-tchebichef1867"/>
+    <w:bookmarkEnd w:id="68"/>
+    <w:bookmarkStart w:id="70" w:name="ref-tchebichef1867"/>
     <w:p>
       <w:pPr>
         <w:pStyle w:val="Bibliography"/>
@@ -5560,7 +5798,7 @@
       <w:r>
         <w:t xml:space="preserve"> </w:t>
       </w:r>
-      <w:hyperlink r:id="rId64">
+      <w:hyperlink r:id="rId69">
         <w:r>
           <w:rPr>
             <w:rStyle w:val="Hyperlink"/>
@@ -5572,8 +5810,8 @@
         <w:t xml:space="preserve">.</w:t>
       </w:r>
     </w:p>
-    <w:bookmarkEnd w:id="65"/>
-    <w:bookmarkStart w:id="67" w:name="ref-vapnik1998"/>
+    <w:bookmarkEnd w:id="70"/>
+    <w:bookmarkStart w:id="72" w:name="ref-vapnik1998"/>
     <w:p>
       <w:pPr>
         <w:pStyle w:val="Bibliography"/>
@@ -5597,7 +5835,7 @@
       <w:r>
         <w:t xml:space="preserve"> </w:t>
       </w:r>
-      <w:hyperlink r:id="rId66">
+      <w:hyperlink r:id="rId71">
         <w:r>
           <w:rPr>
             <w:rStyle w:val="Hyperlink"/>
@@ -5609,9 +5847,9 @@
         <w:t xml:space="preserve">.</w:t>
       </w:r>
     </w:p>
-    <w:bookmarkEnd w:id="67"/>
-    <w:bookmarkEnd w:id="68"/>
-    <w:bookmarkEnd w:id="69"/>
+    <w:bookmarkEnd w:id="72"/>
+    <w:bookmarkEnd w:id="73"/>
+    <w:bookmarkEnd w:id="74"/>
     <w:sectPr>
       <w:footnotePr>
         <w:numRestart w:val="eachSect"/>
